--- a/docs/ผลการทดสอบระบบ 1.0.docx
+++ b/docs/ผลการทดสอบระบบ 1.0.docx
@@ -182,7 +182,7 @@
                 <w:sz w:val="18"/>
                 <w:szCs w:val="18"/>
               </w:rPr>
-              <w:t xml:space="preserve">25 ตุลาคม 2569 (2026-10-25) – ทดสอบ 3 รอบ (ล่าสุด: รถย้ายตามห้อง)</w:t>
+              <w:t xml:space="preserve">25 ตุลาคม 2569 (2026-10-25) – ทดสอบ 4 รอบ (ล่าสุด: ระบบชำระเงินเมื่อยังไม่ตั้งค่า)</w:t>
             </w:r>
           </w:p>
         </w:tc>
@@ -722,7 +722,7 @@
                 <w:sz w:val="18"/>
                 <w:szCs w:val="18"/>
               </w:rPr>
-              <w:t xml:space="preserve">Automated tests (12 ไฟล์)</w:t>
+              <w:t xml:space="preserve">Automated tests (13 ไฟล์)</w:t>
             </w:r>
           </w:p>
         </w:tc>
@@ -752,7 +752,7 @@
                 <w:sz w:val="18"/>
                 <w:szCs w:val="18"/>
               </w:rPr>
-              <w:t xml:space="preserve">120</w:t>
+              <w:t xml:space="preserve">125</w:t>
             </w:r>
           </w:p>
         </w:tc>
@@ -782,7 +782,7 @@
                 <w:sz w:val="18"/>
                 <w:szCs w:val="18"/>
               </w:rPr>
-              <w:t xml:space="preserve">120</w:t>
+              <w:t xml:space="preserve">125</w:t>
             </w:r>
           </w:p>
         </w:tc>
@@ -2215,6 +2215,228 @@
           </w:p>
         </w:tc>
       </w:tr>
+      <w:tr>
+        <w:trPr>
+          <w:cantSplit/>
+        </w:trPr>
+        <w:tc>
+          <w:tcPr>
+            <w:tcW w:type="dxa" w:w="700"/>
+            <w:tcBorders>
+              <w:top w:val="single" w:color="BFBFBF" w:sz="4"/>
+              <w:left w:val="single" w:color="BFBFBF" w:sz="4"/>
+              <w:bottom w:val="single" w:color="BFBFBF" w:sz="4"/>
+              <w:right w:val="single" w:color="BFBFBF" w:sz="4"/>
+            </w:tcBorders>
+            <w:tcMar>
+              <w:top w:type="dxa" w:w="50"/>
+              <w:left w:type="dxa" w:w="90"/>
+              <w:bottom w:type="dxa" w:w="50"/>
+              <w:right w:type="dxa" w:w="90"/>
+            </w:tcMar>
+          </w:tcPr>
+          <w:p>
+            <w:pPr>
+              <w:spacing w:before="0" w:after="0"/>
+              <w:jc w:val="center"/>
+            </w:pPr>
+            <w:r>
+              <w:rPr>
+                <w:rFonts w:ascii="Tahoma" w:cs="Tahoma" w:eastAsia="Tahoma" w:hAnsi="Tahoma"/>
+                <w:sz w:val="18"/>
+                <w:szCs w:val="18"/>
+              </w:rPr>
+              <w:t xml:space="preserve">4</w:t>
+            </w:r>
+          </w:p>
+        </w:tc>
+        <w:tc>
+          <w:tcPr>
+            <w:tcW w:type="dxa" w:w="3438"/>
+            <w:tcBorders>
+              <w:top w:val="single" w:color="BFBFBF" w:sz="4"/>
+              <w:left w:val="single" w:color="BFBFBF" w:sz="4"/>
+              <w:bottom w:val="single" w:color="BFBFBF" w:sz="4"/>
+              <w:right w:val="single" w:color="BFBFBF" w:sz="4"/>
+            </w:tcBorders>
+            <w:tcMar>
+              <w:top w:type="dxa" w:w="50"/>
+              <w:left w:type="dxa" w:w="90"/>
+              <w:bottom w:type="dxa" w:w="50"/>
+              <w:right w:type="dxa" w:w="90"/>
+            </w:tcMar>
+          </w:tcPr>
+          <w:p>
+            <w:pPr>
+              <w:spacing w:before="0" w:after="0"/>
+            </w:pPr>
+            <w:r>
+              <w:rPr>
+                <w:rFonts w:ascii="Tahoma" w:cs="Tahoma" w:eastAsia="Tahoma" w:hAnsi="Tahoma"/>
+                <w:sz w:val="18"/>
+                <w:szCs w:val="18"/>
+              </w:rPr>
+              <w:t xml:space="preserve">ซ่อน idcard จากเบราว์เซอร์ + ชำระเงินได้แม้ยังไม่ตั้งค่าช่องทาง + ปิดปุ่มจ่ายระหว่างรอตรวจสลิป</w:t>
+            </w:r>
+          </w:p>
+        </w:tc>
+        <w:tc>
+          <w:tcPr>
+            <w:tcW w:type="dxa" w:w="1500"/>
+            <w:tcBorders>
+              <w:top w:val="single" w:color="BFBFBF" w:sz="4"/>
+              <w:left w:val="single" w:color="BFBFBF" w:sz="4"/>
+              <w:bottom w:val="single" w:color="BFBFBF" w:sz="4"/>
+              <w:right w:val="single" w:color="BFBFBF" w:sz="4"/>
+            </w:tcBorders>
+            <w:tcMar>
+              <w:top w:type="dxa" w:w="50"/>
+              <w:left w:type="dxa" w:w="90"/>
+              <w:bottom w:type="dxa" w:w="50"/>
+              <w:right w:type="dxa" w:w="90"/>
+            </w:tcMar>
+          </w:tcPr>
+          <w:p>
+            <w:pPr>
+              <w:spacing w:before="0" w:after="0"/>
+            </w:pPr>
+            <w:r>
+              <w:rPr>
+                <w:rFonts w:ascii="Tahoma" w:cs="Tahoma" w:eastAsia="Tahoma" w:hAnsi="Tahoma"/>
+                <w:b/>
+                <w:bCs/>
+                <w:color w:val="1E7B34"/>
+                <w:sz w:val="24"/>
+                <w:szCs w:val="24"/>
+              </w:rPr>
+              <w:t xml:space="preserve">☑</w:t>
+            </w:r>
+            <w:r>
+              <w:rPr>
+                <w:rFonts w:ascii="Tahoma" w:cs="Tahoma" w:eastAsia="Tahoma" w:hAnsi="Tahoma"/>
+                <w:sz w:val="18"/>
+                <w:szCs w:val="18"/>
+              </w:rPr>
+              <w:t xml:space="preserve"> 125/125</w:t>
+            </w:r>
+          </w:p>
+        </w:tc>
+        <w:tc>
+          <w:tcPr>
+            <w:tcW w:type="dxa" w:w="1500"/>
+            <w:tcBorders>
+              <w:top w:val="single" w:color="BFBFBF" w:sz="4"/>
+              <w:left w:val="single" w:color="BFBFBF" w:sz="4"/>
+              <w:bottom w:val="single" w:color="BFBFBF" w:sz="4"/>
+              <w:right w:val="single" w:color="BFBFBF" w:sz="4"/>
+            </w:tcBorders>
+            <w:tcMar>
+              <w:top w:type="dxa" w:w="50"/>
+              <w:left w:type="dxa" w:w="90"/>
+              <w:bottom w:type="dxa" w:w="50"/>
+              <w:right w:type="dxa" w:w="90"/>
+            </w:tcMar>
+          </w:tcPr>
+          <w:p>
+            <w:pPr>
+              <w:spacing w:before="0" w:after="0"/>
+            </w:pPr>
+            <w:r>
+              <w:rPr>
+                <w:rFonts w:ascii="Tahoma" w:cs="Tahoma" w:eastAsia="Tahoma" w:hAnsi="Tahoma"/>
+                <w:b/>
+                <w:bCs/>
+                <w:color w:val="1E7B34"/>
+                <w:sz w:val="24"/>
+                <w:szCs w:val="24"/>
+              </w:rPr>
+              <w:t xml:space="preserve">☑</w:t>
+            </w:r>
+            <w:r>
+              <w:rPr>
+                <w:rFonts w:ascii="Tahoma" w:cs="Tahoma" w:eastAsia="Tahoma" w:hAnsi="Tahoma"/>
+                <w:sz w:val="18"/>
+                <w:szCs w:val="18"/>
+              </w:rPr>
+              <w:t xml:space="preserve"> 114/114</w:t>
+            </w:r>
+          </w:p>
+        </w:tc>
+        <w:tc>
+          <w:tcPr>
+            <w:tcW w:type="dxa" w:w="1000"/>
+            <w:tcBorders>
+              <w:top w:val="single" w:color="BFBFBF" w:sz="4"/>
+              <w:left w:val="single" w:color="BFBFBF" w:sz="4"/>
+              <w:bottom w:val="single" w:color="BFBFBF" w:sz="4"/>
+              <w:right w:val="single" w:color="BFBFBF" w:sz="4"/>
+            </w:tcBorders>
+            <w:tcMar>
+              <w:top w:type="dxa" w:w="50"/>
+              <w:left w:type="dxa" w:w="90"/>
+              <w:bottom w:type="dxa" w:w="50"/>
+              <w:right w:type="dxa" w:w="90"/>
+            </w:tcMar>
+          </w:tcPr>
+          <w:p>
+            <w:pPr>
+              <w:spacing w:before="0" w:after="0"/>
+            </w:pPr>
+            <w:r>
+              <w:rPr>
+                <w:rFonts w:ascii="Tahoma" w:cs="Tahoma" w:eastAsia="Tahoma" w:hAnsi="Tahoma"/>
+                <w:b/>
+                <w:bCs/>
+                <w:color w:val="1E7B34"/>
+                <w:sz w:val="24"/>
+                <w:szCs w:val="24"/>
+              </w:rPr>
+              <w:t xml:space="preserve">☑</w:t>
+            </w:r>
+          </w:p>
+        </w:tc>
+        <w:tc>
+          <w:tcPr>
+            <w:tcW w:type="dxa" w:w="1500"/>
+            <w:tcBorders>
+              <w:top w:val="single" w:color="BFBFBF" w:sz="4"/>
+              <w:left w:val="single" w:color="BFBFBF" w:sz="4"/>
+              <w:bottom w:val="single" w:color="BFBFBF" w:sz="4"/>
+              <w:right w:val="single" w:color="BFBFBF" w:sz="4"/>
+            </w:tcBorders>
+            <w:tcMar>
+              <w:top w:type="dxa" w:w="50"/>
+              <w:left w:type="dxa" w:w="90"/>
+              <w:bottom w:type="dxa" w:w="50"/>
+              <w:right w:type="dxa" w:w="90"/>
+            </w:tcMar>
+          </w:tcPr>
+          <w:p>
+            <w:pPr>
+              <w:spacing w:before="0" w:after="0"/>
+            </w:pPr>
+            <w:r>
+              <w:rPr>
+                <w:rFonts w:ascii="Tahoma" w:cs="Tahoma" w:eastAsia="Tahoma" w:hAnsi="Tahoma"/>
+                <w:b/>
+                <w:bCs/>
+                <w:color w:val="1E7B34"/>
+                <w:sz w:val="24"/>
+                <w:szCs w:val="24"/>
+              </w:rPr>
+              <w:t xml:space="preserve">☑</w:t>
+            </w:r>
+            <w:r>
+              <w:rPr>
+                <w:rFonts w:ascii="Tahoma" w:cs="Tahoma" w:eastAsia="Tahoma" w:hAnsi="Tahoma"/>
+                <w:sz w:val="18"/>
+                <w:szCs w:val="18"/>
+              </w:rPr>
+              <w:t xml:space="preserve"> 0E / 0W</w:t>
+            </w:r>
+          </w:p>
+        </w:tc>
+      </w:tr>
     </w:tbl>
     <w:p>
       <w:pPr>
@@ -2255,7 +2477,7 @@
           <w:sz w:val="22"/>
           <w:szCs w:val="22"/>
         </w:rPr>
-        <w:t xml:space="preserve">  เทียบผลรายระบบ รอบ 1 → รอบ 3</w:t>
+        <w:t xml:space="preserve">  เทียบผลรายระบบ รอบ 1 → รอบ 4</w:t>
       </w:r>
       <w:r>
         <w:rPr>
@@ -2280,11 +2502,12 @@
         </w:tblBorders>
       </w:tblPr>
       <w:tblGrid>
-        <w:gridCol w:w="700"/>
-        <w:gridCol w:w="4638"/>
-        <w:gridCol w:w="1400"/>
-        <w:gridCol w:w="1400"/>
-        <w:gridCol w:w="1500"/>
+        <w:gridCol w:w="600"/>
+        <w:gridCol w:w="4238"/>
+        <w:gridCol w:w="1200"/>
+        <w:gridCol w:w="1200"/>
+        <w:gridCol w:w="1200"/>
+        <w:gridCol w:w="1200"/>
       </w:tblGrid>
       <w:tr>
         <w:trPr>
@@ -2292,7 +2515,7 @@
         </w:trPr>
         <w:tc>
           <w:tcPr>
-            <w:tcW w:type="dxa" w:w="700"/>
+            <w:tcW w:type="dxa" w:w="600"/>
             <w:tcBorders>
               <w:top w:val="single" w:color="BFBFBF" w:sz="4"/>
               <w:left w:val="single" w:color="BFBFBF" w:sz="4"/>
@@ -2326,7 +2549,7 @@
         </w:tc>
         <w:tc>
           <w:tcPr>
-            <w:tcW w:type="dxa" w:w="4638"/>
+            <w:tcW w:type="dxa" w:w="4238"/>
             <w:tcBorders>
               <w:top w:val="single" w:color="BFBFBF" w:sz="4"/>
               <w:left w:val="single" w:color="BFBFBF" w:sz="4"/>
@@ -2359,7 +2582,7 @@
         </w:tc>
         <w:tc>
           <w:tcPr>
-            <w:tcW w:type="dxa" w:w="1400"/>
+            <w:tcW w:type="dxa" w:w="1200"/>
             <w:tcBorders>
               <w:top w:val="single" w:color="BFBFBF" w:sz="4"/>
               <w:left w:val="single" w:color="BFBFBF" w:sz="4"/>
@@ -2392,7 +2615,7 @@
         </w:tc>
         <w:tc>
           <w:tcPr>
-            <w:tcW w:type="dxa" w:w="1400"/>
+            <w:tcW w:type="dxa" w:w="1200"/>
             <w:tcBorders>
               <w:top w:val="single" w:color="BFBFBF" w:sz="4"/>
               <w:left w:val="single" w:color="BFBFBF" w:sz="4"/>
@@ -2425,7 +2648,7 @@
         </w:tc>
         <w:tc>
           <w:tcPr>
-            <w:tcW w:type="dxa" w:w="1500"/>
+            <w:tcW w:type="dxa" w:w="1200"/>
             <w:tcBorders>
               <w:top w:val="single" w:color="BFBFBF" w:sz="4"/>
               <w:left w:val="single" w:color="BFBFBF" w:sz="4"/>
@@ -2453,6 +2676,39 @@
                 <w:szCs w:val="18"/>
               </w:rPr>
               <w:t xml:space="preserve">รอบ 3</w:t>
+            </w:r>
+          </w:p>
+        </w:tc>
+        <w:tc>
+          <w:tcPr>
+            <w:tcW w:type="dxa" w:w="1200"/>
+            <w:tcBorders>
+              <w:top w:val="single" w:color="BFBFBF" w:sz="4"/>
+              <w:left w:val="single" w:color="BFBFBF" w:sz="4"/>
+              <w:bottom w:val="single" w:color="BFBFBF" w:sz="4"/>
+              <w:right w:val="single" w:color="BFBFBF" w:sz="4"/>
+            </w:tcBorders>
+            <w:shd w:fill="DCE6F2" w:color="auto" w:val="clear"/>
+            <w:tcMar>
+              <w:top w:type="dxa" w:w="50"/>
+              <w:left w:type="dxa" w:w="90"/>
+              <w:bottom w:type="dxa" w:w="50"/>
+              <w:right w:type="dxa" w:w="90"/>
+            </w:tcMar>
+          </w:tcPr>
+          <w:p>
+            <w:pPr>
+              <w:spacing w:before="0" w:after="0"/>
+            </w:pPr>
+            <w:r>
+              <w:rPr>
+                <w:rFonts w:ascii="Tahoma" w:cs="Tahoma" w:eastAsia="Tahoma" w:hAnsi="Tahoma"/>
+                <w:b/>
+                <w:bCs/>
+                <w:sz w:val="18"/>
+                <w:szCs w:val="18"/>
+              </w:rPr>
+              <w:t xml:space="preserve">รอบ 4</w:t>
             </w:r>
           </w:p>
         </w:tc>
@@ -2463,7 +2719,7 @@
         </w:trPr>
         <w:tc>
           <w:tcPr>
-            <w:tcW w:type="dxa" w:w="700"/>
+            <w:tcW w:type="dxa" w:w="600"/>
             <w:tcBorders>
               <w:top w:val="single" w:color="BFBFBF" w:sz="4"/>
               <w:left w:val="single" w:color="BFBFBF" w:sz="4"/>
@@ -2497,7 +2753,7 @@
         </w:tc>
         <w:tc>
           <w:tcPr>
-            <w:tcW w:type="dxa" w:w="4638"/>
+            <w:tcW w:type="dxa" w:w="4238"/>
             <w:tcBorders>
               <w:top w:val="single" w:color="BFBFBF" w:sz="4"/>
               <w:left w:val="single" w:color="BFBFBF" w:sz="4"/>
@@ -2527,7 +2783,7 @@
         </w:tc>
         <w:tc>
           <w:tcPr>
-            <w:tcW w:type="dxa" w:w="1400"/>
+            <w:tcW w:type="dxa" w:w="1200"/>
             <w:tcBorders>
               <w:top w:val="single" w:color="BFBFBF" w:sz="4"/>
               <w:left w:val="single" w:color="BFBFBF" w:sz="4"/>
@@ -2557,7 +2813,7 @@
         </w:tc>
         <w:tc>
           <w:tcPr>
-            <w:tcW w:type="dxa" w:w="1400"/>
+            <w:tcW w:type="dxa" w:w="1200"/>
             <w:tcBorders>
               <w:top w:val="single" w:color="BFBFBF" w:sz="4"/>
               <w:left w:val="single" w:color="BFBFBF" w:sz="4"/>
@@ -2587,7 +2843,37 @@
         </w:tc>
         <w:tc>
           <w:tcPr>
-            <w:tcW w:type="dxa" w:w="1500"/>
+            <w:tcW w:type="dxa" w:w="1200"/>
+            <w:tcBorders>
+              <w:top w:val="single" w:color="BFBFBF" w:sz="4"/>
+              <w:left w:val="single" w:color="BFBFBF" w:sz="4"/>
+              <w:bottom w:val="single" w:color="BFBFBF" w:sz="4"/>
+              <w:right w:val="single" w:color="BFBFBF" w:sz="4"/>
+            </w:tcBorders>
+            <w:tcMar>
+              <w:top w:type="dxa" w:w="50"/>
+              <w:left w:type="dxa" w:w="90"/>
+              <w:bottom w:type="dxa" w:w="50"/>
+              <w:right w:type="dxa" w:w="90"/>
+            </w:tcMar>
+          </w:tcPr>
+          <w:p>
+            <w:pPr>
+              <w:spacing w:before="0" w:after="0"/>
+            </w:pPr>
+            <w:r>
+              <w:rPr>
+                <w:rFonts w:ascii="Tahoma" w:cs="Tahoma" w:eastAsia="Tahoma" w:hAnsi="Tahoma"/>
+                <w:sz w:val="18"/>
+                <w:szCs w:val="18"/>
+              </w:rPr>
+              <w:t xml:space="preserve">11/11</w:t>
+            </w:r>
+          </w:p>
+        </w:tc>
+        <w:tc>
+          <w:tcPr>
+            <w:tcW w:type="dxa" w:w="1200"/>
             <w:tcBorders>
               <w:top w:val="single" w:color="BFBFBF" w:sz="4"/>
               <w:left w:val="single" w:color="BFBFBF" w:sz="4"/>
@@ -2622,7 +2908,7 @@
         </w:trPr>
         <w:tc>
           <w:tcPr>
-            <w:tcW w:type="dxa" w:w="700"/>
+            <w:tcW w:type="dxa" w:w="600"/>
             <w:tcBorders>
               <w:top w:val="single" w:color="BFBFBF" w:sz="4"/>
               <w:left w:val="single" w:color="BFBFBF" w:sz="4"/>
@@ -2656,7 +2942,7 @@
         </w:tc>
         <w:tc>
           <w:tcPr>
-            <w:tcW w:type="dxa" w:w="4638"/>
+            <w:tcW w:type="dxa" w:w="4238"/>
             <w:tcBorders>
               <w:top w:val="single" w:color="BFBFBF" w:sz="4"/>
               <w:left w:val="single" w:color="BFBFBF" w:sz="4"/>
@@ -2686,7 +2972,7 @@
         </w:tc>
         <w:tc>
           <w:tcPr>
-            <w:tcW w:type="dxa" w:w="1400"/>
+            <w:tcW w:type="dxa" w:w="1200"/>
             <w:tcBorders>
               <w:top w:val="single" w:color="BFBFBF" w:sz="4"/>
               <w:left w:val="single" w:color="BFBFBF" w:sz="4"/>
@@ -2716,7 +3002,7 @@
         </w:tc>
         <w:tc>
           <w:tcPr>
-            <w:tcW w:type="dxa" w:w="1400"/>
+            <w:tcW w:type="dxa" w:w="1200"/>
             <w:tcBorders>
               <w:top w:val="single" w:color="BFBFBF" w:sz="4"/>
               <w:left w:val="single" w:color="BFBFBF" w:sz="4"/>
@@ -2746,7 +3032,37 @@
         </w:tc>
         <w:tc>
           <w:tcPr>
-            <w:tcW w:type="dxa" w:w="1500"/>
+            <w:tcW w:type="dxa" w:w="1200"/>
+            <w:tcBorders>
+              <w:top w:val="single" w:color="BFBFBF" w:sz="4"/>
+              <w:left w:val="single" w:color="BFBFBF" w:sz="4"/>
+              <w:bottom w:val="single" w:color="BFBFBF" w:sz="4"/>
+              <w:right w:val="single" w:color="BFBFBF" w:sz="4"/>
+            </w:tcBorders>
+            <w:tcMar>
+              <w:top w:type="dxa" w:w="50"/>
+              <w:left w:type="dxa" w:w="90"/>
+              <w:bottom w:type="dxa" w:w="50"/>
+              <w:right w:type="dxa" w:w="90"/>
+            </w:tcMar>
+          </w:tcPr>
+          <w:p>
+            <w:pPr>
+              <w:spacing w:before="0" w:after="0"/>
+            </w:pPr>
+            <w:r>
+              <w:rPr>
+                <w:rFonts w:ascii="Tahoma" w:cs="Tahoma" w:eastAsia="Tahoma" w:hAnsi="Tahoma"/>
+                <w:sz w:val="18"/>
+                <w:szCs w:val="18"/>
+              </w:rPr>
+              <w:t xml:space="preserve">9/9</w:t>
+            </w:r>
+          </w:p>
+        </w:tc>
+        <w:tc>
+          <w:tcPr>
+            <w:tcW w:type="dxa" w:w="1200"/>
             <w:tcBorders>
               <w:top w:val="single" w:color="BFBFBF" w:sz="4"/>
               <w:left w:val="single" w:color="BFBFBF" w:sz="4"/>
@@ -2781,7 +3097,7 @@
         </w:trPr>
         <w:tc>
           <w:tcPr>
-            <w:tcW w:type="dxa" w:w="700"/>
+            <w:tcW w:type="dxa" w:w="600"/>
             <w:tcBorders>
               <w:top w:val="single" w:color="BFBFBF" w:sz="4"/>
               <w:left w:val="single" w:color="BFBFBF" w:sz="4"/>
@@ -2815,7 +3131,7 @@
         </w:tc>
         <w:tc>
           <w:tcPr>
-            <w:tcW w:type="dxa" w:w="4638"/>
+            <w:tcW w:type="dxa" w:w="4238"/>
             <w:tcBorders>
               <w:top w:val="single" w:color="BFBFBF" w:sz="4"/>
               <w:left w:val="single" w:color="BFBFBF" w:sz="4"/>
@@ -2845,7 +3161,7 @@
         </w:tc>
         <w:tc>
           <w:tcPr>
-            <w:tcW w:type="dxa" w:w="1400"/>
+            <w:tcW w:type="dxa" w:w="1200"/>
             <w:tcBorders>
               <w:top w:val="single" w:color="BFBFBF" w:sz="4"/>
               <w:left w:val="single" w:color="BFBFBF" w:sz="4"/>
@@ -2875,7 +3191,7 @@
         </w:tc>
         <w:tc>
           <w:tcPr>
-            <w:tcW w:type="dxa" w:w="1400"/>
+            <w:tcW w:type="dxa" w:w="1200"/>
             <w:tcBorders>
               <w:top w:val="single" w:color="BFBFBF" w:sz="4"/>
               <w:left w:val="single" w:color="BFBFBF" w:sz="4"/>
@@ -2905,7 +3221,37 @@
         </w:tc>
         <w:tc>
           <w:tcPr>
-            <w:tcW w:type="dxa" w:w="1500"/>
+            <w:tcW w:type="dxa" w:w="1200"/>
+            <w:tcBorders>
+              <w:top w:val="single" w:color="BFBFBF" w:sz="4"/>
+              <w:left w:val="single" w:color="BFBFBF" w:sz="4"/>
+              <w:bottom w:val="single" w:color="BFBFBF" w:sz="4"/>
+              <w:right w:val="single" w:color="BFBFBF" w:sz="4"/>
+            </w:tcBorders>
+            <w:tcMar>
+              <w:top w:type="dxa" w:w="50"/>
+              <w:left w:type="dxa" w:w="90"/>
+              <w:bottom w:type="dxa" w:w="50"/>
+              <w:right w:type="dxa" w:w="90"/>
+            </w:tcMar>
+          </w:tcPr>
+          <w:p>
+            <w:pPr>
+              <w:spacing w:before="0" w:after="0"/>
+            </w:pPr>
+            <w:r>
+              <w:rPr>
+                <w:rFonts w:ascii="Tahoma" w:cs="Tahoma" w:eastAsia="Tahoma" w:hAnsi="Tahoma"/>
+                <w:sz w:val="18"/>
+                <w:szCs w:val="18"/>
+              </w:rPr>
+              <w:t xml:space="preserve">7/7</w:t>
+            </w:r>
+          </w:p>
+        </w:tc>
+        <w:tc>
+          <w:tcPr>
+            <w:tcW w:type="dxa" w:w="1200"/>
             <w:tcBorders>
               <w:top w:val="single" w:color="BFBFBF" w:sz="4"/>
               <w:left w:val="single" w:color="BFBFBF" w:sz="4"/>
@@ -2940,7 +3286,7 @@
         </w:trPr>
         <w:tc>
           <w:tcPr>
-            <w:tcW w:type="dxa" w:w="700"/>
+            <w:tcW w:type="dxa" w:w="600"/>
             <w:tcBorders>
               <w:top w:val="single" w:color="BFBFBF" w:sz="4"/>
               <w:left w:val="single" w:color="BFBFBF" w:sz="4"/>
@@ -2974,7 +3320,7 @@
         </w:tc>
         <w:tc>
           <w:tcPr>
-            <w:tcW w:type="dxa" w:w="4638"/>
+            <w:tcW w:type="dxa" w:w="4238"/>
             <w:tcBorders>
               <w:top w:val="single" w:color="BFBFBF" w:sz="4"/>
               <w:left w:val="single" w:color="BFBFBF" w:sz="4"/>
@@ -3004,7 +3350,7 @@
         </w:tc>
         <w:tc>
           <w:tcPr>
-            <w:tcW w:type="dxa" w:w="1400"/>
+            <w:tcW w:type="dxa" w:w="1200"/>
             <w:tcBorders>
               <w:top w:val="single" w:color="BFBFBF" w:sz="4"/>
               <w:left w:val="single" w:color="BFBFBF" w:sz="4"/>
@@ -3034,7 +3380,7 @@
         </w:tc>
         <w:tc>
           <w:tcPr>
-            <w:tcW w:type="dxa" w:w="1400"/>
+            <w:tcW w:type="dxa" w:w="1200"/>
             <w:tcBorders>
               <w:top w:val="single" w:color="BFBFBF" w:sz="4"/>
               <w:left w:val="single" w:color="BFBFBF" w:sz="4"/>
@@ -3064,7 +3410,37 @@
         </w:tc>
         <w:tc>
           <w:tcPr>
-            <w:tcW w:type="dxa" w:w="1500"/>
+            <w:tcW w:type="dxa" w:w="1200"/>
+            <w:tcBorders>
+              <w:top w:val="single" w:color="BFBFBF" w:sz="4"/>
+              <w:left w:val="single" w:color="BFBFBF" w:sz="4"/>
+              <w:bottom w:val="single" w:color="BFBFBF" w:sz="4"/>
+              <w:right w:val="single" w:color="BFBFBF" w:sz="4"/>
+            </w:tcBorders>
+            <w:tcMar>
+              <w:top w:type="dxa" w:w="50"/>
+              <w:left w:type="dxa" w:w="90"/>
+              <w:bottom w:type="dxa" w:w="50"/>
+              <w:right w:type="dxa" w:w="90"/>
+            </w:tcMar>
+          </w:tcPr>
+          <w:p>
+            <w:pPr>
+              <w:spacing w:before="0" w:after="0"/>
+            </w:pPr>
+            <w:r>
+              <w:rPr>
+                <w:rFonts w:ascii="Tahoma" w:cs="Tahoma" w:eastAsia="Tahoma" w:hAnsi="Tahoma"/>
+                <w:sz w:val="18"/>
+                <w:szCs w:val="18"/>
+              </w:rPr>
+              <w:t xml:space="preserve">5/5</w:t>
+            </w:r>
+          </w:p>
+        </w:tc>
+        <w:tc>
+          <w:tcPr>
+            <w:tcW w:type="dxa" w:w="1200"/>
             <w:tcBorders>
               <w:top w:val="single" w:color="BFBFBF" w:sz="4"/>
               <w:left w:val="single" w:color="BFBFBF" w:sz="4"/>
@@ -3099,7 +3475,7 @@
         </w:trPr>
         <w:tc>
           <w:tcPr>
-            <w:tcW w:type="dxa" w:w="700"/>
+            <w:tcW w:type="dxa" w:w="600"/>
             <w:tcBorders>
               <w:top w:val="single" w:color="BFBFBF" w:sz="4"/>
               <w:left w:val="single" w:color="BFBFBF" w:sz="4"/>
@@ -3133,7 +3509,7 @@
         </w:tc>
         <w:tc>
           <w:tcPr>
-            <w:tcW w:type="dxa" w:w="4638"/>
+            <w:tcW w:type="dxa" w:w="4238"/>
             <w:tcBorders>
               <w:top w:val="single" w:color="BFBFBF" w:sz="4"/>
               <w:left w:val="single" w:color="BFBFBF" w:sz="4"/>
@@ -3163,7 +3539,7 @@
         </w:tc>
         <w:tc>
           <w:tcPr>
-            <w:tcW w:type="dxa" w:w="1400"/>
+            <w:tcW w:type="dxa" w:w="1200"/>
             <w:tcBorders>
               <w:top w:val="single" w:color="BFBFBF" w:sz="4"/>
               <w:left w:val="single" w:color="BFBFBF" w:sz="4"/>
@@ -3193,7 +3569,7 @@
         </w:tc>
         <w:tc>
           <w:tcPr>
-            <w:tcW w:type="dxa" w:w="1400"/>
+            <w:tcW w:type="dxa" w:w="1200"/>
             <w:tcBorders>
               <w:top w:val="single" w:color="BFBFBF" w:sz="4"/>
               <w:left w:val="single" w:color="BFBFBF" w:sz="4"/>
@@ -3223,7 +3599,37 @@
         </w:tc>
         <w:tc>
           <w:tcPr>
-            <w:tcW w:type="dxa" w:w="1500"/>
+            <w:tcW w:type="dxa" w:w="1200"/>
+            <w:tcBorders>
+              <w:top w:val="single" w:color="BFBFBF" w:sz="4"/>
+              <w:left w:val="single" w:color="BFBFBF" w:sz="4"/>
+              <w:bottom w:val="single" w:color="BFBFBF" w:sz="4"/>
+              <w:right w:val="single" w:color="BFBFBF" w:sz="4"/>
+            </w:tcBorders>
+            <w:tcMar>
+              <w:top w:type="dxa" w:w="50"/>
+              <w:left w:type="dxa" w:w="90"/>
+              <w:bottom w:type="dxa" w:w="50"/>
+              <w:right w:type="dxa" w:w="90"/>
+            </w:tcMar>
+          </w:tcPr>
+          <w:p>
+            <w:pPr>
+              <w:spacing w:before="0" w:after="0"/>
+            </w:pPr>
+            <w:r>
+              <w:rPr>
+                <w:rFonts w:ascii="Tahoma" w:cs="Tahoma" w:eastAsia="Tahoma" w:hAnsi="Tahoma"/>
+                <w:sz w:val="18"/>
+                <w:szCs w:val="18"/>
+              </w:rPr>
+              <w:t xml:space="preserve">6/6</w:t>
+            </w:r>
+          </w:p>
+        </w:tc>
+        <w:tc>
+          <w:tcPr>
+            <w:tcW w:type="dxa" w:w="1200"/>
             <w:tcBorders>
               <w:top w:val="single" w:color="BFBFBF" w:sz="4"/>
               <w:left w:val="single" w:color="BFBFBF" w:sz="4"/>
@@ -3258,7 +3664,7 @@
         </w:trPr>
         <w:tc>
           <w:tcPr>
-            <w:tcW w:type="dxa" w:w="700"/>
+            <w:tcW w:type="dxa" w:w="600"/>
             <w:tcBorders>
               <w:top w:val="single" w:color="BFBFBF" w:sz="4"/>
               <w:left w:val="single" w:color="BFBFBF" w:sz="4"/>
@@ -3292,7 +3698,7 @@
         </w:tc>
         <w:tc>
           <w:tcPr>
-            <w:tcW w:type="dxa" w:w="4638"/>
+            <w:tcW w:type="dxa" w:w="4238"/>
             <w:tcBorders>
               <w:top w:val="single" w:color="BFBFBF" w:sz="4"/>
               <w:left w:val="single" w:color="BFBFBF" w:sz="4"/>
@@ -3322,7 +3728,7 @@
         </w:tc>
         <w:tc>
           <w:tcPr>
-            <w:tcW w:type="dxa" w:w="1400"/>
+            <w:tcW w:type="dxa" w:w="1200"/>
             <w:tcBorders>
               <w:top w:val="single" w:color="BFBFBF" w:sz="4"/>
               <w:left w:val="single" w:color="BFBFBF" w:sz="4"/>
@@ -3352,7 +3758,7 @@
         </w:tc>
         <w:tc>
           <w:tcPr>
-            <w:tcW w:type="dxa" w:w="1400"/>
+            <w:tcW w:type="dxa" w:w="1200"/>
             <w:tcBorders>
               <w:top w:val="single" w:color="BFBFBF" w:sz="4"/>
               <w:left w:val="single" w:color="BFBFBF" w:sz="4"/>
@@ -3382,7 +3788,37 @@
         </w:tc>
         <w:tc>
           <w:tcPr>
-            <w:tcW w:type="dxa" w:w="1500"/>
+            <w:tcW w:type="dxa" w:w="1200"/>
+            <w:tcBorders>
+              <w:top w:val="single" w:color="BFBFBF" w:sz="4"/>
+              <w:left w:val="single" w:color="BFBFBF" w:sz="4"/>
+              <w:bottom w:val="single" w:color="BFBFBF" w:sz="4"/>
+              <w:right w:val="single" w:color="BFBFBF" w:sz="4"/>
+            </w:tcBorders>
+            <w:tcMar>
+              <w:top w:type="dxa" w:w="50"/>
+              <w:left w:type="dxa" w:w="90"/>
+              <w:bottom w:type="dxa" w:w="50"/>
+              <w:right w:type="dxa" w:w="90"/>
+            </w:tcMar>
+          </w:tcPr>
+          <w:p>
+            <w:pPr>
+              <w:spacing w:before="0" w:after="0"/>
+            </w:pPr>
+            <w:r>
+              <w:rPr>
+                <w:rFonts w:ascii="Tahoma" w:cs="Tahoma" w:eastAsia="Tahoma" w:hAnsi="Tahoma"/>
+                <w:sz w:val="18"/>
+                <w:szCs w:val="18"/>
+              </w:rPr>
+              <w:t xml:space="preserve">11/11</w:t>
+            </w:r>
+          </w:p>
+        </w:tc>
+        <w:tc>
+          <w:tcPr>
+            <w:tcW w:type="dxa" w:w="1200"/>
             <w:tcBorders>
               <w:top w:val="single" w:color="BFBFBF" w:sz="4"/>
               <w:left w:val="single" w:color="BFBFBF" w:sz="4"/>
@@ -3417,7 +3853,7 @@
         </w:trPr>
         <w:tc>
           <w:tcPr>
-            <w:tcW w:type="dxa" w:w="700"/>
+            <w:tcW w:type="dxa" w:w="600"/>
             <w:tcBorders>
               <w:top w:val="single" w:color="BFBFBF" w:sz="4"/>
               <w:left w:val="single" w:color="BFBFBF" w:sz="4"/>
@@ -3451,7 +3887,7 @@
         </w:tc>
         <w:tc>
           <w:tcPr>
-            <w:tcW w:type="dxa" w:w="4638"/>
+            <w:tcW w:type="dxa" w:w="4238"/>
             <w:tcBorders>
               <w:top w:val="single" w:color="BFBFBF" w:sz="4"/>
               <w:left w:val="single" w:color="BFBFBF" w:sz="4"/>
@@ -3481,7 +3917,7 @@
         </w:tc>
         <w:tc>
           <w:tcPr>
-            <w:tcW w:type="dxa" w:w="1400"/>
+            <w:tcW w:type="dxa" w:w="1200"/>
             <w:tcBorders>
               <w:top w:val="single" w:color="BFBFBF" w:sz="4"/>
               <w:left w:val="single" w:color="BFBFBF" w:sz="4"/>
@@ -3511,7 +3947,7 @@
         </w:tc>
         <w:tc>
           <w:tcPr>
-            <w:tcW w:type="dxa" w:w="1400"/>
+            <w:tcW w:type="dxa" w:w="1200"/>
             <w:tcBorders>
               <w:top w:val="single" w:color="BFBFBF" w:sz="4"/>
               <w:left w:val="single" w:color="BFBFBF" w:sz="4"/>
@@ -3541,7 +3977,37 @@
         </w:tc>
         <w:tc>
           <w:tcPr>
-            <w:tcW w:type="dxa" w:w="1500"/>
+            <w:tcW w:type="dxa" w:w="1200"/>
+            <w:tcBorders>
+              <w:top w:val="single" w:color="BFBFBF" w:sz="4"/>
+              <w:left w:val="single" w:color="BFBFBF" w:sz="4"/>
+              <w:bottom w:val="single" w:color="BFBFBF" w:sz="4"/>
+              <w:right w:val="single" w:color="BFBFBF" w:sz="4"/>
+            </w:tcBorders>
+            <w:tcMar>
+              <w:top w:type="dxa" w:w="50"/>
+              <w:left w:type="dxa" w:w="90"/>
+              <w:bottom w:type="dxa" w:w="50"/>
+              <w:right w:type="dxa" w:w="90"/>
+            </w:tcMar>
+          </w:tcPr>
+          <w:p>
+            <w:pPr>
+              <w:spacing w:before="0" w:after="0"/>
+            </w:pPr>
+            <w:r>
+              <w:rPr>
+                <w:rFonts w:ascii="Tahoma" w:cs="Tahoma" w:eastAsia="Tahoma" w:hAnsi="Tahoma"/>
+                <w:sz w:val="18"/>
+                <w:szCs w:val="18"/>
+              </w:rPr>
+              <w:t xml:space="preserve">20/20</w:t>
+            </w:r>
+          </w:p>
+        </w:tc>
+        <w:tc>
+          <w:tcPr>
+            <w:tcW w:type="dxa" w:w="1200"/>
             <w:tcBorders>
               <w:top w:val="single" w:color="BFBFBF" w:sz="4"/>
               <w:left w:val="single" w:color="BFBFBF" w:sz="4"/>
@@ -3576,7 +4042,7 @@
         </w:trPr>
         <w:tc>
           <w:tcPr>
-            <w:tcW w:type="dxa" w:w="700"/>
+            <w:tcW w:type="dxa" w:w="600"/>
             <w:tcBorders>
               <w:top w:val="single" w:color="BFBFBF" w:sz="4"/>
               <w:left w:val="single" w:color="BFBFBF" w:sz="4"/>
@@ -3610,7 +4076,7 @@
         </w:tc>
         <w:tc>
           <w:tcPr>
-            <w:tcW w:type="dxa" w:w="4638"/>
+            <w:tcW w:type="dxa" w:w="4238"/>
             <w:tcBorders>
               <w:top w:val="single" w:color="BFBFBF" w:sz="4"/>
               <w:left w:val="single" w:color="BFBFBF" w:sz="4"/>
@@ -3640,7 +4106,7 @@
         </w:tc>
         <w:tc>
           <w:tcPr>
-            <w:tcW w:type="dxa" w:w="1400"/>
+            <w:tcW w:type="dxa" w:w="1200"/>
             <w:tcBorders>
               <w:top w:val="single" w:color="BFBFBF" w:sz="4"/>
               <w:left w:val="single" w:color="BFBFBF" w:sz="4"/>
@@ -3670,7 +4136,7 @@
         </w:tc>
         <w:tc>
           <w:tcPr>
-            <w:tcW w:type="dxa" w:w="1400"/>
+            <w:tcW w:type="dxa" w:w="1200"/>
             <w:tcBorders>
               <w:top w:val="single" w:color="BFBFBF" w:sz="4"/>
               <w:left w:val="single" w:color="BFBFBF" w:sz="4"/>
@@ -3700,7 +4166,37 @@
         </w:tc>
         <w:tc>
           <w:tcPr>
-            <w:tcW w:type="dxa" w:w="1500"/>
+            <w:tcW w:type="dxa" w:w="1200"/>
+            <w:tcBorders>
+              <w:top w:val="single" w:color="BFBFBF" w:sz="4"/>
+              <w:left w:val="single" w:color="BFBFBF" w:sz="4"/>
+              <w:bottom w:val="single" w:color="BFBFBF" w:sz="4"/>
+              <w:right w:val="single" w:color="BFBFBF" w:sz="4"/>
+            </w:tcBorders>
+            <w:tcMar>
+              <w:top w:type="dxa" w:w="50"/>
+              <w:left w:type="dxa" w:w="90"/>
+              <w:bottom w:type="dxa" w:w="50"/>
+              <w:right w:type="dxa" w:w="90"/>
+            </w:tcMar>
+          </w:tcPr>
+          <w:p>
+            <w:pPr>
+              <w:spacing w:before="0" w:after="0"/>
+            </w:pPr>
+            <w:r>
+              <w:rPr>
+                <w:rFonts w:ascii="Tahoma" w:cs="Tahoma" w:eastAsia="Tahoma" w:hAnsi="Tahoma"/>
+                <w:sz w:val="18"/>
+                <w:szCs w:val="18"/>
+              </w:rPr>
+              <w:t xml:space="preserve">19/19</w:t>
+            </w:r>
+          </w:p>
+        </w:tc>
+        <w:tc>
+          <w:tcPr>
+            <w:tcW w:type="dxa" w:w="1200"/>
             <w:tcBorders>
               <w:top w:val="single" w:color="BFBFBF" w:sz="4"/>
               <w:left w:val="single" w:color="BFBFBF" w:sz="4"/>
@@ -3735,7 +4231,7 @@
         </w:trPr>
         <w:tc>
           <w:tcPr>
-            <w:tcW w:type="dxa" w:w="700"/>
+            <w:tcW w:type="dxa" w:w="600"/>
             <w:tcBorders>
               <w:top w:val="single" w:color="BFBFBF" w:sz="4"/>
               <w:left w:val="single" w:color="BFBFBF" w:sz="4"/>
@@ -3769,7 +4265,7 @@
         </w:tc>
         <w:tc>
           <w:tcPr>
-            <w:tcW w:type="dxa" w:w="4638"/>
+            <w:tcW w:type="dxa" w:w="4238"/>
             <w:tcBorders>
               <w:top w:val="single" w:color="BFBFBF" w:sz="4"/>
               <w:left w:val="single" w:color="BFBFBF" w:sz="4"/>
@@ -3799,7 +4295,7 @@
         </w:tc>
         <w:tc>
           <w:tcPr>
-            <w:tcW w:type="dxa" w:w="1400"/>
+            <w:tcW w:type="dxa" w:w="1200"/>
             <w:tcBorders>
               <w:top w:val="single" w:color="BFBFBF" w:sz="4"/>
               <w:left w:val="single" w:color="BFBFBF" w:sz="4"/>
@@ -3829,7 +4325,7 @@
         </w:tc>
         <w:tc>
           <w:tcPr>
-            <w:tcW w:type="dxa" w:w="1400"/>
+            <w:tcW w:type="dxa" w:w="1200"/>
             <w:tcBorders>
               <w:top w:val="single" w:color="BFBFBF" w:sz="4"/>
               <w:left w:val="single" w:color="BFBFBF" w:sz="4"/>
@@ -3859,7 +4355,37 @@
         </w:tc>
         <w:tc>
           <w:tcPr>
-            <w:tcW w:type="dxa" w:w="1500"/>
+            <w:tcW w:type="dxa" w:w="1200"/>
+            <w:tcBorders>
+              <w:top w:val="single" w:color="BFBFBF" w:sz="4"/>
+              <w:left w:val="single" w:color="BFBFBF" w:sz="4"/>
+              <w:bottom w:val="single" w:color="BFBFBF" w:sz="4"/>
+              <w:right w:val="single" w:color="BFBFBF" w:sz="4"/>
+            </w:tcBorders>
+            <w:tcMar>
+              <w:top w:type="dxa" w:w="50"/>
+              <w:left w:type="dxa" w:w="90"/>
+              <w:bottom w:type="dxa" w:w="50"/>
+              <w:right w:type="dxa" w:w="90"/>
+            </w:tcMar>
+          </w:tcPr>
+          <w:p>
+            <w:pPr>
+              <w:spacing w:before="0" w:after="0"/>
+            </w:pPr>
+            <w:r>
+              <w:rPr>
+                <w:rFonts w:ascii="Tahoma" w:cs="Tahoma" w:eastAsia="Tahoma" w:hAnsi="Tahoma"/>
+                <w:sz w:val="18"/>
+                <w:szCs w:val="18"/>
+              </w:rPr>
+              <w:t xml:space="preserve">19/19</w:t>
+            </w:r>
+          </w:p>
+        </w:tc>
+        <w:tc>
+          <w:tcPr>
+            <w:tcW w:type="dxa" w:w="1200"/>
             <w:tcBorders>
               <w:top w:val="single" w:color="BFBFBF" w:sz="4"/>
               <w:left w:val="single" w:color="BFBFBF" w:sz="4"/>
@@ -3894,7 +4420,7 @@
         </w:trPr>
         <w:tc>
           <w:tcPr>
-            <w:tcW w:type="dxa" w:w="700"/>
+            <w:tcW w:type="dxa" w:w="600"/>
             <w:tcBorders>
               <w:top w:val="single" w:color="BFBFBF" w:sz="4"/>
               <w:left w:val="single" w:color="BFBFBF" w:sz="4"/>
@@ -3928,7 +4454,7 @@
         </w:tc>
         <w:tc>
           <w:tcPr>
-            <w:tcW w:type="dxa" w:w="4638"/>
+            <w:tcW w:type="dxa" w:w="4238"/>
             <w:tcBorders>
               <w:top w:val="single" w:color="BFBFBF" w:sz="4"/>
               <w:left w:val="single" w:color="BFBFBF" w:sz="4"/>
@@ -3958,7 +4484,7 @@
         </w:tc>
         <w:tc>
           <w:tcPr>
-            <w:tcW w:type="dxa" w:w="1400"/>
+            <w:tcW w:type="dxa" w:w="1200"/>
             <w:tcBorders>
               <w:top w:val="single" w:color="BFBFBF" w:sz="4"/>
               <w:left w:val="single" w:color="BFBFBF" w:sz="4"/>
@@ -3988,7 +4514,7 @@
         </w:tc>
         <w:tc>
           <w:tcPr>
-            <w:tcW w:type="dxa" w:w="1400"/>
+            <w:tcW w:type="dxa" w:w="1200"/>
             <w:tcBorders>
               <w:top w:val="single" w:color="BFBFBF" w:sz="4"/>
               <w:left w:val="single" w:color="BFBFBF" w:sz="4"/>
@@ -4018,7 +4544,37 @@
         </w:tc>
         <w:tc>
           <w:tcPr>
-            <w:tcW w:type="dxa" w:w="1500"/>
+            <w:tcW w:type="dxa" w:w="1200"/>
+            <w:tcBorders>
+              <w:top w:val="single" w:color="BFBFBF" w:sz="4"/>
+              <w:left w:val="single" w:color="BFBFBF" w:sz="4"/>
+              <w:bottom w:val="single" w:color="BFBFBF" w:sz="4"/>
+              <w:right w:val="single" w:color="BFBFBF" w:sz="4"/>
+            </w:tcBorders>
+            <w:tcMar>
+              <w:top w:type="dxa" w:w="50"/>
+              <w:left w:type="dxa" w:w="90"/>
+              <w:bottom w:type="dxa" w:w="50"/>
+              <w:right w:type="dxa" w:w="90"/>
+            </w:tcMar>
+          </w:tcPr>
+          <w:p>
+            <w:pPr>
+              <w:spacing w:before="0" w:after="0"/>
+            </w:pPr>
+            <w:r>
+              <w:rPr>
+                <w:rFonts w:ascii="Tahoma" w:cs="Tahoma" w:eastAsia="Tahoma" w:hAnsi="Tahoma"/>
+                <w:sz w:val="18"/>
+                <w:szCs w:val="18"/>
+              </w:rPr>
+              <w:t xml:space="preserve">4/4</w:t>
+            </w:r>
+          </w:p>
+        </w:tc>
+        <w:tc>
+          <w:tcPr>
+            <w:tcW w:type="dxa" w:w="1200"/>
             <w:tcBorders>
               <w:top w:val="single" w:color="BFBFBF" w:sz="4"/>
               <w:left w:val="single" w:color="BFBFBF" w:sz="4"/>
@@ -4053,7 +4609,7 @@
         </w:trPr>
         <w:tc>
           <w:tcPr>
-            <w:tcW w:type="dxa" w:w="700"/>
+            <w:tcW w:type="dxa" w:w="600"/>
             <w:tcBorders>
               <w:top w:val="single" w:color="BFBFBF" w:sz="4"/>
               <w:left w:val="single" w:color="BFBFBF" w:sz="4"/>
@@ -4087,7 +4643,7 @@
         </w:tc>
         <w:tc>
           <w:tcPr>
-            <w:tcW w:type="dxa" w:w="4638"/>
+            <w:tcW w:type="dxa" w:w="4238"/>
             <w:tcBorders>
               <w:top w:val="single" w:color="BFBFBF" w:sz="4"/>
               <w:left w:val="single" w:color="BFBFBF" w:sz="4"/>
@@ -4117,7 +4673,7 @@
         </w:tc>
         <w:tc>
           <w:tcPr>
-            <w:tcW w:type="dxa" w:w="1400"/>
+            <w:tcW w:type="dxa" w:w="1200"/>
             <w:tcBorders>
               <w:top w:val="single" w:color="BFBFBF" w:sz="4"/>
               <w:left w:val="single" w:color="BFBFBF" w:sz="4"/>
@@ -4147,7 +4703,7 @@
         </w:tc>
         <w:tc>
           <w:tcPr>
-            <w:tcW w:type="dxa" w:w="1400"/>
+            <w:tcW w:type="dxa" w:w="1200"/>
             <w:tcBorders>
               <w:top w:val="single" w:color="BFBFBF" w:sz="4"/>
               <w:left w:val="single" w:color="BFBFBF" w:sz="4"/>
@@ -4177,7 +4733,37 @@
         </w:tc>
         <w:tc>
           <w:tcPr>
-            <w:tcW w:type="dxa" w:w="1500"/>
+            <w:tcW w:type="dxa" w:w="1200"/>
+            <w:tcBorders>
+              <w:top w:val="single" w:color="BFBFBF" w:sz="4"/>
+              <w:left w:val="single" w:color="BFBFBF" w:sz="4"/>
+              <w:bottom w:val="single" w:color="BFBFBF" w:sz="4"/>
+              <w:right w:val="single" w:color="BFBFBF" w:sz="4"/>
+            </w:tcBorders>
+            <w:tcMar>
+              <w:top w:type="dxa" w:w="50"/>
+              <w:left w:type="dxa" w:w="90"/>
+              <w:bottom w:type="dxa" w:w="50"/>
+              <w:right w:type="dxa" w:w="90"/>
+            </w:tcMar>
+          </w:tcPr>
+          <w:p>
+            <w:pPr>
+              <w:spacing w:before="0" w:after="0"/>
+            </w:pPr>
+            <w:r>
+              <w:rPr>
+                <w:rFonts w:ascii="Tahoma" w:cs="Tahoma" w:eastAsia="Tahoma" w:hAnsi="Tahoma"/>
+                <w:sz w:val="18"/>
+                <w:szCs w:val="18"/>
+              </w:rPr>
+              <w:t xml:space="preserve">3/3</w:t>
+            </w:r>
+          </w:p>
+        </w:tc>
+        <w:tc>
+          <w:tcPr>
+            <w:tcW w:type="dxa" w:w="1200"/>
             <w:tcBorders>
               <w:top w:val="single" w:color="BFBFBF" w:sz="4"/>
               <w:left w:val="single" w:color="BFBFBF" w:sz="4"/>
@@ -4212,7 +4798,7 @@
         </w:trPr>
         <w:tc>
           <w:tcPr>
-            <w:tcW w:type="dxa" w:w="700"/>
+            <w:tcW w:type="dxa" w:w="600"/>
             <w:tcBorders>
               <w:top w:val="single" w:color="BFBFBF" w:sz="4"/>
               <w:left w:val="single" w:color="BFBFBF" w:sz="4"/>
@@ -4246,7 +4832,7 @@
         </w:tc>
         <w:tc>
           <w:tcPr>
-            <w:tcW w:type="dxa" w:w="4638"/>
+            <w:tcW w:type="dxa" w:w="4238"/>
             <w:tcBorders>
               <w:top w:val="single" w:color="BFBFBF" w:sz="4"/>
               <w:left w:val="single" w:color="BFBFBF" w:sz="4"/>
@@ -4276,7 +4862,7 @@
         </w:tc>
         <w:tc>
           <w:tcPr>
-            <w:tcW w:type="dxa" w:w="1400"/>
+            <w:tcW w:type="dxa" w:w="1200"/>
             <w:tcBorders>
               <w:top w:val="single" w:color="BFBFBF" w:sz="4"/>
               <w:left w:val="single" w:color="BFBFBF" w:sz="4"/>
@@ -4306,7 +4892,7 @@
         </w:tc>
         <w:tc>
           <w:tcPr>
-            <w:tcW w:type="dxa" w:w="1400"/>
+            <w:tcW w:type="dxa" w:w="1200"/>
             <w:tcBorders>
               <w:top w:val="single" w:color="BFBFBF" w:sz="4"/>
               <w:left w:val="single" w:color="BFBFBF" w:sz="4"/>
@@ -4336,7 +4922,37 @@
         </w:tc>
         <w:tc>
           <w:tcPr>
-            <w:tcW w:type="dxa" w:w="1500"/>
+            <w:tcW w:type="dxa" w:w="1200"/>
+            <w:tcBorders>
+              <w:top w:val="single" w:color="BFBFBF" w:sz="4"/>
+              <w:left w:val="single" w:color="BFBFBF" w:sz="4"/>
+              <w:bottom w:val="single" w:color="BFBFBF" w:sz="4"/>
+              <w:right w:val="single" w:color="BFBFBF" w:sz="4"/>
+            </w:tcBorders>
+            <w:tcMar>
+              <w:top w:type="dxa" w:w="50"/>
+              <w:left w:type="dxa" w:w="90"/>
+              <w:bottom w:type="dxa" w:w="50"/>
+              <w:right w:type="dxa" w:w="90"/>
+            </w:tcMar>
+          </w:tcPr>
+          <w:p>
+            <w:pPr>
+              <w:spacing w:before="0" w:after="0"/>
+            </w:pPr>
+            <w:r>
+              <w:rPr>
+                <w:rFonts w:ascii="Tahoma" w:cs="Tahoma" w:eastAsia="Tahoma" w:hAnsi="Tahoma"/>
+                <w:sz w:val="18"/>
+                <w:szCs w:val="18"/>
+              </w:rPr>
+              <w:t xml:space="preserve">6/6</w:t>
+            </w:r>
+          </w:p>
+        </w:tc>
+        <w:tc>
+          <w:tcPr>
+            <w:tcW w:type="dxa" w:w="1200"/>
             <w:tcBorders>
               <w:top w:val="single" w:color="BFBFBF" w:sz="4"/>
               <w:left w:val="single" w:color="BFBFBF" w:sz="4"/>
@@ -4371,7 +4987,7 @@
         </w:trPr>
         <w:tc>
           <w:tcPr>
-            <w:tcW w:type="dxa" w:w="700"/>
+            <w:tcW w:type="dxa" w:w="600"/>
             <w:tcBorders>
               <w:top w:val="single" w:color="BFBFBF" w:sz="4"/>
               <w:left w:val="single" w:color="BFBFBF" w:sz="4"/>
@@ -4405,7 +5021,7 @@
         </w:tc>
         <w:tc>
           <w:tcPr>
-            <w:tcW w:type="dxa" w:w="4638"/>
+            <w:tcW w:type="dxa" w:w="4238"/>
             <w:tcBorders>
               <w:top w:val="single" w:color="BFBFBF" w:sz="4"/>
               <w:left w:val="single" w:color="BFBFBF" w:sz="4"/>
@@ -4435,7 +5051,7 @@
         </w:tc>
         <w:tc>
           <w:tcPr>
-            <w:tcW w:type="dxa" w:w="1400"/>
+            <w:tcW w:type="dxa" w:w="1200"/>
             <w:tcBorders>
               <w:top w:val="single" w:color="BFBFBF" w:sz="4"/>
               <w:left w:val="single" w:color="BFBFBF" w:sz="4"/>
@@ -4465,7 +5081,7 @@
         </w:tc>
         <w:tc>
           <w:tcPr>
-            <w:tcW w:type="dxa" w:w="1400"/>
+            <w:tcW w:type="dxa" w:w="1200"/>
             <w:tcBorders>
               <w:top w:val="single" w:color="BFBFBF" w:sz="4"/>
               <w:left w:val="single" w:color="BFBFBF" w:sz="4"/>
@@ -4495,7 +5111,37 @@
         </w:tc>
         <w:tc>
           <w:tcPr>
-            <w:tcW w:type="dxa" w:w="1500"/>
+            <w:tcW w:type="dxa" w:w="1200"/>
+            <w:tcBorders>
+              <w:top w:val="single" w:color="BFBFBF" w:sz="4"/>
+              <w:left w:val="single" w:color="BFBFBF" w:sz="4"/>
+              <w:bottom w:val="single" w:color="BFBFBF" w:sz="4"/>
+              <w:right w:val="single" w:color="BFBFBF" w:sz="4"/>
+            </w:tcBorders>
+            <w:tcMar>
+              <w:top w:type="dxa" w:w="50"/>
+              <w:left w:type="dxa" w:w="90"/>
+              <w:bottom w:type="dxa" w:w="50"/>
+              <w:right w:type="dxa" w:w="90"/>
+            </w:tcMar>
+          </w:tcPr>
+          <w:p>
+            <w:pPr>
+              <w:spacing w:before="0" w:after="0"/>
+            </w:pPr>
+            <w:r>
+              <w:rPr>
+                <w:rFonts w:ascii="Tahoma" w:cs="Tahoma" w:eastAsia="Tahoma" w:hAnsi="Tahoma"/>
+                <w:sz w:val="18"/>
+                <w:szCs w:val="18"/>
+              </w:rPr>
+              <w:t xml:space="preserve">7/7</w:t>
+            </w:r>
+          </w:p>
+        </w:tc>
+        <w:tc>
+          <w:tcPr>
+            <w:tcW w:type="dxa" w:w="1200"/>
             <w:tcBorders>
               <w:top w:val="single" w:color="BFBFBF" w:sz="4"/>
               <w:left w:val="single" w:color="BFBFBF" w:sz="4"/>
@@ -4530,7 +5176,7 @@
         </w:trPr>
         <w:tc>
           <w:tcPr>
-            <w:tcW w:type="dxa" w:w="700"/>
+            <w:tcW w:type="dxa" w:w="600"/>
             <w:tcBorders>
               <w:top w:val="single" w:color="BFBFBF" w:sz="4"/>
               <w:left w:val="single" w:color="BFBFBF" w:sz="4"/>
@@ -4564,7 +5210,7 @@
         </w:tc>
         <w:tc>
           <w:tcPr>
-            <w:tcW w:type="dxa" w:w="4638"/>
+            <w:tcW w:type="dxa" w:w="4238"/>
             <w:tcBorders>
               <w:top w:val="single" w:color="BFBFBF" w:sz="4"/>
               <w:left w:val="single" w:color="BFBFBF" w:sz="4"/>
@@ -4594,7 +5240,7 @@
         </w:tc>
         <w:tc>
           <w:tcPr>
-            <w:tcW w:type="dxa" w:w="1400"/>
+            <w:tcW w:type="dxa" w:w="1200"/>
             <w:tcBorders>
               <w:top w:val="single" w:color="BFBFBF" w:sz="4"/>
               <w:left w:val="single" w:color="BFBFBF" w:sz="4"/>
@@ -4624,7 +5270,7 @@
         </w:tc>
         <w:tc>
           <w:tcPr>
-            <w:tcW w:type="dxa" w:w="1400"/>
+            <w:tcW w:type="dxa" w:w="1200"/>
             <w:tcBorders>
               <w:top w:val="single" w:color="BFBFBF" w:sz="4"/>
               <w:left w:val="single" w:color="BFBFBF" w:sz="4"/>
@@ -4654,7 +5300,37 @@
         </w:tc>
         <w:tc>
           <w:tcPr>
-            <w:tcW w:type="dxa" w:w="1500"/>
+            <w:tcW w:type="dxa" w:w="1200"/>
+            <w:tcBorders>
+              <w:top w:val="single" w:color="BFBFBF" w:sz="4"/>
+              <w:left w:val="single" w:color="BFBFBF" w:sz="4"/>
+              <w:bottom w:val="single" w:color="BFBFBF" w:sz="4"/>
+              <w:right w:val="single" w:color="BFBFBF" w:sz="4"/>
+            </w:tcBorders>
+            <w:tcMar>
+              <w:top w:type="dxa" w:w="50"/>
+              <w:left w:type="dxa" w:w="90"/>
+              <w:bottom w:type="dxa" w:w="50"/>
+              <w:right w:type="dxa" w:w="90"/>
+            </w:tcMar>
+          </w:tcPr>
+          <w:p>
+            <w:pPr>
+              <w:spacing w:before="0" w:after="0"/>
+            </w:pPr>
+            <w:r>
+              <w:rPr>
+                <w:rFonts w:ascii="Tahoma" w:cs="Tahoma" w:eastAsia="Tahoma" w:hAnsi="Tahoma"/>
+                <w:sz w:val="18"/>
+                <w:szCs w:val="18"/>
+              </w:rPr>
+              <w:t xml:space="preserve">1/1</w:t>
+            </w:r>
+          </w:p>
+        </w:tc>
+        <w:tc>
+          <w:tcPr>
+            <w:tcW w:type="dxa" w:w="1200"/>
             <w:tcBorders>
               <w:top w:val="single" w:color="BFBFBF" w:sz="4"/>
               <w:left w:val="single" w:color="BFBFBF" w:sz="4"/>
@@ -4689,7 +5365,7 @@
         </w:trPr>
         <w:tc>
           <w:tcPr>
-            <w:tcW w:type="dxa" w:w="700"/>
+            <w:tcW w:type="dxa" w:w="600"/>
             <w:tcBorders>
               <w:top w:val="single" w:color="BFBFBF" w:sz="4"/>
               <w:left w:val="single" w:color="BFBFBF" w:sz="4"/>
@@ -4723,7 +5399,7 @@
         </w:tc>
         <w:tc>
           <w:tcPr>
-            <w:tcW w:type="dxa" w:w="4638"/>
+            <w:tcW w:type="dxa" w:w="4238"/>
             <w:tcBorders>
               <w:top w:val="single" w:color="BFBFBF" w:sz="4"/>
               <w:left w:val="single" w:color="BFBFBF" w:sz="4"/>
@@ -4753,7 +5429,7 @@
         </w:tc>
         <w:tc>
           <w:tcPr>
-            <w:tcW w:type="dxa" w:w="1400"/>
+            <w:tcW w:type="dxa" w:w="1200"/>
             <w:tcBorders>
               <w:top w:val="single" w:color="BFBFBF" w:sz="4"/>
               <w:left w:val="single" w:color="BFBFBF" w:sz="4"/>
@@ -4783,7 +5459,7 @@
         </w:tc>
         <w:tc>
           <w:tcPr>
-            <w:tcW w:type="dxa" w:w="1400"/>
+            <w:tcW w:type="dxa" w:w="1200"/>
             <w:tcBorders>
               <w:top w:val="single" w:color="BFBFBF" w:sz="4"/>
               <w:left w:val="single" w:color="BFBFBF" w:sz="4"/>
@@ -4813,7 +5489,37 @@
         </w:tc>
         <w:tc>
           <w:tcPr>
-            <w:tcW w:type="dxa" w:w="1500"/>
+            <w:tcW w:type="dxa" w:w="1200"/>
+            <w:tcBorders>
+              <w:top w:val="single" w:color="BFBFBF" w:sz="4"/>
+              <w:left w:val="single" w:color="BFBFBF" w:sz="4"/>
+              <w:bottom w:val="single" w:color="BFBFBF" w:sz="4"/>
+              <w:right w:val="single" w:color="BFBFBF" w:sz="4"/>
+            </w:tcBorders>
+            <w:tcMar>
+              <w:top w:type="dxa" w:w="50"/>
+              <w:left w:type="dxa" w:w="90"/>
+              <w:bottom w:type="dxa" w:w="50"/>
+              <w:right w:type="dxa" w:w="90"/>
+            </w:tcMar>
+          </w:tcPr>
+          <w:p>
+            <w:pPr>
+              <w:spacing w:before="0" w:after="0"/>
+            </w:pPr>
+            <w:r>
+              <w:rPr>
+                <w:rFonts w:ascii="Tahoma" w:cs="Tahoma" w:eastAsia="Tahoma" w:hAnsi="Tahoma"/>
+                <w:sz w:val="18"/>
+                <w:szCs w:val="18"/>
+              </w:rPr>
+              <w:t xml:space="preserve">11/11</w:t>
+            </w:r>
+          </w:p>
+        </w:tc>
+        <w:tc>
+          <w:tcPr>
+            <w:tcW w:type="dxa" w:w="1200"/>
             <w:tcBorders>
               <w:top w:val="single" w:color="BFBFBF" w:sz="4"/>
               <w:left w:val="single" w:color="BFBFBF" w:sz="4"/>
@@ -4848,7 +5554,7 @@
         </w:trPr>
         <w:tc>
           <w:tcPr>
-            <w:tcW w:type="dxa" w:w="700"/>
+            <w:tcW w:type="dxa" w:w="600"/>
             <w:tcBorders>
               <w:top w:val="single" w:color="BFBFBF" w:sz="4"/>
               <w:left w:val="single" w:color="BFBFBF" w:sz="4"/>
@@ -4882,7 +5588,7 @@
         </w:tc>
         <w:tc>
           <w:tcPr>
-            <w:tcW w:type="dxa" w:w="4638"/>
+            <w:tcW w:type="dxa" w:w="4238"/>
             <w:tcBorders>
               <w:top w:val="single" w:color="BFBFBF" w:sz="4"/>
               <w:left w:val="single" w:color="BFBFBF" w:sz="4"/>
@@ -4912,7 +5618,7 @@
         </w:tc>
         <w:tc>
           <w:tcPr>
-            <w:tcW w:type="dxa" w:w="1400"/>
+            <w:tcW w:type="dxa" w:w="1200"/>
             <w:tcBorders>
               <w:top w:val="single" w:color="BFBFBF" w:sz="4"/>
               <w:left w:val="single" w:color="BFBFBF" w:sz="4"/>
@@ -4942,7 +5648,7 @@
         </w:tc>
         <w:tc>
           <w:tcPr>
-            <w:tcW w:type="dxa" w:w="1400"/>
+            <w:tcW w:type="dxa" w:w="1200"/>
             <w:tcBorders>
               <w:top w:val="single" w:color="BFBFBF" w:sz="4"/>
               <w:left w:val="single" w:color="BFBFBF" w:sz="4"/>
@@ -4972,7 +5678,37 @@
         </w:tc>
         <w:tc>
           <w:tcPr>
-            <w:tcW w:type="dxa" w:w="1500"/>
+            <w:tcW w:type="dxa" w:w="1200"/>
+            <w:tcBorders>
+              <w:top w:val="single" w:color="BFBFBF" w:sz="4"/>
+              <w:left w:val="single" w:color="BFBFBF" w:sz="4"/>
+              <w:bottom w:val="single" w:color="BFBFBF" w:sz="4"/>
+              <w:right w:val="single" w:color="BFBFBF" w:sz="4"/>
+            </w:tcBorders>
+            <w:tcMar>
+              <w:top w:type="dxa" w:w="50"/>
+              <w:left w:type="dxa" w:w="90"/>
+              <w:bottom w:type="dxa" w:w="50"/>
+              <w:right w:type="dxa" w:w="90"/>
+            </w:tcMar>
+          </w:tcPr>
+          <w:p>
+            <w:pPr>
+              <w:spacing w:before="0" w:after="0"/>
+            </w:pPr>
+            <w:r>
+              <w:rPr>
+                <w:rFonts w:ascii="Tahoma" w:cs="Tahoma" w:eastAsia="Tahoma" w:hAnsi="Tahoma"/>
+                <w:sz w:val="18"/>
+                <w:szCs w:val="18"/>
+              </w:rPr>
+              <w:t xml:space="preserve">11/11</w:t>
+            </w:r>
+          </w:p>
+        </w:tc>
+        <w:tc>
+          <w:tcPr>
+            <w:tcW w:type="dxa" w:w="1200"/>
             <w:tcBorders>
               <w:top w:val="single" w:color="BFBFBF" w:sz="4"/>
               <w:left w:val="single" w:color="BFBFBF" w:sz="4"/>
@@ -5007,7 +5743,7 @@
         </w:trPr>
         <w:tc>
           <w:tcPr>
-            <w:tcW w:type="dxa" w:w="700"/>
+            <w:tcW w:type="dxa" w:w="600"/>
             <w:tcBorders>
               <w:top w:val="single" w:color="BFBFBF" w:sz="4"/>
               <w:left w:val="single" w:color="BFBFBF" w:sz="4"/>
@@ -5041,7 +5777,7 @@
         </w:tc>
         <w:tc>
           <w:tcPr>
-            <w:tcW w:type="dxa" w:w="4638"/>
+            <w:tcW w:type="dxa" w:w="4238"/>
             <w:tcBorders>
               <w:top w:val="single" w:color="BFBFBF" w:sz="4"/>
               <w:left w:val="single" w:color="BFBFBF" w:sz="4"/>
@@ -5071,7 +5807,7 @@
         </w:tc>
         <w:tc>
           <w:tcPr>
-            <w:tcW w:type="dxa" w:w="1400"/>
+            <w:tcW w:type="dxa" w:w="1200"/>
             <w:tcBorders>
               <w:top w:val="single" w:color="BFBFBF" w:sz="4"/>
               <w:left w:val="single" w:color="BFBFBF" w:sz="4"/>
@@ -5101,7 +5837,7 @@
         </w:tc>
         <w:tc>
           <w:tcPr>
-            <w:tcW w:type="dxa" w:w="1400"/>
+            <w:tcW w:type="dxa" w:w="1200"/>
             <w:tcBorders>
               <w:top w:val="single" w:color="BFBFBF" w:sz="4"/>
               <w:left w:val="single" w:color="BFBFBF" w:sz="4"/>
@@ -5131,7 +5867,37 @@
         </w:tc>
         <w:tc>
           <w:tcPr>
-            <w:tcW w:type="dxa" w:w="1500"/>
+            <w:tcW w:type="dxa" w:w="1200"/>
+            <w:tcBorders>
+              <w:top w:val="single" w:color="BFBFBF" w:sz="4"/>
+              <w:left w:val="single" w:color="BFBFBF" w:sz="4"/>
+              <w:bottom w:val="single" w:color="BFBFBF" w:sz="4"/>
+              <w:right w:val="single" w:color="BFBFBF" w:sz="4"/>
+            </w:tcBorders>
+            <w:tcMar>
+              <w:top w:type="dxa" w:w="50"/>
+              <w:left w:type="dxa" w:w="90"/>
+              <w:bottom w:type="dxa" w:w="50"/>
+              <w:right w:type="dxa" w:w="90"/>
+            </w:tcMar>
+          </w:tcPr>
+          <w:p>
+            <w:pPr>
+              <w:spacing w:before="0" w:after="0"/>
+            </w:pPr>
+            <w:r>
+              <w:rPr>
+                <w:rFonts w:ascii="Tahoma" w:cs="Tahoma" w:eastAsia="Tahoma" w:hAnsi="Tahoma"/>
+                <w:sz w:val="18"/>
+                <w:szCs w:val="18"/>
+              </w:rPr>
+              <w:t xml:space="preserve">8/8</w:t>
+            </w:r>
+          </w:p>
+        </w:tc>
+        <w:tc>
+          <w:tcPr>
+            <w:tcW w:type="dxa" w:w="1200"/>
             <w:tcBorders>
               <w:top w:val="single" w:color="BFBFBF" w:sz="4"/>
               <w:left w:val="single" w:color="BFBFBF" w:sz="4"/>
@@ -5166,7 +5932,7 @@
         </w:trPr>
         <w:tc>
           <w:tcPr>
-            <w:tcW w:type="dxa" w:w="700"/>
+            <w:tcW w:type="dxa" w:w="600"/>
             <w:tcBorders>
               <w:top w:val="single" w:color="BFBFBF" w:sz="4"/>
               <w:left w:val="single" w:color="BFBFBF" w:sz="4"/>
@@ -5200,97 +5966,127 @@
         </w:tc>
         <w:tc>
           <w:tcPr>
-            <w:tcW w:type="dxa" w:w="4638"/>
-            <w:tcBorders>
-              <w:top w:val="single" w:color="BFBFBF" w:sz="4"/>
-              <w:left w:val="single" w:color="BFBFBF" w:sz="4"/>
-              <w:bottom w:val="single" w:color="BFBFBF" w:sz="4"/>
-              <w:right w:val="single" w:color="BFBFBF" w:sz="4"/>
-            </w:tcBorders>
-            <w:tcMar>
-              <w:top w:type="dxa" w:w="50"/>
-              <w:left w:type="dxa" w:w="90"/>
-              <w:bottom w:type="dxa" w:w="50"/>
-              <w:right w:type="dxa" w:w="90"/>
-            </w:tcMar>
-          </w:tcPr>
-          <w:p>
-            <w:pPr>
-              <w:spacing w:before="0" w:after="0"/>
-            </w:pPr>
-            <w:r>
-              <w:rPr>
-                <w:rFonts w:ascii="Tahoma" w:cs="Tahoma" w:eastAsia="Tahoma" w:hAnsi="Tahoma"/>
-                <w:sz w:val="18"/>
-                <w:szCs w:val="18"/>
-              </w:rPr>
-              <w:t xml:space="preserve">Test: ระบบย้ายห้อง – ย้ายอัตโนมัติหลังชำระเงิน</w:t>
-            </w:r>
-          </w:p>
-        </w:tc>
-        <w:tc>
-          <w:tcPr>
-            <w:tcW w:type="dxa" w:w="1400"/>
-            <w:tcBorders>
-              <w:top w:val="single" w:color="BFBFBF" w:sz="4"/>
-              <w:left w:val="single" w:color="BFBFBF" w:sz="4"/>
-              <w:bottom w:val="single" w:color="BFBFBF" w:sz="4"/>
-              <w:right w:val="single" w:color="BFBFBF" w:sz="4"/>
-            </w:tcBorders>
-            <w:tcMar>
-              <w:top w:type="dxa" w:w="50"/>
-              <w:left w:type="dxa" w:w="90"/>
-              <w:bottom w:type="dxa" w:w="50"/>
-              <w:right w:type="dxa" w:w="90"/>
-            </w:tcMar>
-          </w:tcPr>
-          <w:p>
-            <w:pPr>
-              <w:spacing w:before="0" w:after="0"/>
-            </w:pPr>
-            <w:r>
-              <w:rPr>
-                <w:rFonts w:ascii="Tahoma" w:cs="Tahoma" w:eastAsia="Tahoma" w:hAnsi="Tahoma"/>
-                <w:sz w:val="18"/>
-                <w:szCs w:val="18"/>
-              </w:rPr>
-              <w:t xml:space="preserve">3/3</w:t>
-            </w:r>
-          </w:p>
-        </w:tc>
-        <w:tc>
-          <w:tcPr>
-            <w:tcW w:type="dxa" w:w="1400"/>
-            <w:tcBorders>
-              <w:top w:val="single" w:color="BFBFBF" w:sz="4"/>
-              <w:left w:val="single" w:color="BFBFBF" w:sz="4"/>
-              <w:bottom w:val="single" w:color="BFBFBF" w:sz="4"/>
-              <w:right w:val="single" w:color="BFBFBF" w:sz="4"/>
-            </w:tcBorders>
-            <w:tcMar>
-              <w:top w:type="dxa" w:w="50"/>
-              <w:left w:type="dxa" w:w="90"/>
-              <w:bottom w:type="dxa" w:w="50"/>
-              <w:right w:type="dxa" w:w="90"/>
-            </w:tcMar>
-          </w:tcPr>
-          <w:p>
-            <w:pPr>
-              <w:spacing w:before="0" w:after="0"/>
-            </w:pPr>
-            <w:r>
-              <w:rPr>
-                <w:rFonts w:ascii="Tahoma" w:cs="Tahoma" w:eastAsia="Tahoma" w:hAnsi="Tahoma"/>
-                <w:sz w:val="18"/>
-                <w:szCs w:val="18"/>
-              </w:rPr>
-              <w:t xml:space="preserve">3/3</w:t>
-            </w:r>
-          </w:p>
-        </w:tc>
-        <w:tc>
-          <w:tcPr>
-            <w:tcW w:type="dxa" w:w="1500"/>
+            <w:tcW w:type="dxa" w:w="4238"/>
+            <w:tcBorders>
+              <w:top w:val="single" w:color="BFBFBF" w:sz="4"/>
+              <w:left w:val="single" w:color="BFBFBF" w:sz="4"/>
+              <w:bottom w:val="single" w:color="BFBFBF" w:sz="4"/>
+              <w:right w:val="single" w:color="BFBFBF" w:sz="4"/>
+            </w:tcBorders>
+            <w:tcMar>
+              <w:top w:type="dxa" w:w="50"/>
+              <w:left w:type="dxa" w:w="90"/>
+              <w:bottom w:type="dxa" w:w="50"/>
+              <w:right w:type="dxa" w:w="90"/>
+            </w:tcMar>
+          </w:tcPr>
+          <w:p>
+            <w:pPr>
+              <w:spacing w:before="0" w:after="0"/>
+            </w:pPr>
+            <w:r>
+              <w:rPr>
+                <w:rFonts w:ascii="Tahoma" w:cs="Tahoma" w:eastAsia="Tahoma" w:hAnsi="Tahoma"/>
+                <w:sz w:val="18"/>
+                <w:szCs w:val="18"/>
+              </w:rPr>
+              <w:t xml:space="preserve">Test: ระบบชำระเงิน – ยังไม่ได้ตั้งช่องทางชำระ (ใหม่)</w:t>
+            </w:r>
+          </w:p>
+        </w:tc>
+        <w:tc>
+          <w:tcPr>
+            <w:tcW w:type="dxa" w:w="1200"/>
+            <w:tcBorders>
+              <w:top w:val="single" w:color="BFBFBF" w:sz="4"/>
+              <w:left w:val="single" w:color="BFBFBF" w:sz="4"/>
+              <w:bottom w:val="single" w:color="BFBFBF" w:sz="4"/>
+              <w:right w:val="single" w:color="BFBFBF" w:sz="4"/>
+            </w:tcBorders>
+            <w:tcMar>
+              <w:top w:type="dxa" w:w="50"/>
+              <w:left w:type="dxa" w:w="90"/>
+              <w:bottom w:type="dxa" w:w="50"/>
+              <w:right w:type="dxa" w:w="90"/>
+            </w:tcMar>
+          </w:tcPr>
+          <w:p>
+            <w:pPr>
+              <w:spacing w:before="0" w:after="0"/>
+            </w:pPr>
+            <w:r>
+              <w:rPr>
+                <w:rFonts w:ascii="Tahoma" w:cs="Tahoma" w:eastAsia="Tahoma" w:hAnsi="Tahoma"/>
+                <w:sz w:val="18"/>
+                <w:szCs w:val="18"/>
+              </w:rPr>
+              <w:t xml:space="preserve">– (ยังไม่มี)</w:t>
+            </w:r>
+          </w:p>
+        </w:tc>
+        <w:tc>
+          <w:tcPr>
+            <w:tcW w:type="dxa" w:w="1200"/>
+            <w:tcBorders>
+              <w:top w:val="single" w:color="BFBFBF" w:sz="4"/>
+              <w:left w:val="single" w:color="BFBFBF" w:sz="4"/>
+              <w:bottom w:val="single" w:color="BFBFBF" w:sz="4"/>
+              <w:right w:val="single" w:color="BFBFBF" w:sz="4"/>
+            </w:tcBorders>
+            <w:tcMar>
+              <w:top w:type="dxa" w:w="50"/>
+              <w:left w:type="dxa" w:w="90"/>
+              <w:bottom w:type="dxa" w:w="50"/>
+              <w:right w:type="dxa" w:w="90"/>
+            </w:tcMar>
+          </w:tcPr>
+          <w:p>
+            <w:pPr>
+              <w:spacing w:before="0" w:after="0"/>
+            </w:pPr>
+            <w:r>
+              <w:rPr>
+                <w:rFonts w:ascii="Tahoma" w:cs="Tahoma" w:eastAsia="Tahoma" w:hAnsi="Tahoma"/>
+                <w:sz w:val="18"/>
+                <w:szCs w:val="18"/>
+              </w:rPr>
+              <w:t xml:space="preserve">– (ยังไม่มี)</w:t>
+            </w:r>
+          </w:p>
+        </w:tc>
+        <w:tc>
+          <w:tcPr>
+            <w:tcW w:type="dxa" w:w="1200"/>
+            <w:tcBorders>
+              <w:top w:val="single" w:color="BFBFBF" w:sz="4"/>
+              <w:left w:val="single" w:color="BFBFBF" w:sz="4"/>
+              <w:bottom w:val="single" w:color="BFBFBF" w:sz="4"/>
+              <w:right w:val="single" w:color="BFBFBF" w:sz="4"/>
+            </w:tcBorders>
+            <w:tcMar>
+              <w:top w:type="dxa" w:w="50"/>
+              <w:left w:type="dxa" w:w="90"/>
+              <w:bottom w:type="dxa" w:w="50"/>
+              <w:right w:type="dxa" w:w="90"/>
+            </w:tcMar>
+          </w:tcPr>
+          <w:p>
+            <w:pPr>
+              <w:spacing w:before="0" w:after="0"/>
+            </w:pPr>
+            <w:r>
+              <w:rPr>
+                <w:rFonts w:ascii="Tahoma" w:cs="Tahoma" w:eastAsia="Tahoma" w:hAnsi="Tahoma"/>
+                <w:sz w:val="18"/>
+                <w:szCs w:val="18"/>
+              </w:rPr>
+              <w:t xml:space="preserve">– (ยังไม่มี)</w:t>
+            </w:r>
+          </w:p>
+        </w:tc>
+        <w:tc>
+          <w:tcPr>
+            <w:tcW w:type="dxa" w:w="1200"/>
             <w:tcBorders>
               <w:top w:val="single" w:color="BFBFBF" w:sz="4"/>
               <w:left w:val="single" w:color="BFBFBF" w:sz="4"/>
@@ -5325,7 +6121,7 @@
         </w:trPr>
         <w:tc>
           <w:tcPr>
-            <w:tcW w:type="dxa" w:w="700"/>
+            <w:tcW w:type="dxa" w:w="600"/>
             <w:tcBorders>
               <w:top w:val="single" w:color="BFBFBF" w:sz="4"/>
               <w:left w:val="single" w:color="BFBFBF" w:sz="4"/>
@@ -5359,121 +6155,151 @@
         </w:tc>
         <w:tc>
           <w:tcPr>
-            <w:tcW w:type="dxa" w:w="4638"/>
-            <w:tcBorders>
-              <w:top w:val="single" w:color="BFBFBF" w:sz="4"/>
-              <w:left w:val="single" w:color="BFBFBF" w:sz="4"/>
-              <w:bottom w:val="single" w:color="BFBFBF" w:sz="4"/>
-              <w:right w:val="single" w:color="BFBFBF" w:sz="4"/>
-            </w:tcBorders>
-            <w:tcMar>
-              <w:top w:type="dxa" w:w="50"/>
-              <w:left w:type="dxa" w:w="90"/>
-              <w:bottom w:type="dxa" w:w="50"/>
-              <w:right w:type="dxa" w:w="90"/>
-            </w:tcMar>
-          </w:tcPr>
-          <w:p>
-            <w:pPr>
-              <w:spacing w:before="0" w:after="0"/>
-            </w:pPr>
-            <w:r>
-              <w:rPr>
-                <w:rFonts w:ascii="Tahoma" w:cs="Tahoma" w:eastAsia="Tahoma" w:hAnsi="Tahoma"/>
-                <w:sz w:val="18"/>
-                <w:szCs w:val="18"/>
-              </w:rPr>
-              <w:t xml:space="preserve">Test: ระบบย้ายห้อง – การเงิน (ฐานข้อมูล)</w:t>
-            </w:r>
-          </w:p>
-        </w:tc>
-        <w:tc>
-          <w:tcPr>
-            <w:tcW w:type="dxa" w:w="1400"/>
-            <w:tcBorders>
-              <w:top w:val="single" w:color="BFBFBF" w:sz="4"/>
-              <w:left w:val="single" w:color="BFBFBF" w:sz="4"/>
-              <w:bottom w:val="single" w:color="BFBFBF" w:sz="4"/>
-              <w:right w:val="single" w:color="BFBFBF" w:sz="4"/>
-            </w:tcBorders>
-            <w:tcMar>
-              <w:top w:type="dxa" w:w="50"/>
-              <w:left w:type="dxa" w:w="90"/>
-              <w:bottom w:type="dxa" w:w="50"/>
-              <w:right w:type="dxa" w:w="90"/>
-            </w:tcMar>
-          </w:tcPr>
-          <w:p>
-            <w:pPr>
-              <w:spacing w:before="0" w:after="0"/>
-            </w:pPr>
-            <w:r>
-              <w:rPr>
-                <w:rFonts w:ascii="Tahoma" w:cs="Tahoma" w:eastAsia="Tahoma" w:hAnsi="Tahoma"/>
-                <w:sz w:val="18"/>
-                <w:szCs w:val="18"/>
-              </w:rPr>
-              <w:t xml:space="preserve">7/7</w:t>
-            </w:r>
-          </w:p>
-        </w:tc>
-        <w:tc>
-          <w:tcPr>
-            <w:tcW w:type="dxa" w:w="1400"/>
-            <w:tcBorders>
-              <w:top w:val="single" w:color="BFBFBF" w:sz="4"/>
-              <w:left w:val="single" w:color="BFBFBF" w:sz="4"/>
-              <w:bottom w:val="single" w:color="BFBFBF" w:sz="4"/>
-              <w:right w:val="single" w:color="BFBFBF" w:sz="4"/>
-            </w:tcBorders>
-            <w:tcMar>
-              <w:top w:type="dxa" w:w="50"/>
-              <w:left w:type="dxa" w:w="90"/>
-              <w:bottom w:type="dxa" w:w="50"/>
-              <w:right w:type="dxa" w:w="90"/>
-            </w:tcMar>
-          </w:tcPr>
-          <w:p>
-            <w:pPr>
-              <w:spacing w:before="0" w:after="0"/>
-            </w:pPr>
-            <w:r>
-              <w:rPr>
-                <w:rFonts w:ascii="Tahoma" w:cs="Tahoma" w:eastAsia="Tahoma" w:hAnsi="Tahoma"/>
-                <w:sz w:val="18"/>
-                <w:szCs w:val="18"/>
-              </w:rPr>
-              <w:t xml:space="preserve">7/7</w:t>
-            </w:r>
-          </w:p>
-        </w:tc>
-        <w:tc>
-          <w:tcPr>
-            <w:tcW w:type="dxa" w:w="1500"/>
-            <w:tcBorders>
-              <w:top w:val="single" w:color="BFBFBF" w:sz="4"/>
-              <w:left w:val="single" w:color="BFBFBF" w:sz="4"/>
-              <w:bottom w:val="single" w:color="BFBFBF" w:sz="4"/>
-              <w:right w:val="single" w:color="BFBFBF" w:sz="4"/>
-            </w:tcBorders>
-            <w:tcMar>
-              <w:top w:type="dxa" w:w="50"/>
-              <w:left w:type="dxa" w:w="90"/>
-              <w:bottom w:type="dxa" w:w="50"/>
-              <w:right w:type="dxa" w:w="90"/>
-            </w:tcMar>
-          </w:tcPr>
-          <w:p>
-            <w:pPr>
-              <w:spacing w:before="0" w:after="0"/>
-            </w:pPr>
-            <w:r>
-              <w:rPr>
-                <w:rFonts w:ascii="Tahoma" w:cs="Tahoma" w:eastAsia="Tahoma" w:hAnsi="Tahoma"/>
-                <w:sz w:val="18"/>
-                <w:szCs w:val="18"/>
-              </w:rPr>
-              <w:t xml:space="preserve">7/7</w:t>
+            <w:tcW w:type="dxa" w:w="4238"/>
+            <w:tcBorders>
+              <w:top w:val="single" w:color="BFBFBF" w:sz="4"/>
+              <w:left w:val="single" w:color="BFBFBF" w:sz="4"/>
+              <w:bottom w:val="single" w:color="BFBFBF" w:sz="4"/>
+              <w:right w:val="single" w:color="BFBFBF" w:sz="4"/>
+            </w:tcBorders>
+            <w:tcMar>
+              <w:top w:type="dxa" w:w="50"/>
+              <w:left w:type="dxa" w:w="90"/>
+              <w:bottom w:type="dxa" w:w="50"/>
+              <w:right w:type="dxa" w:w="90"/>
+            </w:tcMar>
+          </w:tcPr>
+          <w:p>
+            <w:pPr>
+              <w:spacing w:before="0" w:after="0"/>
+            </w:pPr>
+            <w:r>
+              <w:rPr>
+                <w:rFonts w:ascii="Tahoma" w:cs="Tahoma" w:eastAsia="Tahoma" w:hAnsi="Tahoma"/>
+                <w:sz w:val="18"/>
+                <w:szCs w:val="18"/>
+              </w:rPr>
+              <w:t xml:space="preserve">Test: ระบบย้ายห้อง – ย้ายอัตโนมัติหลังชำระเงิน</w:t>
+            </w:r>
+          </w:p>
+        </w:tc>
+        <w:tc>
+          <w:tcPr>
+            <w:tcW w:type="dxa" w:w="1200"/>
+            <w:tcBorders>
+              <w:top w:val="single" w:color="BFBFBF" w:sz="4"/>
+              <w:left w:val="single" w:color="BFBFBF" w:sz="4"/>
+              <w:bottom w:val="single" w:color="BFBFBF" w:sz="4"/>
+              <w:right w:val="single" w:color="BFBFBF" w:sz="4"/>
+            </w:tcBorders>
+            <w:tcMar>
+              <w:top w:type="dxa" w:w="50"/>
+              <w:left w:type="dxa" w:w="90"/>
+              <w:bottom w:type="dxa" w:w="50"/>
+              <w:right w:type="dxa" w:w="90"/>
+            </w:tcMar>
+          </w:tcPr>
+          <w:p>
+            <w:pPr>
+              <w:spacing w:before="0" w:after="0"/>
+            </w:pPr>
+            <w:r>
+              <w:rPr>
+                <w:rFonts w:ascii="Tahoma" w:cs="Tahoma" w:eastAsia="Tahoma" w:hAnsi="Tahoma"/>
+                <w:sz w:val="18"/>
+                <w:szCs w:val="18"/>
+              </w:rPr>
+              <w:t xml:space="preserve">3/3</w:t>
+            </w:r>
+          </w:p>
+        </w:tc>
+        <w:tc>
+          <w:tcPr>
+            <w:tcW w:type="dxa" w:w="1200"/>
+            <w:tcBorders>
+              <w:top w:val="single" w:color="BFBFBF" w:sz="4"/>
+              <w:left w:val="single" w:color="BFBFBF" w:sz="4"/>
+              <w:bottom w:val="single" w:color="BFBFBF" w:sz="4"/>
+              <w:right w:val="single" w:color="BFBFBF" w:sz="4"/>
+            </w:tcBorders>
+            <w:tcMar>
+              <w:top w:type="dxa" w:w="50"/>
+              <w:left w:type="dxa" w:w="90"/>
+              <w:bottom w:type="dxa" w:w="50"/>
+              <w:right w:type="dxa" w:w="90"/>
+            </w:tcMar>
+          </w:tcPr>
+          <w:p>
+            <w:pPr>
+              <w:spacing w:before="0" w:after="0"/>
+            </w:pPr>
+            <w:r>
+              <w:rPr>
+                <w:rFonts w:ascii="Tahoma" w:cs="Tahoma" w:eastAsia="Tahoma" w:hAnsi="Tahoma"/>
+                <w:sz w:val="18"/>
+                <w:szCs w:val="18"/>
+              </w:rPr>
+              <w:t xml:space="preserve">3/3</w:t>
+            </w:r>
+          </w:p>
+        </w:tc>
+        <w:tc>
+          <w:tcPr>
+            <w:tcW w:type="dxa" w:w="1200"/>
+            <w:tcBorders>
+              <w:top w:val="single" w:color="BFBFBF" w:sz="4"/>
+              <w:left w:val="single" w:color="BFBFBF" w:sz="4"/>
+              <w:bottom w:val="single" w:color="BFBFBF" w:sz="4"/>
+              <w:right w:val="single" w:color="BFBFBF" w:sz="4"/>
+            </w:tcBorders>
+            <w:tcMar>
+              <w:top w:type="dxa" w:w="50"/>
+              <w:left w:type="dxa" w:w="90"/>
+              <w:bottom w:type="dxa" w:w="50"/>
+              <w:right w:type="dxa" w:w="90"/>
+            </w:tcMar>
+          </w:tcPr>
+          <w:p>
+            <w:pPr>
+              <w:spacing w:before="0" w:after="0"/>
+            </w:pPr>
+            <w:r>
+              <w:rPr>
+                <w:rFonts w:ascii="Tahoma" w:cs="Tahoma" w:eastAsia="Tahoma" w:hAnsi="Tahoma"/>
+                <w:sz w:val="18"/>
+                <w:szCs w:val="18"/>
+              </w:rPr>
+              <w:t xml:space="preserve">5/5</w:t>
+            </w:r>
+          </w:p>
+        </w:tc>
+        <w:tc>
+          <w:tcPr>
+            <w:tcW w:type="dxa" w:w="1200"/>
+            <w:tcBorders>
+              <w:top w:val="single" w:color="BFBFBF" w:sz="4"/>
+              <w:left w:val="single" w:color="BFBFBF" w:sz="4"/>
+              <w:bottom w:val="single" w:color="BFBFBF" w:sz="4"/>
+              <w:right w:val="single" w:color="BFBFBF" w:sz="4"/>
+            </w:tcBorders>
+            <w:tcMar>
+              <w:top w:type="dxa" w:w="50"/>
+              <w:left w:type="dxa" w:w="90"/>
+              <w:bottom w:type="dxa" w:w="50"/>
+              <w:right w:type="dxa" w:w="90"/>
+            </w:tcMar>
+          </w:tcPr>
+          <w:p>
+            <w:pPr>
+              <w:spacing w:before="0" w:after="0"/>
+            </w:pPr>
+            <w:r>
+              <w:rPr>
+                <w:rFonts w:ascii="Tahoma" w:cs="Tahoma" w:eastAsia="Tahoma" w:hAnsi="Tahoma"/>
+                <w:sz w:val="18"/>
+                <w:szCs w:val="18"/>
+              </w:rPr>
+              <w:t xml:space="preserve">5/5</w:t>
             </w:r>
           </w:p>
         </w:tc>
@@ -5484,7 +6310,7 @@
         </w:trPr>
         <w:tc>
           <w:tcPr>
-            <w:tcW w:type="dxa" w:w="700"/>
+            <w:tcW w:type="dxa" w:w="600"/>
             <w:tcBorders>
               <w:top w:val="single" w:color="BFBFBF" w:sz="4"/>
               <w:left w:val="single" w:color="BFBFBF" w:sz="4"/>
@@ -5518,121 +6344,151 @@
         </w:tc>
         <w:tc>
           <w:tcPr>
-            <w:tcW w:type="dxa" w:w="4638"/>
-            <w:tcBorders>
-              <w:top w:val="single" w:color="BFBFBF" w:sz="4"/>
-              <w:left w:val="single" w:color="BFBFBF" w:sz="4"/>
-              <w:bottom w:val="single" w:color="BFBFBF" w:sz="4"/>
-              <w:right w:val="single" w:color="BFBFBF" w:sz="4"/>
-            </w:tcBorders>
-            <w:tcMar>
-              <w:top w:type="dxa" w:w="50"/>
-              <w:left w:type="dxa" w:w="90"/>
-              <w:bottom w:type="dxa" w:w="50"/>
-              <w:right w:type="dxa" w:w="90"/>
-            </w:tcMar>
-          </w:tcPr>
-          <w:p>
-            <w:pPr>
-              <w:spacing w:before="0" w:after="0"/>
-            </w:pPr>
-            <w:r>
-              <w:rPr>
-                <w:rFonts w:ascii="Tahoma" w:cs="Tahoma" w:eastAsia="Tahoma" w:hAnsi="Tahoma"/>
-                <w:sz w:val="18"/>
-                <w:szCs w:val="18"/>
-              </w:rPr>
-              <w:t xml:space="preserve">Test: ระบบย้ายห้อง – สูตรคำนวณเงิน</w:t>
-            </w:r>
-          </w:p>
-        </w:tc>
-        <w:tc>
-          <w:tcPr>
-            <w:tcW w:type="dxa" w:w="1400"/>
-            <w:tcBorders>
-              <w:top w:val="single" w:color="BFBFBF" w:sz="4"/>
-              <w:left w:val="single" w:color="BFBFBF" w:sz="4"/>
-              <w:bottom w:val="single" w:color="BFBFBF" w:sz="4"/>
-              <w:right w:val="single" w:color="BFBFBF" w:sz="4"/>
-            </w:tcBorders>
-            <w:tcMar>
-              <w:top w:type="dxa" w:w="50"/>
-              <w:left w:type="dxa" w:w="90"/>
-              <w:bottom w:type="dxa" w:w="50"/>
-              <w:right w:type="dxa" w:w="90"/>
-            </w:tcMar>
-          </w:tcPr>
-          <w:p>
-            <w:pPr>
-              <w:spacing w:before="0" w:after="0"/>
-            </w:pPr>
-            <w:r>
-              <w:rPr>
-                <w:rFonts w:ascii="Tahoma" w:cs="Tahoma" w:eastAsia="Tahoma" w:hAnsi="Tahoma"/>
-                <w:sz w:val="18"/>
-                <w:szCs w:val="18"/>
-              </w:rPr>
-              <w:t xml:space="preserve">21/21</w:t>
-            </w:r>
-          </w:p>
-        </w:tc>
-        <w:tc>
-          <w:tcPr>
-            <w:tcW w:type="dxa" w:w="1400"/>
-            <w:tcBorders>
-              <w:top w:val="single" w:color="BFBFBF" w:sz="4"/>
-              <w:left w:val="single" w:color="BFBFBF" w:sz="4"/>
-              <w:bottom w:val="single" w:color="BFBFBF" w:sz="4"/>
-              <w:right w:val="single" w:color="BFBFBF" w:sz="4"/>
-            </w:tcBorders>
-            <w:tcMar>
-              <w:top w:type="dxa" w:w="50"/>
-              <w:left w:type="dxa" w:w="90"/>
-              <w:bottom w:type="dxa" w:w="50"/>
-              <w:right w:type="dxa" w:w="90"/>
-            </w:tcMar>
-          </w:tcPr>
-          <w:p>
-            <w:pPr>
-              <w:spacing w:before="0" w:after="0"/>
-            </w:pPr>
-            <w:r>
-              <w:rPr>
-                <w:rFonts w:ascii="Tahoma" w:cs="Tahoma" w:eastAsia="Tahoma" w:hAnsi="Tahoma"/>
-                <w:sz w:val="18"/>
-                <w:szCs w:val="18"/>
-              </w:rPr>
-              <w:t xml:space="preserve">21/21</w:t>
-            </w:r>
-          </w:p>
-        </w:tc>
-        <w:tc>
-          <w:tcPr>
-            <w:tcW w:type="dxa" w:w="1500"/>
-            <w:tcBorders>
-              <w:top w:val="single" w:color="BFBFBF" w:sz="4"/>
-              <w:left w:val="single" w:color="BFBFBF" w:sz="4"/>
-              <w:bottom w:val="single" w:color="BFBFBF" w:sz="4"/>
-              <w:right w:val="single" w:color="BFBFBF" w:sz="4"/>
-            </w:tcBorders>
-            <w:tcMar>
-              <w:top w:type="dxa" w:w="50"/>
-              <w:left w:type="dxa" w:w="90"/>
-              <w:bottom w:type="dxa" w:w="50"/>
-              <w:right w:type="dxa" w:w="90"/>
-            </w:tcMar>
-          </w:tcPr>
-          <w:p>
-            <w:pPr>
-              <w:spacing w:before="0" w:after="0"/>
-            </w:pPr>
-            <w:r>
-              <w:rPr>
-                <w:rFonts w:ascii="Tahoma" w:cs="Tahoma" w:eastAsia="Tahoma" w:hAnsi="Tahoma"/>
-                <w:sz w:val="18"/>
-                <w:szCs w:val="18"/>
-              </w:rPr>
-              <w:t xml:space="preserve">21/21</w:t>
+            <w:tcW w:type="dxa" w:w="4238"/>
+            <w:tcBorders>
+              <w:top w:val="single" w:color="BFBFBF" w:sz="4"/>
+              <w:left w:val="single" w:color="BFBFBF" w:sz="4"/>
+              <w:bottom w:val="single" w:color="BFBFBF" w:sz="4"/>
+              <w:right w:val="single" w:color="BFBFBF" w:sz="4"/>
+            </w:tcBorders>
+            <w:tcMar>
+              <w:top w:type="dxa" w:w="50"/>
+              <w:left w:type="dxa" w:w="90"/>
+              <w:bottom w:type="dxa" w:w="50"/>
+              <w:right w:type="dxa" w:w="90"/>
+            </w:tcMar>
+          </w:tcPr>
+          <w:p>
+            <w:pPr>
+              <w:spacing w:before="0" w:after="0"/>
+            </w:pPr>
+            <w:r>
+              <w:rPr>
+                <w:rFonts w:ascii="Tahoma" w:cs="Tahoma" w:eastAsia="Tahoma" w:hAnsi="Tahoma"/>
+                <w:sz w:val="18"/>
+                <w:szCs w:val="18"/>
+              </w:rPr>
+              <w:t xml:space="preserve">Test: ระบบย้ายห้อง – การเงิน (ฐานข้อมูล)</w:t>
+            </w:r>
+          </w:p>
+        </w:tc>
+        <w:tc>
+          <w:tcPr>
+            <w:tcW w:type="dxa" w:w="1200"/>
+            <w:tcBorders>
+              <w:top w:val="single" w:color="BFBFBF" w:sz="4"/>
+              <w:left w:val="single" w:color="BFBFBF" w:sz="4"/>
+              <w:bottom w:val="single" w:color="BFBFBF" w:sz="4"/>
+              <w:right w:val="single" w:color="BFBFBF" w:sz="4"/>
+            </w:tcBorders>
+            <w:tcMar>
+              <w:top w:type="dxa" w:w="50"/>
+              <w:left w:type="dxa" w:w="90"/>
+              <w:bottom w:type="dxa" w:w="50"/>
+              <w:right w:type="dxa" w:w="90"/>
+            </w:tcMar>
+          </w:tcPr>
+          <w:p>
+            <w:pPr>
+              <w:spacing w:before="0" w:after="0"/>
+            </w:pPr>
+            <w:r>
+              <w:rPr>
+                <w:rFonts w:ascii="Tahoma" w:cs="Tahoma" w:eastAsia="Tahoma" w:hAnsi="Tahoma"/>
+                <w:sz w:val="18"/>
+                <w:szCs w:val="18"/>
+              </w:rPr>
+              <w:t xml:space="preserve">7/7</w:t>
+            </w:r>
+          </w:p>
+        </w:tc>
+        <w:tc>
+          <w:tcPr>
+            <w:tcW w:type="dxa" w:w="1200"/>
+            <w:tcBorders>
+              <w:top w:val="single" w:color="BFBFBF" w:sz="4"/>
+              <w:left w:val="single" w:color="BFBFBF" w:sz="4"/>
+              <w:bottom w:val="single" w:color="BFBFBF" w:sz="4"/>
+              <w:right w:val="single" w:color="BFBFBF" w:sz="4"/>
+            </w:tcBorders>
+            <w:tcMar>
+              <w:top w:type="dxa" w:w="50"/>
+              <w:left w:type="dxa" w:w="90"/>
+              <w:bottom w:type="dxa" w:w="50"/>
+              <w:right w:type="dxa" w:w="90"/>
+            </w:tcMar>
+          </w:tcPr>
+          <w:p>
+            <w:pPr>
+              <w:spacing w:before="0" w:after="0"/>
+            </w:pPr>
+            <w:r>
+              <w:rPr>
+                <w:rFonts w:ascii="Tahoma" w:cs="Tahoma" w:eastAsia="Tahoma" w:hAnsi="Tahoma"/>
+                <w:sz w:val="18"/>
+                <w:szCs w:val="18"/>
+              </w:rPr>
+              <w:t xml:space="preserve">7/7</w:t>
+            </w:r>
+          </w:p>
+        </w:tc>
+        <w:tc>
+          <w:tcPr>
+            <w:tcW w:type="dxa" w:w="1200"/>
+            <w:tcBorders>
+              <w:top w:val="single" w:color="BFBFBF" w:sz="4"/>
+              <w:left w:val="single" w:color="BFBFBF" w:sz="4"/>
+              <w:bottom w:val="single" w:color="BFBFBF" w:sz="4"/>
+              <w:right w:val="single" w:color="BFBFBF" w:sz="4"/>
+            </w:tcBorders>
+            <w:tcMar>
+              <w:top w:type="dxa" w:w="50"/>
+              <w:left w:type="dxa" w:w="90"/>
+              <w:bottom w:type="dxa" w:w="50"/>
+              <w:right w:type="dxa" w:w="90"/>
+            </w:tcMar>
+          </w:tcPr>
+          <w:p>
+            <w:pPr>
+              <w:spacing w:before="0" w:after="0"/>
+            </w:pPr>
+            <w:r>
+              <w:rPr>
+                <w:rFonts w:ascii="Tahoma" w:cs="Tahoma" w:eastAsia="Tahoma" w:hAnsi="Tahoma"/>
+                <w:sz w:val="18"/>
+                <w:szCs w:val="18"/>
+              </w:rPr>
+              <w:t xml:space="preserve">7/7</w:t>
+            </w:r>
+          </w:p>
+        </w:tc>
+        <w:tc>
+          <w:tcPr>
+            <w:tcW w:type="dxa" w:w="1200"/>
+            <w:tcBorders>
+              <w:top w:val="single" w:color="BFBFBF" w:sz="4"/>
+              <w:left w:val="single" w:color="BFBFBF" w:sz="4"/>
+              <w:bottom w:val="single" w:color="BFBFBF" w:sz="4"/>
+              <w:right w:val="single" w:color="BFBFBF" w:sz="4"/>
+            </w:tcBorders>
+            <w:tcMar>
+              <w:top w:type="dxa" w:w="50"/>
+              <w:left w:type="dxa" w:w="90"/>
+              <w:bottom w:type="dxa" w:w="50"/>
+              <w:right w:type="dxa" w:w="90"/>
+            </w:tcMar>
+          </w:tcPr>
+          <w:p>
+            <w:pPr>
+              <w:spacing w:before="0" w:after="0"/>
+            </w:pPr>
+            <w:r>
+              <w:rPr>
+                <w:rFonts w:ascii="Tahoma" w:cs="Tahoma" w:eastAsia="Tahoma" w:hAnsi="Tahoma"/>
+                <w:sz w:val="18"/>
+                <w:szCs w:val="18"/>
+              </w:rPr>
+              <w:t xml:space="preserve">7/7</w:t>
             </w:r>
           </w:p>
         </w:tc>
@@ -5643,7 +6499,7 @@
         </w:trPr>
         <w:tc>
           <w:tcPr>
-            <w:tcW w:type="dxa" w:w="700"/>
+            <w:tcW w:type="dxa" w:w="600"/>
             <w:tcBorders>
               <w:top w:val="single" w:color="BFBFBF" w:sz="4"/>
               <w:left w:val="single" w:color="BFBFBF" w:sz="4"/>
@@ -5677,121 +6533,151 @@
         </w:tc>
         <w:tc>
           <w:tcPr>
-            <w:tcW w:type="dxa" w:w="4638"/>
-            <w:tcBorders>
-              <w:top w:val="single" w:color="BFBFBF" w:sz="4"/>
-              <w:left w:val="single" w:color="BFBFBF" w:sz="4"/>
-              <w:bottom w:val="single" w:color="BFBFBF" w:sz="4"/>
-              <w:right w:val="single" w:color="BFBFBF" w:sz="4"/>
-            </w:tcBorders>
-            <w:tcMar>
-              <w:top w:type="dxa" w:w="50"/>
-              <w:left w:type="dxa" w:w="90"/>
-              <w:bottom w:type="dxa" w:w="50"/>
-              <w:right w:type="dxa" w:w="90"/>
-            </w:tcMar>
-          </w:tcPr>
-          <w:p>
-            <w:pPr>
-              <w:spacing w:before="0" w:after="0"/>
-            </w:pPr>
-            <w:r>
-              <w:rPr>
-                <w:rFonts w:ascii="Tahoma" w:cs="Tahoma" w:eastAsia="Tahoma" w:hAnsi="Tahoma"/>
-                <w:sz w:val="18"/>
-                <w:szCs w:val="18"/>
-              </w:rPr>
-              <w:t xml:space="preserve">Test: ระบบเข้าสู่ระบบ / ลืมรหัสผ่าน – ตรวจข้อมูลผ่าน HTTP</w:t>
-            </w:r>
-          </w:p>
-        </w:tc>
-        <w:tc>
-          <w:tcPr>
-            <w:tcW w:type="dxa" w:w="1400"/>
-            <w:tcBorders>
-              <w:top w:val="single" w:color="BFBFBF" w:sz="4"/>
-              <w:left w:val="single" w:color="BFBFBF" w:sz="4"/>
-              <w:bottom w:val="single" w:color="BFBFBF" w:sz="4"/>
-              <w:right w:val="single" w:color="BFBFBF" w:sz="4"/>
-            </w:tcBorders>
-            <w:tcMar>
-              <w:top w:type="dxa" w:w="50"/>
-              <w:left w:type="dxa" w:w="90"/>
-              <w:bottom w:type="dxa" w:w="50"/>
-              <w:right w:type="dxa" w:w="90"/>
-            </w:tcMar>
-          </w:tcPr>
-          <w:p>
-            <w:pPr>
-              <w:spacing w:before="0" w:after="0"/>
-            </w:pPr>
-            <w:r>
-              <w:rPr>
-                <w:rFonts w:ascii="Tahoma" w:cs="Tahoma" w:eastAsia="Tahoma" w:hAnsi="Tahoma"/>
-                <w:sz w:val="18"/>
-                <w:szCs w:val="18"/>
-              </w:rPr>
-              <w:t xml:space="preserve">7/7</w:t>
-            </w:r>
-          </w:p>
-        </w:tc>
-        <w:tc>
-          <w:tcPr>
-            <w:tcW w:type="dxa" w:w="1400"/>
-            <w:tcBorders>
-              <w:top w:val="single" w:color="BFBFBF" w:sz="4"/>
-              <w:left w:val="single" w:color="BFBFBF" w:sz="4"/>
-              <w:bottom w:val="single" w:color="BFBFBF" w:sz="4"/>
-              <w:right w:val="single" w:color="BFBFBF" w:sz="4"/>
-            </w:tcBorders>
-            <w:tcMar>
-              <w:top w:type="dxa" w:w="50"/>
-              <w:left w:type="dxa" w:w="90"/>
-              <w:bottom w:type="dxa" w:w="50"/>
-              <w:right w:type="dxa" w:w="90"/>
-            </w:tcMar>
-          </w:tcPr>
-          <w:p>
-            <w:pPr>
-              <w:spacing w:before="0" w:after="0"/>
-            </w:pPr>
-            <w:r>
-              <w:rPr>
-                <w:rFonts w:ascii="Tahoma" w:cs="Tahoma" w:eastAsia="Tahoma" w:hAnsi="Tahoma"/>
-                <w:sz w:val="18"/>
-                <w:szCs w:val="18"/>
-              </w:rPr>
-              <w:t xml:space="preserve">7/7</w:t>
-            </w:r>
-          </w:p>
-        </w:tc>
-        <w:tc>
-          <w:tcPr>
-            <w:tcW w:type="dxa" w:w="1500"/>
-            <w:tcBorders>
-              <w:top w:val="single" w:color="BFBFBF" w:sz="4"/>
-              <w:left w:val="single" w:color="BFBFBF" w:sz="4"/>
-              <w:bottom w:val="single" w:color="BFBFBF" w:sz="4"/>
-              <w:right w:val="single" w:color="BFBFBF" w:sz="4"/>
-            </w:tcBorders>
-            <w:tcMar>
-              <w:top w:type="dxa" w:w="50"/>
-              <w:left w:type="dxa" w:w="90"/>
-              <w:bottom w:type="dxa" w:w="50"/>
-              <w:right w:type="dxa" w:w="90"/>
-            </w:tcMar>
-          </w:tcPr>
-          <w:p>
-            <w:pPr>
-              <w:spacing w:before="0" w:after="0"/>
-            </w:pPr>
-            <w:r>
-              <w:rPr>
-                <w:rFonts w:ascii="Tahoma" w:cs="Tahoma" w:eastAsia="Tahoma" w:hAnsi="Tahoma"/>
-                <w:sz w:val="18"/>
-                <w:szCs w:val="18"/>
-              </w:rPr>
-              <w:t xml:space="preserve">7/7</w:t>
+            <w:tcW w:type="dxa" w:w="4238"/>
+            <w:tcBorders>
+              <w:top w:val="single" w:color="BFBFBF" w:sz="4"/>
+              <w:left w:val="single" w:color="BFBFBF" w:sz="4"/>
+              <w:bottom w:val="single" w:color="BFBFBF" w:sz="4"/>
+              <w:right w:val="single" w:color="BFBFBF" w:sz="4"/>
+            </w:tcBorders>
+            <w:tcMar>
+              <w:top w:type="dxa" w:w="50"/>
+              <w:left w:type="dxa" w:w="90"/>
+              <w:bottom w:type="dxa" w:w="50"/>
+              <w:right w:type="dxa" w:w="90"/>
+            </w:tcMar>
+          </w:tcPr>
+          <w:p>
+            <w:pPr>
+              <w:spacing w:before="0" w:after="0"/>
+            </w:pPr>
+            <w:r>
+              <w:rPr>
+                <w:rFonts w:ascii="Tahoma" w:cs="Tahoma" w:eastAsia="Tahoma" w:hAnsi="Tahoma"/>
+                <w:sz w:val="18"/>
+                <w:szCs w:val="18"/>
+              </w:rPr>
+              <w:t xml:space="preserve">Test: ระบบย้ายห้อง – สูตรคำนวณเงิน</w:t>
+            </w:r>
+          </w:p>
+        </w:tc>
+        <w:tc>
+          <w:tcPr>
+            <w:tcW w:type="dxa" w:w="1200"/>
+            <w:tcBorders>
+              <w:top w:val="single" w:color="BFBFBF" w:sz="4"/>
+              <w:left w:val="single" w:color="BFBFBF" w:sz="4"/>
+              <w:bottom w:val="single" w:color="BFBFBF" w:sz="4"/>
+              <w:right w:val="single" w:color="BFBFBF" w:sz="4"/>
+            </w:tcBorders>
+            <w:tcMar>
+              <w:top w:type="dxa" w:w="50"/>
+              <w:left w:type="dxa" w:w="90"/>
+              <w:bottom w:type="dxa" w:w="50"/>
+              <w:right w:type="dxa" w:w="90"/>
+            </w:tcMar>
+          </w:tcPr>
+          <w:p>
+            <w:pPr>
+              <w:spacing w:before="0" w:after="0"/>
+            </w:pPr>
+            <w:r>
+              <w:rPr>
+                <w:rFonts w:ascii="Tahoma" w:cs="Tahoma" w:eastAsia="Tahoma" w:hAnsi="Tahoma"/>
+                <w:sz w:val="18"/>
+                <w:szCs w:val="18"/>
+              </w:rPr>
+              <w:t xml:space="preserve">21/21</w:t>
+            </w:r>
+          </w:p>
+        </w:tc>
+        <w:tc>
+          <w:tcPr>
+            <w:tcW w:type="dxa" w:w="1200"/>
+            <w:tcBorders>
+              <w:top w:val="single" w:color="BFBFBF" w:sz="4"/>
+              <w:left w:val="single" w:color="BFBFBF" w:sz="4"/>
+              <w:bottom w:val="single" w:color="BFBFBF" w:sz="4"/>
+              <w:right w:val="single" w:color="BFBFBF" w:sz="4"/>
+            </w:tcBorders>
+            <w:tcMar>
+              <w:top w:type="dxa" w:w="50"/>
+              <w:left w:type="dxa" w:w="90"/>
+              <w:bottom w:type="dxa" w:w="50"/>
+              <w:right w:type="dxa" w:w="90"/>
+            </w:tcMar>
+          </w:tcPr>
+          <w:p>
+            <w:pPr>
+              <w:spacing w:before="0" w:after="0"/>
+            </w:pPr>
+            <w:r>
+              <w:rPr>
+                <w:rFonts w:ascii="Tahoma" w:cs="Tahoma" w:eastAsia="Tahoma" w:hAnsi="Tahoma"/>
+                <w:sz w:val="18"/>
+                <w:szCs w:val="18"/>
+              </w:rPr>
+              <w:t xml:space="preserve">21/21</w:t>
+            </w:r>
+          </w:p>
+        </w:tc>
+        <w:tc>
+          <w:tcPr>
+            <w:tcW w:type="dxa" w:w="1200"/>
+            <w:tcBorders>
+              <w:top w:val="single" w:color="BFBFBF" w:sz="4"/>
+              <w:left w:val="single" w:color="BFBFBF" w:sz="4"/>
+              <w:bottom w:val="single" w:color="BFBFBF" w:sz="4"/>
+              <w:right w:val="single" w:color="BFBFBF" w:sz="4"/>
+            </w:tcBorders>
+            <w:tcMar>
+              <w:top w:type="dxa" w:w="50"/>
+              <w:left w:type="dxa" w:w="90"/>
+              <w:bottom w:type="dxa" w:w="50"/>
+              <w:right w:type="dxa" w:w="90"/>
+            </w:tcMar>
+          </w:tcPr>
+          <w:p>
+            <w:pPr>
+              <w:spacing w:before="0" w:after="0"/>
+            </w:pPr>
+            <w:r>
+              <w:rPr>
+                <w:rFonts w:ascii="Tahoma" w:cs="Tahoma" w:eastAsia="Tahoma" w:hAnsi="Tahoma"/>
+                <w:sz w:val="18"/>
+                <w:szCs w:val="18"/>
+              </w:rPr>
+              <w:t xml:space="preserve">21/21</w:t>
+            </w:r>
+          </w:p>
+        </w:tc>
+        <w:tc>
+          <w:tcPr>
+            <w:tcW w:type="dxa" w:w="1200"/>
+            <w:tcBorders>
+              <w:top w:val="single" w:color="BFBFBF" w:sz="4"/>
+              <w:left w:val="single" w:color="BFBFBF" w:sz="4"/>
+              <w:bottom w:val="single" w:color="BFBFBF" w:sz="4"/>
+              <w:right w:val="single" w:color="BFBFBF" w:sz="4"/>
+            </w:tcBorders>
+            <w:tcMar>
+              <w:top w:type="dxa" w:w="50"/>
+              <w:left w:type="dxa" w:w="90"/>
+              <w:bottom w:type="dxa" w:w="50"/>
+              <w:right w:type="dxa" w:w="90"/>
+            </w:tcMar>
+          </w:tcPr>
+          <w:p>
+            <w:pPr>
+              <w:spacing w:before="0" w:after="0"/>
+            </w:pPr>
+            <w:r>
+              <w:rPr>
+                <w:rFonts w:ascii="Tahoma" w:cs="Tahoma" w:eastAsia="Tahoma" w:hAnsi="Tahoma"/>
+                <w:sz w:val="18"/>
+                <w:szCs w:val="18"/>
+              </w:rPr>
+              <w:t xml:space="preserve">21/21</w:t>
             </w:r>
           </w:p>
         </w:tc>
@@ -5802,7 +6688,7 @@
         </w:trPr>
         <w:tc>
           <w:tcPr>
-            <w:tcW w:type="dxa" w:w="700"/>
+            <w:tcW w:type="dxa" w:w="600"/>
             <w:tcBorders>
               <w:top w:val="single" w:color="BFBFBF" w:sz="4"/>
               <w:left w:val="single" w:color="BFBFBF" w:sz="4"/>
@@ -5836,121 +6722,151 @@
         </w:tc>
         <w:tc>
           <w:tcPr>
-            <w:tcW w:type="dxa" w:w="4638"/>
-            <w:tcBorders>
-              <w:top w:val="single" w:color="BFBFBF" w:sz="4"/>
-              <w:left w:val="single" w:color="BFBFBF" w:sz="4"/>
-              <w:bottom w:val="single" w:color="BFBFBF" w:sz="4"/>
-              <w:right w:val="single" w:color="BFBFBF" w:sz="4"/>
-            </w:tcBorders>
-            <w:tcMar>
-              <w:top w:type="dxa" w:w="50"/>
-              <w:left w:type="dxa" w:w="90"/>
-              <w:bottom w:type="dxa" w:w="50"/>
-              <w:right w:type="dxa" w:w="90"/>
-            </w:tcMar>
-          </w:tcPr>
-          <w:p>
-            <w:pPr>
-              <w:spacing w:before="0" w:after="0"/>
-            </w:pPr>
-            <w:r>
-              <w:rPr>
-                <w:rFonts w:ascii="Tahoma" w:cs="Tahoma" w:eastAsia="Tahoma" w:hAnsi="Tahoma"/>
-                <w:sz w:val="18"/>
-                <w:szCs w:val="18"/>
-              </w:rPr>
-              <w:t xml:space="preserve">Test: Middleware ตรวจสอบข้อมูลฝั่ง Server</w:t>
-            </w:r>
-          </w:p>
-        </w:tc>
-        <w:tc>
-          <w:tcPr>
-            <w:tcW w:type="dxa" w:w="1400"/>
-            <w:tcBorders>
-              <w:top w:val="single" w:color="BFBFBF" w:sz="4"/>
-              <w:left w:val="single" w:color="BFBFBF" w:sz="4"/>
-              <w:bottom w:val="single" w:color="BFBFBF" w:sz="4"/>
-              <w:right w:val="single" w:color="BFBFBF" w:sz="4"/>
-            </w:tcBorders>
-            <w:tcMar>
-              <w:top w:type="dxa" w:w="50"/>
-              <w:left w:type="dxa" w:w="90"/>
-              <w:bottom w:type="dxa" w:w="50"/>
-              <w:right w:type="dxa" w:w="90"/>
-            </w:tcMar>
-          </w:tcPr>
-          <w:p>
-            <w:pPr>
-              <w:spacing w:before="0" w:after="0"/>
-            </w:pPr>
-            <w:r>
-              <w:rPr>
-                <w:rFonts w:ascii="Tahoma" w:cs="Tahoma" w:eastAsia="Tahoma" w:hAnsi="Tahoma"/>
-                <w:sz w:val="18"/>
-                <w:szCs w:val="18"/>
-              </w:rPr>
-              <w:t xml:space="preserve">18/18</w:t>
-            </w:r>
-          </w:p>
-        </w:tc>
-        <w:tc>
-          <w:tcPr>
-            <w:tcW w:type="dxa" w:w="1400"/>
-            <w:tcBorders>
-              <w:top w:val="single" w:color="BFBFBF" w:sz="4"/>
-              <w:left w:val="single" w:color="BFBFBF" w:sz="4"/>
-              <w:bottom w:val="single" w:color="BFBFBF" w:sz="4"/>
-              <w:right w:val="single" w:color="BFBFBF" w:sz="4"/>
-            </w:tcBorders>
-            <w:tcMar>
-              <w:top w:type="dxa" w:w="50"/>
-              <w:left w:type="dxa" w:w="90"/>
-              <w:bottom w:type="dxa" w:w="50"/>
-              <w:right w:type="dxa" w:w="90"/>
-            </w:tcMar>
-          </w:tcPr>
-          <w:p>
-            <w:pPr>
-              <w:spacing w:before="0" w:after="0"/>
-            </w:pPr>
-            <w:r>
-              <w:rPr>
-                <w:rFonts w:ascii="Tahoma" w:cs="Tahoma" w:eastAsia="Tahoma" w:hAnsi="Tahoma"/>
-                <w:sz w:val="18"/>
-                <w:szCs w:val="18"/>
-              </w:rPr>
-              <w:t xml:space="preserve">18/18</w:t>
-            </w:r>
-          </w:p>
-        </w:tc>
-        <w:tc>
-          <w:tcPr>
-            <w:tcW w:type="dxa" w:w="1500"/>
-            <w:tcBorders>
-              <w:top w:val="single" w:color="BFBFBF" w:sz="4"/>
-              <w:left w:val="single" w:color="BFBFBF" w:sz="4"/>
-              <w:bottom w:val="single" w:color="BFBFBF" w:sz="4"/>
-              <w:right w:val="single" w:color="BFBFBF" w:sz="4"/>
-            </w:tcBorders>
-            <w:tcMar>
-              <w:top w:type="dxa" w:w="50"/>
-              <w:left w:type="dxa" w:w="90"/>
-              <w:bottom w:type="dxa" w:w="50"/>
-              <w:right w:type="dxa" w:w="90"/>
-            </w:tcMar>
-          </w:tcPr>
-          <w:p>
-            <w:pPr>
-              <w:spacing w:before="0" w:after="0"/>
-            </w:pPr>
-            <w:r>
-              <w:rPr>
-                <w:rFonts w:ascii="Tahoma" w:cs="Tahoma" w:eastAsia="Tahoma" w:hAnsi="Tahoma"/>
-                <w:sz w:val="18"/>
-                <w:szCs w:val="18"/>
-              </w:rPr>
-              <w:t xml:space="preserve">18/18</w:t>
+            <w:tcW w:type="dxa" w:w="4238"/>
+            <w:tcBorders>
+              <w:top w:val="single" w:color="BFBFBF" w:sz="4"/>
+              <w:left w:val="single" w:color="BFBFBF" w:sz="4"/>
+              <w:bottom w:val="single" w:color="BFBFBF" w:sz="4"/>
+              <w:right w:val="single" w:color="BFBFBF" w:sz="4"/>
+            </w:tcBorders>
+            <w:tcMar>
+              <w:top w:type="dxa" w:w="50"/>
+              <w:left w:type="dxa" w:w="90"/>
+              <w:bottom w:type="dxa" w:w="50"/>
+              <w:right w:type="dxa" w:w="90"/>
+            </w:tcMar>
+          </w:tcPr>
+          <w:p>
+            <w:pPr>
+              <w:spacing w:before="0" w:after="0"/>
+            </w:pPr>
+            <w:r>
+              <w:rPr>
+                <w:rFonts w:ascii="Tahoma" w:cs="Tahoma" w:eastAsia="Tahoma" w:hAnsi="Tahoma"/>
+                <w:sz w:val="18"/>
+                <w:szCs w:val="18"/>
+              </w:rPr>
+              <w:t xml:space="preserve">Test: ระบบเข้าสู่ระบบ / ลืมรหัสผ่าน – ตรวจข้อมูลผ่าน HTTP</w:t>
+            </w:r>
+          </w:p>
+        </w:tc>
+        <w:tc>
+          <w:tcPr>
+            <w:tcW w:type="dxa" w:w="1200"/>
+            <w:tcBorders>
+              <w:top w:val="single" w:color="BFBFBF" w:sz="4"/>
+              <w:left w:val="single" w:color="BFBFBF" w:sz="4"/>
+              <w:bottom w:val="single" w:color="BFBFBF" w:sz="4"/>
+              <w:right w:val="single" w:color="BFBFBF" w:sz="4"/>
+            </w:tcBorders>
+            <w:tcMar>
+              <w:top w:type="dxa" w:w="50"/>
+              <w:left w:type="dxa" w:w="90"/>
+              <w:bottom w:type="dxa" w:w="50"/>
+              <w:right w:type="dxa" w:w="90"/>
+            </w:tcMar>
+          </w:tcPr>
+          <w:p>
+            <w:pPr>
+              <w:spacing w:before="0" w:after="0"/>
+            </w:pPr>
+            <w:r>
+              <w:rPr>
+                <w:rFonts w:ascii="Tahoma" w:cs="Tahoma" w:eastAsia="Tahoma" w:hAnsi="Tahoma"/>
+                <w:sz w:val="18"/>
+                <w:szCs w:val="18"/>
+              </w:rPr>
+              <w:t xml:space="preserve">7/7</w:t>
+            </w:r>
+          </w:p>
+        </w:tc>
+        <w:tc>
+          <w:tcPr>
+            <w:tcW w:type="dxa" w:w="1200"/>
+            <w:tcBorders>
+              <w:top w:val="single" w:color="BFBFBF" w:sz="4"/>
+              <w:left w:val="single" w:color="BFBFBF" w:sz="4"/>
+              <w:bottom w:val="single" w:color="BFBFBF" w:sz="4"/>
+              <w:right w:val="single" w:color="BFBFBF" w:sz="4"/>
+            </w:tcBorders>
+            <w:tcMar>
+              <w:top w:type="dxa" w:w="50"/>
+              <w:left w:type="dxa" w:w="90"/>
+              <w:bottom w:type="dxa" w:w="50"/>
+              <w:right w:type="dxa" w:w="90"/>
+            </w:tcMar>
+          </w:tcPr>
+          <w:p>
+            <w:pPr>
+              <w:spacing w:before="0" w:after="0"/>
+            </w:pPr>
+            <w:r>
+              <w:rPr>
+                <w:rFonts w:ascii="Tahoma" w:cs="Tahoma" w:eastAsia="Tahoma" w:hAnsi="Tahoma"/>
+                <w:sz w:val="18"/>
+                <w:szCs w:val="18"/>
+              </w:rPr>
+              <w:t xml:space="preserve">7/7</w:t>
+            </w:r>
+          </w:p>
+        </w:tc>
+        <w:tc>
+          <w:tcPr>
+            <w:tcW w:type="dxa" w:w="1200"/>
+            <w:tcBorders>
+              <w:top w:val="single" w:color="BFBFBF" w:sz="4"/>
+              <w:left w:val="single" w:color="BFBFBF" w:sz="4"/>
+              <w:bottom w:val="single" w:color="BFBFBF" w:sz="4"/>
+              <w:right w:val="single" w:color="BFBFBF" w:sz="4"/>
+            </w:tcBorders>
+            <w:tcMar>
+              <w:top w:type="dxa" w:w="50"/>
+              <w:left w:type="dxa" w:w="90"/>
+              <w:bottom w:type="dxa" w:w="50"/>
+              <w:right w:type="dxa" w:w="90"/>
+            </w:tcMar>
+          </w:tcPr>
+          <w:p>
+            <w:pPr>
+              <w:spacing w:before="0" w:after="0"/>
+            </w:pPr>
+            <w:r>
+              <w:rPr>
+                <w:rFonts w:ascii="Tahoma" w:cs="Tahoma" w:eastAsia="Tahoma" w:hAnsi="Tahoma"/>
+                <w:sz w:val="18"/>
+                <w:szCs w:val="18"/>
+              </w:rPr>
+              <w:t xml:space="preserve">7/7</w:t>
+            </w:r>
+          </w:p>
+        </w:tc>
+        <w:tc>
+          <w:tcPr>
+            <w:tcW w:type="dxa" w:w="1200"/>
+            <w:tcBorders>
+              <w:top w:val="single" w:color="BFBFBF" w:sz="4"/>
+              <w:left w:val="single" w:color="BFBFBF" w:sz="4"/>
+              <w:bottom w:val="single" w:color="BFBFBF" w:sz="4"/>
+              <w:right w:val="single" w:color="BFBFBF" w:sz="4"/>
+            </w:tcBorders>
+            <w:tcMar>
+              <w:top w:type="dxa" w:w="50"/>
+              <w:left w:type="dxa" w:w="90"/>
+              <w:bottom w:type="dxa" w:w="50"/>
+              <w:right w:type="dxa" w:w="90"/>
+            </w:tcMar>
+          </w:tcPr>
+          <w:p>
+            <w:pPr>
+              <w:spacing w:before="0" w:after="0"/>
+            </w:pPr>
+            <w:r>
+              <w:rPr>
+                <w:rFonts w:ascii="Tahoma" w:cs="Tahoma" w:eastAsia="Tahoma" w:hAnsi="Tahoma"/>
+                <w:sz w:val="18"/>
+                <w:szCs w:val="18"/>
+              </w:rPr>
+              <w:t xml:space="preserve">7/7</w:t>
             </w:r>
           </w:p>
         </w:tc>
@@ -5961,7 +6877,7 @@
         </w:trPr>
         <w:tc>
           <w:tcPr>
-            <w:tcW w:type="dxa" w:w="700"/>
+            <w:tcW w:type="dxa" w:w="600"/>
             <w:tcBorders>
               <w:top w:val="single" w:color="BFBFBF" w:sz="4"/>
               <w:left w:val="single" w:color="BFBFBF" w:sz="4"/>
@@ -5995,37 +6911,37 @@
         </w:tc>
         <w:tc>
           <w:tcPr>
-            <w:tcW w:type="dxa" w:w="4638"/>
-            <w:tcBorders>
-              <w:top w:val="single" w:color="BFBFBF" w:sz="4"/>
-              <w:left w:val="single" w:color="BFBFBF" w:sz="4"/>
-              <w:bottom w:val="single" w:color="BFBFBF" w:sz="4"/>
-              <w:right w:val="single" w:color="BFBFBF" w:sz="4"/>
-            </w:tcBorders>
-            <w:tcMar>
-              <w:top w:type="dxa" w:w="50"/>
-              <w:left w:type="dxa" w:w="90"/>
-              <w:bottom w:type="dxa" w:w="50"/>
-              <w:right w:type="dxa" w:w="90"/>
-            </w:tcMar>
-          </w:tcPr>
-          <w:p>
-            <w:pPr>
-              <w:spacing w:before="0" w:after="0"/>
-            </w:pPr>
-            <w:r>
-              <w:rPr>
-                <w:rFonts w:ascii="Tahoma" w:cs="Tahoma" w:eastAsia="Tahoma" w:hAnsi="Tahoma"/>
-                <w:sz w:val="18"/>
-                <w:szCs w:val="18"/>
-              </w:rPr>
-              <w:t xml:space="preserve">Test: ฟังก์ชันตรวจสอบข้อมูล (Validators)</w:t>
-            </w:r>
-          </w:p>
-        </w:tc>
-        <w:tc>
-          <w:tcPr>
-            <w:tcW w:type="dxa" w:w="1400"/>
+            <w:tcW w:type="dxa" w:w="4238"/>
+            <w:tcBorders>
+              <w:top w:val="single" w:color="BFBFBF" w:sz="4"/>
+              <w:left w:val="single" w:color="BFBFBF" w:sz="4"/>
+              <w:bottom w:val="single" w:color="BFBFBF" w:sz="4"/>
+              <w:right w:val="single" w:color="BFBFBF" w:sz="4"/>
+            </w:tcBorders>
+            <w:tcMar>
+              <w:top w:type="dxa" w:w="50"/>
+              <w:left w:type="dxa" w:w="90"/>
+              <w:bottom w:type="dxa" w:w="50"/>
+              <w:right w:type="dxa" w:w="90"/>
+            </w:tcMar>
+          </w:tcPr>
+          <w:p>
+            <w:pPr>
+              <w:spacing w:before="0" w:after="0"/>
+            </w:pPr>
+            <w:r>
+              <w:rPr>
+                <w:rFonts w:ascii="Tahoma" w:cs="Tahoma" w:eastAsia="Tahoma" w:hAnsi="Tahoma"/>
+                <w:sz w:val="18"/>
+                <w:szCs w:val="18"/>
+              </w:rPr>
+              <w:t xml:space="preserve">Test: Middleware ตรวจสอบข้อมูลฝั่ง Server</w:t>
+            </w:r>
+          </w:p>
+        </w:tc>
+        <w:tc>
+          <w:tcPr>
+            <w:tcW w:type="dxa" w:w="1200"/>
             <w:tcBorders>
               <w:top w:val="single" w:color="BFBFBF" w:sz="4"/>
               <w:left w:val="single" w:color="BFBFBF" w:sz="4"/>
@@ -6055,7 +6971,7 @@
         </w:tc>
         <w:tc>
           <w:tcPr>
-            <w:tcW w:type="dxa" w:w="1400"/>
+            <w:tcW w:type="dxa" w:w="1200"/>
             <w:tcBorders>
               <w:top w:val="single" w:color="BFBFBF" w:sz="4"/>
               <w:left w:val="single" w:color="BFBFBF" w:sz="4"/>
@@ -6085,7 +7001,37 @@
         </w:tc>
         <w:tc>
           <w:tcPr>
-            <w:tcW w:type="dxa" w:w="1500"/>
+            <w:tcW w:type="dxa" w:w="1200"/>
+            <w:tcBorders>
+              <w:top w:val="single" w:color="BFBFBF" w:sz="4"/>
+              <w:left w:val="single" w:color="BFBFBF" w:sz="4"/>
+              <w:bottom w:val="single" w:color="BFBFBF" w:sz="4"/>
+              <w:right w:val="single" w:color="BFBFBF" w:sz="4"/>
+            </w:tcBorders>
+            <w:tcMar>
+              <w:top w:type="dxa" w:w="50"/>
+              <w:left w:type="dxa" w:w="90"/>
+              <w:bottom w:type="dxa" w:w="50"/>
+              <w:right w:type="dxa" w:w="90"/>
+            </w:tcMar>
+          </w:tcPr>
+          <w:p>
+            <w:pPr>
+              <w:spacing w:before="0" w:after="0"/>
+            </w:pPr>
+            <w:r>
+              <w:rPr>
+                <w:rFonts w:ascii="Tahoma" w:cs="Tahoma" w:eastAsia="Tahoma" w:hAnsi="Tahoma"/>
+                <w:sz w:val="18"/>
+                <w:szCs w:val="18"/>
+              </w:rPr>
+              <w:t xml:space="preserve">18/18</w:t>
+            </w:r>
+          </w:p>
+        </w:tc>
+        <w:tc>
+          <w:tcPr>
+            <w:tcW w:type="dxa" w:w="1200"/>
             <w:tcBorders>
               <w:top w:val="single" w:color="BFBFBF" w:sz="4"/>
               <w:left w:val="single" w:color="BFBFBF" w:sz="4"/>
@@ -6120,7 +7066,7 @@
         </w:trPr>
         <w:tc>
           <w:tcPr>
-            <w:tcW w:type="dxa" w:w="700"/>
+            <w:tcW w:type="dxa" w:w="600"/>
             <w:tcBorders>
               <w:top w:val="single" w:color="BFBFBF" w:sz="4"/>
               <w:left w:val="single" w:color="BFBFBF" w:sz="4"/>
@@ -6154,7 +7100,196 @@
         </w:tc>
         <w:tc>
           <w:tcPr>
-            <w:tcW w:type="dxa" w:w="4638"/>
+            <w:tcW w:type="dxa" w:w="4238"/>
+            <w:tcBorders>
+              <w:top w:val="single" w:color="BFBFBF" w:sz="4"/>
+              <w:left w:val="single" w:color="BFBFBF" w:sz="4"/>
+              <w:bottom w:val="single" w:color="BFBFBF" w:sz="4"/>
+              <w:right w:val="single" w:color="BFBFBF" w:sz="4"/>
+            </w:tcBorders>
+            <w:tcMar>
+              <w:top w:type="dxa" w:w="50"/>
+              <w:left w:type="dxa" w:w="90"/>
+              <w:bottom w:type="dxa" w:w="50"/>
+              <w:right w:type="dxa" w:w="90"/>
+            </w:tcMar>
+          </w:tcPr>
+          <w:p>
+            <w:pPr>
+              <w:spacing w:before="0" w:after="0"/>
+            </w:pPr>
+            <w:r>
+              <w:rPr>
+                <w:rFonts w:ascii="Tahoma" w:cs="Tahoma" w:eastAsia="Tahoma" w:hAnsi="Tahoma"/>
+                <w:sz w:val="18"/>
+                <w:szCs w:val="18"/>
+              </w:rPr>
+              <w:t xml:space="preserve">Test: ฟังก์ชันตรวจสอบข้อมูล (Validators)</w:t>
+            </w:r>
+          </w:p>
+        </w:tc>
+        <w:tc>
+          <w:tcPr>
+            <w:tcW w:type="dxa" w:w="1200"/>
+            <w:tcBorders>
+              <w:top w:val="single" w:color="BFBFBF" w:sz="4"/>
+              <w:left w:val="single" w:color="BFBFBF" w:sz="4"/>
+              <w:bottom w:val="single" w:color="BFBFBF" w:sz="4"/>
+              <w:right w:val="single" w:color="BFBFBF" w:sz="4"/>
+            </w:tcBorders>
+            <w:tcMar>
+              <w:top w:type="dxa" w:w="50"/>
+              <w:left w:type="dxa" w:w="90"/>
+              <w:bottom w:type="dxa" w:w="50"/>
+              <w:right w:type="dxa" w:w="90"/>
+            </w:tcMar>
+          </w:tcPr>
+          <w:p>
+            <w:pPr>
+              <w:spacing w:before="0" w:after="0"/>
+            </w:pPr>
+            <w:r>
+              <w:rPr>
+                <w:rFonts w:ascii="Tahoma" w:cs="Tahoma" w:eastAsia="Tahoma" w:hAnsi="Tahoma"/>
+                <w:sz w:val="18"/>
+                <w:szCs w:val="18"/>
+              </w:rPr>
+              <w:t xml:space="preserve">18/18</w:t>
+            </w:r>
+          </w:p>
+        </w:tc>
+        <w:tc>
+          <w:tcPr>
+            <w:tcW w:type="dxa" w:w="1200"/>
+            <w:tcBorders>
+              <w:top w:val="single" w:color="BFBFBF" w:sz="4"/>
+              <w:left w:val="single" w:color="BFBFBF" w:sz="4"/>
+              <w:bottom w:val="single" w:color="BFBFBF" w:sz="4"/>
+              <w:right w:val="single" w:color="BFBFBF" w:sz="4"/>
+            </w:tcBorders>
+            <w:tcMar>
+              <w:top w:type="dxa" w:w="50"/>
+              <w:left w:type="dxa" w:w="90"/>
+              <w:bottom w:type="dxa" w:w="50"/>
+              <w:right w:type="dxa" w:w="90"/>
+            </w:tcMar>
+          </w:tcPr>
+          <w:p>
+            <w:pPr>
+              <w:spacing w:before="0" w:after="0"/>
+            </w:pPr>
+            <w:r>
+              <w:rPr>
+                <w:rFonts w:ascii="Tahoma" w:cs="Tahoma" w:eastAsia="Tahoma" w:hAnsi="Tahoma"/>
+                <w:sz w:val="18"/>
+                <w:szCs w:val="18"/>
+              </w:rPr>
+              <w:t xml:space="preserve">18/18</w:t>
+            </w:r>
+          </w:p>
+        </w:tc>
+        <w:tc>
+          <w:tcPr>
+            <w:tcW w:type="dxa" w:w="1200"/>
+            <w:tcBorders>
+              <w:top w:val="single" w:color="BFBFBF" w:sz="4"/>
+              <w:left w:val="single" w:color="BFBFBF" w:sz="4"/>
+              <w:bottom w:val="single" w:color="BFBFBF" w:sz="4"/>
+              <w:right w:val="single" w:color="BFBFBF" w:sz="4"/>
+            </w:tcBorders>
+            <w:tcMar>
+              <w:top w:type="dxa" w:w="50"/>
+              <w:left w:type="dxa" w:w="90"/>
+              <w:bottom w:type="dxa" w:w="50"/>
+              <w:right w:type="dxa" w:w="90"/>
+            </w:tcMar>
+          </w:tcPr>
+          <w:p>
+            <w:pPr>
+              <w:spacing w:before="0" w:after="0"/>
+            </w:pPr>
+            <w:r>
+              <w:rPr>
+                <w:rFonts w:ascii="Tahoma" w:cs="Tahoma" w:eastAsia="Tahoma" w:hAnsi="Tahoma"/>
+                <w:sz w:val="18"/>
+                <w:szCs w:val="18"/>
+              </w:rPr>
+              <w:t xml:space="preserve">18/18</w:t>
+            </w:r>
+          </w:p>
+        </w:tc>
+        <w:tc>
+          <w:tcPr>
+            <w:tcW w:type="dxa" w:w="1200"/>
+            <w:tcBorders>
+              <w:top w:val="single" w:color="BFBFBF" w:sz="4"/>
+              <w:left w:val="single" w:color="BFBFBF" w:sz="4"/>
+              <w:bottom w:val="single" w:color="BFBFBF" w:sz="4"/>
+              <w:right w:val="single" w:color="BFBFBF" w:sz="4"/>
+            </w:tcBorders>
+            <w:tcMar>
+              <w:top w:type="dxa" w:w="50"/>
+              <w:left w:type="dxa" w:w="90"/>
+              <w:bottom w:type="dxa" w:w="50"/>
+              <w:right w:type="dxa" w:w="90"/>
+            </w:tcMar>
+          </w:tcPr>
+          <w:p>
+            <w:pPr>
+              <w:spacing w:before="0" w:after="0"/>
+            </w:pPr>
+            <w:r>
+              <w:rPr>
+                <w:rFonts w:ascii="Tahoma" w:cs="Tahoma" w:eastAsia="Tahoma" w:hAnsi="Tahoma"/>
+                <w:sz w:val="18"/>
+                <w:szCs w:val="18"/>
+              </w:rPr>
+              <w:t xml:space="preserve">18/18</w:t>
+            </w:r>
+          </w:p>
+        </w:tc>
+      </w:tr>
+      <w:tr>
+        <w:trPr>
+          <w:cantSplit/>
+        </w:trPr>
+        <w:tc>
+          <w:tcPr>
+            <w:tcW w:type="dxa" w:w="600"/>
+            <w:tcBorders>
+              <w:top w:val="single" w:color="BFBFBF" w:sz="4"/>
+              <w:left w:val="single" w:color="BFBFBF" w:sz="4"/>
+              <w:bottom w:val="single" w:color="BFBFBF" w:sz="4"/>
+              <w:right w:val="single" w:color="BFBFBF" w:sz="4"/>
+            </w:tcBorders>
+            <w:tcMar>
+              <w:top w:type="dxa" w:w="50"/>
+              <w:left w:type="dxa" w:w="90"/>
+              <w:bottom w:type="dxa" w:w="50"/>
+              <w:right w:type="dxa" w:w="90"/>
+            </w:tcMar>
+          </w:tcPr>
+          <w:p>
+            <w:pPr>
+              <w:spacing w:before="0" w:after="0"/>
+              <w:jc w:val="center"/>
+            </w:pPr>
+            <w:r>
+              <w:rPr>
+                <w:rFonts w:ascii="Tahoma" w:cs="Tahoma" w:eastAsia="Tahoma" w:hAnsi="Tahoma"/>
+                <w:b/>
+                <w:bCs/>
+                <w:color w:val="1E7B34"/>
+                <w:sz w:val="24"/>
+                <w:szCs w:val="24"/>
+              </w:rPr>
+              <w:t xml:space="preserve">☑</w:t>
+            </w:r>
+          </w:p>
+        </w:tc>
+        <w:tc>
+          <w:tcPr>
+            <w:tcW w:type="dxa" w:w="4238"/>
             <w:tcBorders>
               <w:top w:val="single" w:color="BFBFBF" w:sz="4"/>
               <w:left w:val="single" w:color="BFBFBF" w:sz="4"/>
@@ -6184,7 +7319,7 @@
         </w:tc>
         <w:tc>
           <w:tcPr>
-            <w:tcW w:type="dxa" w:w="1400"/>
+            <w:tcW w:type="dxa" w:w="1200"/>
             <w:tcBorders>
               <w:top w:val="single" w:color="BFBFBF" w:sz="4"/>
               <w:left w:val="single" w:color="BFBFBF" w:sz="4"/>
@@ -6214,7 +7349,7 @@
         </w:tc>
         <w:tc>
           <w:tcPr>
-            <w:tcW w:type="dxa" w:w="1400"/>
+            <w:tcW w:type="dxa" w:w="1200"/>
             <w:tcBorders>
               <w:top w:val="single" w:color="BFBFBF" w:sz="4"/>
               <w:left w:val="single" w:color="BFBFBF" w:sz="4"/>
@@ -6244,7 +7379,37 @@
         </w:tc>
         <w:tc>
           <w:tcPr>
-            <w:tcW w:type="dxa" w:w="1500"/>
+            <w:tcW w:type="dxa" w:w="1200"/>
+            <w:tcBorders>
+              <w:top w:val="single" w:color="BFBFBF" w:sz="4"/>
+              <w:left w:val="single" w:color="BFBFBF" w:sz="4"/>
+              <w:bottom w:val="single" w:color="BFBFBF" w:sz="4"/>
+              <w:right w:val="single" w:color="BFBFBF" w:sz="4"/>
+            </w:tcBorders>
+            <w:tcMar>
+              <w:top w:type="dxa" w:w="50"/>
+              <w:left w:type="dxa" w:w="90"/>
+              <w:bottom w:type="dxa" w:w="50"/>
+              <w:right w:type="dxa" w:w="90"/>
+            </w:tcMar>
+          </w:tcPr>
+          <w:p>
+            <w:pPr>
+              <w:spacing w:before="0" w:after="0"/>
+            </w:pPr>
+            <w:r>
+              <w:rPr>
+                <w:rFonts w:ascii="Tahoma" w:cs="Tahoma" w:eastAsia="Tahoma" w:hAnsi="Tahoma"/>
+                <w:sz w:val="18"/>
+                <w:szCs w:val="18"/>
+              </w:rPr>
+              <w:t xml:space="preserve">0 / 0</w:t>
+            </w:r>
+          </w:p>
+        </w:tc>
+        <w:tc>
+          <w:tcPr>
+            <w:tcW w:type="dxa" w:w="1200"/>
             <w:tcBorders>
               <w:top w:val="single" w:color="BFBFBF" w:sz="4"/>
               <w:left w:val="single" w:color="BFBFBF" w:sz="4"/>
@@ -6274,6 +7439,167 @@
         </w:tc>
       </w:tr>
     </w:tbl>
+    <w:p>
+      <w:pPr>
+        <w:pStyle w:val="Heading1"/>
+        <w:spacing w:before="240" w:after="120"/>
+      </w:pPr>
+      <w:r>
+        <w:rPr>
+          <w:rFonts w:ascii="Tahoma" w:cs="Tahoma" w:eastAsia="Tahoma" w:hAnsi="Tahoma"/>
+          <w:b/>
+          <w:bCs/>
+          <w:sz w:val="28"/>
+          <w:szCs w:val="28"/>
+        </w:rPr>
+        <w:t xml:space="preserve">การเปลี่ยนแปลงในรอบ 4</w:t>
+      </w:r>
+    </w:p>
+    <w:p>
+      <w:pPr>
+        <w:pStyle w:val="Heading2"/>
+        <w:keepNext/>
+        <w:spacing w:before="200" w:after="100"/>
+      </w:pPr>
+      <w:r>
+        <w:rPr>
+          <w:rFonts w:ascii="Tahoma" w:cs="Tahoma" w:eastAsia="Tahoma" w:hAnsi="Tahoma"/>
+          <w:b/>
+          <w:bCs/>
+          <w:color w:val="1E7B34"/>
+          <w:sz w:val="24"/>
+          <w:szCs w:val="24"/>
+        </w:rPr>
+        <w:t xml:space="preserve">☑</w:t>
+      </w:r>
+      <w:r>
+        <w:rPr>
+          <w:rFonts w:ascii="Tahoma" w:cs="Tahoma" w:eastAsia="Tahoma" w:hAnsi="Tahoma"/>
+          <w:b/>
+          <w:bCs/>
+          <w:sz w:val="22"/>
+          <w:szCs w:val="22"/>
+        </w:rPr>
+        <w:t xml:space="preserve">  ข้อมูลส่วนตัวและระบบชำระเงิน</w:t>
+      </w:r>
+      <w:r>
+        <w:rPr>
+          <w:rFonts w:ascii="Tahoma" w:cs="Tahoma" w:eastAsia="Tahoma" w:hAnsi="Tahoma"/>
+          <w:color w:val="1E7B34"/>
+          <w:sz w:val="18"/>
+          <w:szCs w:val="18"/>
+        </w:rPr>
+        <w:t xml:space="preserve">   (ผ่าน 1/1)</w:t>
+      </w:r>
+    </w:p>
+    <w:p>
+      <w:pPr>
+        <w:pStyle w:val="ListParagraph"/>
+        <w:numPr>
+          <w:ilvl w:val="0"/>
+          <w:numId w:val="1"/>
+        </w:numPr>
+        <w:spacing w:after="60"/>
+      </w:pPr>
+      <w:r>
+        <w:rPr>
+          <w:rFonts w:ascii="Tahoma" w:cs="Tahoma" w:eastAsia="Tahoma" w:hAnsi="Tahoma"/>
+          <w:sz w:val="18"/>
+          <w:szCs w:val="18"/>
+        </w:rPr>
+        <w:t xml:space="preserve">Login ไม่ส่งเลขบัตรประชาชน (idcard) มาที่เบราว์เซอร์แล้ว sessionStorage เก็บ user แค่ id, role, ชื่อ, นามสกุล (idcard ยังอยู่ใน JWT ใน cookie แบบ HttpOnly ที่ JavaScript อ่านไม่ได้)</w:t>
+      </w:r>
+    </w:p>
+    <w:p>
+      <w:pPr>
+        <w:pStyle w:val="ListParagraph"/>
+        <w:numPr>
+          <w:ilvl w:val="0"/>
+          <w:numId w:val="1"/>
+        </w:numPr>
+        <w:spacing w:after="60"/>
+      </w:pPr>
+      <w:r>
+        <w:rPr>
+          <w:rFonts w:ascii="Tahoma" w:cs="Tahoma" w:eastAsia="Tahoma" w:hAnsi="Tahoma"/>
+          <w:sz w:val="18"/>
+          <w:szCs w:val="18"/>
+        </w:rPr>
+        <w:t xml:space="preserve">ถ้าหอพักยังไม่ได้ตั้ง PromptPay หรือบัญชีธนาคาร (และไม่ได้เปิดโหมดทดลอง) ระบบส่งสลิปให้เจ้าหน้าที่ตรวจแทนการตรวจอัตโนมัติ เดิมสลิปถูกปฏิเสธทุกครั้งเพราะไม่มีบัญชีหอพักให้เทียบผู้รับ</w:t>
+      </w:r>
+    </w:p>
+    <w:p>
+      <w:pPr>
+        <w:pStyle w:val="ListParagraph"/>
+        <w:numPr>
+          <w:ilvl w:val="0"/>
+          <w:numId w:val="1"/>
+        </w:numPr>
+        <w:spacing w:after="60"/>
+      </w:pPr>
+      <w:r>
+        <w:rPr>
+          <w:rFonts w:ascii="Tahoma" w:cs="Tahoma" w:eastAsia="Tahoma" w:hAnsi="Tahoma"/>
+          <w:sz w:val="18"/>
+          <w:szCs w:val="18"/>
+        </w:rPr>
+        <w:t xml:space="preserve">ใช้กฎเดียวกันทุกจุด (effectiveVerifyMode): ค่าเช่า/ค่าน้ำไฟ, ค่าปรับที่จอดรถ, Market และหน้าประวัติสลิปของ Staff</w:t>
+      </w:r>
+    </w:p>
+    <w:p>
+      <w:pPr>
+        <w:pStyle w:val="ListParagraph"/>
+        <w:numPr>
+          <w:ilvl w:val="0"/>
+          <w:numId w:val="1"/>
+        </w:numPr>
+        <w:spacing w:after="60"/>
+      </w:pPr>
+      <w:r>
+        <w:rPr>
+          <w:rFonts w:ascii="Tahoma" w:cs="Tahoma" w:eastAsia="Tahoma" w:hAnsi="Tahoma"/>
+          <w:sz w:val="18"/>
+          <w:szCs w:val="18"/>
+        </w:rPr>
+        <w:t xml:space="preserve">ฟอร์มชำระเงินและฟอร์มค่าปรับ: เมื่อยังไม่ตั้งค่าช่องทาง เลือกวิธีชำระและแนบสลิปได้ พร้อมข้อความว่าเจ้าหน้าที่จะตรวจให้</w:t>
+      </w:r>
+    </w:p>
+    <w:p>
+      <w:pPr>
+        <w:pStyle w:val="ListParagraph"/>
+        <w:numPr>
+          <w:ilvl w:val="0"/>
+          <w:numId w:val="1"/>
+        </w:numPr>
+        <w:spacing w:after="60"/>
+      </w:pPr>
+      <w:r>
+        <w:rPr>
+          <w:rFonts w:ascii="Tahoma" w:cs="Tahoma" w:eastAsia="Tahoma" w:hAnsi="Tahoma"/>
+          <w:sz w:val="18"/>
+          <w:szCs w:val="18"/>
+        </w:rPr>
+        <w:t xml:space="preserve">ปุ่ม 'ชำระยอดค้าง' ทุกจุด (ต่อสัญญา, ย้ายออก, ย้ายห้อง, ลงทะเบียนรถ) ถูกปิดและแสดง 'รอตรวจสอบสลิป' ระหว่างที่สลิปรอเจ้าหน้าที่ตรวจ</w:t>
+      </w:r>
+    </w:p>
+    <w:p>
+      <w:pPr>
+        <w:pStyle w:val="ListParagraph"/>
+        <w:numPr>
+          <w:ilvl w:val="0"/>
+          <w:numId w:val="1"/>
+        </w:numPr>
+        <w:spacing w:after="60"/>
+      </w:pPr>
+      <w:r>
+        <w:rPr>
+          <w:rFonts w:ascii="Tahoma" w:cs="Tahoma" w:eastAsia="Tahoma" w:hAnsi="Tahoma"/>
+          <w:sz w:val="18"/>
+          <w:szCs w:val="18"/>
+        </w:rPr>
+        <w:t xml:space="preserve">เพิ่ม tests/paymentUnconfigured.db.test.js 5 ข้อ และเช็กใน authCookie test ว่า login ไม่ส่ง idcard</w:t>
+      </w:r>
+    </w:p>
     <w:p>
       <w:pPr>
         <w:pStyle w:val="Heading1"/>
@@ -20632,7 +21958,7 @@
                 <w:sz w:val="18"/>
                 <w:szCs w:val="18"/>
               </w:rPr>
-              <w:t xml:space="preserve">GET /api/admin/customers/330</w:t>
+              <w:t xml:space="preserve">GET /api/admin/customers/380</w:t>
             </w:r>
           </w:p>
         </w:tc>
@@ -31171,6 +32497,491 @@
                 <w:szCs w:val="18"/>
               </w:rPr>
               <w:t xml:space="preserve">visitor contact needs a name and a valid phone number</w:t>
+            </w:r>
+          </w:p>
+        </w:tc>
+      </w:tr>
+    </w:tbl>
+    <w:p>
+      <w:pPr>
+        <w:pStyle w:val="Heading2"/>
+        <w:keepNext/>
+        <w:spacing w:before="200" w:after="100"/>
+      </w:pPr>
+      <w:r>
+        <w:rPr>
+          <w:rFonts w:ascii="Tahoma" w:cs="Tahoma" w:eastAsia="Tahoma" w:hAnsi="Tahoma"/>
+          <w:b/>
+          <w:bCs/>
+          <w:color w:val="1E7B34"/>
+          <w:sz w:val="24"/>
+          <w:szCs w:val="24"/>
+        </w:rPr>
+        <w:t xml:space="preserve">☑</w:t>
+      </w:r>
+      <w:r>
+        <w:rPr>
+          <w:rFonts w:ascii="Tahoma" w:cs="Tahoma" w:eastAsia="Tahoma" w:hAnsi="Tahoma"/>
+          <w:b/>
+          <w:bCs/>
+          <w:sz w:val="22"/>
+          <w:szCs w:val="22"/>
+        </w:rPr>
+        <w:t xml:space="preserve">  ระบบชำระเงิน – ยังไม่ได้ตั้งช่องทางชำระ (ใหม่)</w:t>
+      </w:r>
+      <w:r>
+        <w:rPr>
+          <w:rFonts w:ascii="Tahoma" w:cs="Tahoma" w:eastAsia="Tahoma" w:hAnsi="Tahoma"/>
+          <w:color w:val="1E7B34"/>
+          <w:sz w:val="18"/>
+          <w:szCs w:val="18"/>
+        </w:rPr>
+        <w:t xml:space="preserve">   (ผ่าน 5/5)</w:t>
+      </w:r>
+    </w:p>
+    <w:p>
+      <w:pPr>
+        <w:spacing w:before="0" w:after="60"/>
+      </w:pPr>
+      <w:r>
+        <w:rPr>
+          <w:rFonts w:ascii="Tahoma" w:cs="Tahoma" w:eastAsia="Tahoma" w:hAnsi="Tahoma"/>
+          <w:color w:val="666666"/>
+          <w:sz w:val="16"/>
+          <w:szCs w:val="16"/>
+        </w:rPr>
+        <w:t xml:space="preserve">tests/paymentUnconfigured.db.test.js</w:t>
+      </w:r>
+    </w:p>
+    <w:tbl>
+      <w:tblPr>
+        <w:tblW w:type="dxa" w:w="9638"/>
+        <w:tblBorders>
+          <w:top w:val="single" w:color="auto" w:sz="4"/>
+          <w:left w:val="single" w:color="auto" w:sz="4"/>
+          <w:bottom w:val="single" w:color="auto" w:sz="4"/>
+          <w:right w:val="single" w:color="auto" w:sz="4"/>
+          <w:insideH w:val="single" w:color="auto" w:sz="4"/>
+          <w:insideV w:val="single" w:color="auto" w:sz="4"/>
+        </w:tblBorders>
+      </w:tblPr>
+      <w:tblGrid>
+        <w:gridCol w:w="600"/>
+        <w:gridCol w:w="9038"/>
+      </w:tblGrid>
+      <w:tr>
+        <w:trPr>
+          <w:tblHeader/>
+        </w:trPr>
+        <w:tc>
+          <w:tcPr>
+            <w:tcW w:type="dxa" w:w="600"/>
+            <w:tcBorders>
+              <w:top w:val="single" w:color="BFBFBF" w:sz="4"/>
+              <w:left w:val="single" w:color="BFBFBF" w:sz="4"/>
+              <w:bottom w:val="single" w:color="BFBFBF" w:sz="4"/>
+              <w:right w:val="single" w:color="BFBFBF" w:sz="4"/>
+            </w:tcBorders>
+            <w:shd w:fill="DCE6F2" w:color="auto" w:val="clear"/>
+            <w:tcMar>
+              <w:top w:type="dxa" w:w="50"/>
+              <w:left w:type="dxa" w:w="90"/>
+              <w:bottom w:type="dxa" w:w="50"/>
+              <w:right w:type="dxa" w:w="90"/>
+            </w:tcMar>
+          </w:tcPr>
+          <w:p>
+            <w:pPr>
+              <w:spacing w:before="0" w:after="0"/>
+              <w:jc w:val="center"/>
+            </w:pPr>
+            <w:r>
+              <w:rPr>
+                <w:rFonts w:ascii="Tahoma" w:cs="Tahoma" w:eastAsia="Tahoma" w:hAnsi="Tahoma"/>
+                <w:b/>
+                <w:bCs/>
+                <w:sz w:val="18"/>
+                <w:szCs w:val="18"/>
+              </w:rPr>
+              <w:t xml:space="preserve">ผล</w:t>
+            </w:r>
+          </w:p>
+        </w:tc>
+        <w:tc>
+          <w:tcPr>
+            <w:tcW w:type="dxa" w:w="9038"/>
+            <w:tcBorders>
+              <w:top w:val="single" w:color="BFBFBF" w:sz="4"/>
+              <w:left w:val="single" w:color="BFBFBF" w:sz="4"/>
+              <w:bottom w:val="single" w:color="BFBFBF" w:sz="4"/>
+              <w:right w:val="single" w:color="BFBFBF" w:sz="4"/>
+            </w:tcBorders>
+            <w:shd w:fill="DCE6F2" w:color="auto" w:val="clear"/>
+            <w:tcMar>
+              <w:top w:type="dxa" w:w="50"/>
+              <w:left w:type="dxa" w:w="90"/>
+              <w:bottom w:type="dxa" w:w="50"/>
+              <w:right w:type="dxa" w:w="90"/>
+            </w:tcMar>
+          </w:tcPr>
+          <w:p>
+            <w:pPr>
+              <w:spacing w:before="0" w:after="0"/>
+            </w:pPr>
+            <w:r>
+              <w:rPr>
+                <w:rFonts w:ascii="Tahoma" w:cs="Tahoma" w:eastAsia="Tahoma" w:hAnsi="Tahoma"/>
+                <w:b/>
+                <w:bCs/>
+                <w:sz w:val="18"/>
+                <w:szCs w:val="18"/>
+              </w:rPr>
+              <w:t xml:space="preserve">กรณีทดสอบ</w:t>
+            </w:r>
+          </w:p>
+        </w:tc>
+      </w:tr>
+      <w:tr>
+        <w:trPr>
+          <w:cantSplit/>
+        </w:trPr>
+        <w:tc>
+          <w:tcPr>
+            <w:tcW w:type="dxa" w:w="600"/>
+            <w:tcBorders>
+              <w:top w:val="single" w:color="BFBFBF" w:sz="4"/>
+              <w:left w:val="single" w:color="BFBFBF" w:sz="4"/>
+              <w:bottom w:val="single" w:color="BFBFBF" w:sz="4"/>
+              <w:right w:val="single" w:color="BFBFBF" w:sz="4"/>
+            </w:tcBorders>
+            <w:tcMar>
+              <w:top w:type="dxa" w:w="50"/>
+              <w:left w:type="dxa" w:w="90"/>
+              <w:bottom w:type="dxa" w:w="50"/>
+              <w:right w:type="dxa" w:w="90"/>
+            </w:tcMar>
+          </w:tcPr>
+          <w:p>
+            <w:pPr>
+              <w:spacing w:before="0" w:after="0"/>
+              <w:jc w:val="center"/>
+            </w:pPr>
+            <w:r>
+              <w:rPr>
+                <w:rFonts w:ascii="Tahoma" w:cs="Tahoma" w:eastAsia="Tahoma" w:hAnsi="Tahoma"/>
+                <w:b/>
+                <w:bCs/>
+                <w:color w:val="1E7B34"/>
+                <w:sz w:val="24"/>
+                <w:szCs w:val="24"/>
+              </w:rPr>
+              <w:t xml:space="preserve">☑</w:t>
+            </w:r>
+          </w:p>
+        </w:tc>
+        <w:tc>
+          <w:tcPr>
+            <w:tcW w:type="dxa" w:w="9038"/>
+            <w:tcBorders>
+              <w:top w:val="single" w:color="BFBFBF" w:sz="4"/>
+              <w:left w:val="single" w:color="BFBFBF" w:sz="4"/>
+              <w:bottom w:val="single" w:color="BFBFBF" w:sz="4"/>
+              <w:right w:val="single" w:color="BFBFBF" w:sz="4"/>
+            </w:tcBorders>
+            <w:tcMar>
+              <w:top w:type="dxa" w:w="50"/>
+              <w:left w:type="dxa" w:w="90"/>
+              <w:bottom w:type="dxa" w:w="50"/>
+              <w:right w:type="dxa" w:w="90"/>
+            </w:tcMar>
+          </w:tcPr>
+          <w:p>
+            <w:pPr>
+              <w:spacing w:before="0" w:after="0"/>
+            </w:pPr>
+            <w:r>
+              <w:rPr>
+                <w:rFonts w:ascii="Tahoma" w:cs="Tahoma" w:eastAsia="Tahoma" w:hAnsi="Tahoma"/>
+                <w:sz w:val="18"/>
+                <w:szCs w:val="18"/>
+              </w:rPr>
+              <w:t xml:space="preserve">slips go to staff review when the dorm has no PromptPay or bank account</w:t>
+            </w:r>
+          </w:p>
+        </w:tc>
+      </w:tr>
+      <w:tr>
+        <w:trPr>
+          <w:cantSplit/>
+        </w:trPr>
+        <w:tc>
+          <w:tcPr>
+            <w:tcW w:type="dxa" w:w="600"/>
+            <w:tcBorders>
+              <w:top w:val="single" w:color="BFBFBF" w:sz="4"/>
+              <w:left w:val="single" w:color="BFBFBF" w:sz="4"/>
+              <w:bottom w:val="single" w:color="BFBFBF" w:sz="4"/>
+              <w:right w:val="single" w:color="BFBFBF" w:sz="4"/>
+            </w:tcBorders>
+            <w:tcMar>
+              <w:top w:type="dxa" w:w="50"/>
+              <w:left w:type="dxa" w:w="90"/>
+              <w:bottom w:type="dxa" w:w="50"/>
+              <w:right w:type="dxa" w:w="90"/>
+            </w:tcMar>
+          </w:tcPr>
+          <w:p>
+            <w:pPr>
+              <w:spacing w:before="0" w:after="0"/>
+              <w:jc w:val="center"/>
+            </w:pPr>
+            <w:r>
+              <w:rPr>
+                <w:rFonts w:ascii="Tahoma" w:cs="Tahoma" w:eastAsia="Tahoma" w:hAnsi="Tahoma"/>
+                <w:b/>
+                <w:bCs/>
+                <w:color w:val="1E7B34"/>
+                <w:sz w:val="24"/>
+                <w:szCs w:val="24"/>
+              </w:rPr>
+              <w:t xml:space="preserve">☑</w:t>
+            </w:r>
+          </w:p>
+        </w:tc>
+        <w:tc>
+          <w:tcPr>
+            <w:tcW w:type="dxa" w:w="9038"/>
+            <w:tcBorders>
+              <w:top w:val="single" w:color="BFBFBF" w:sz="4"/>
+              <w:left w:val="single" w:color="BFBFBF" w:sz="4"/>
+              <w:bottom w:val="single" w:color="BFBFBF" w:sz="4"/>
+              <w:right w:val="single" w:color="BFBFBF" w:sz="4"/>
+            </w:tcBorders>
+            <w:tcMar>
+              <w:top w:type="dxa" w:w="50"/>
+              <w:left w:type="dxa" w:w="90"/>
+              <w:bottom w:type="dxa" w:w="50"/>
+              <w:right w:type="dxa" w:w="90"/>
+            </w:tcMar>
+          </w:tcPr>
+          <w:p>
+            <w:pPr>
+              <w:spacing w:before="0" w:after="0"/>
+            </w:pPr>
+            <w:r>
+              <w:rPr>
+                <w:rFonts w:ascii="Tahoma" w:cs="Tahoma" w:eastAsia="Tahoma" w:hAnsi="Tahoma"/>
+                <w:sz w:val="18"/>
+                <w:szCs w:val="18"/>
+              </w:rPr>
+              <w:t xml:space="preserve">unconfigured payment channels report manual review to the tenant</w:t>
+            </w:r>
+          </w:p>
+        </w:tc>
+      </w:tr>
+      <w:tr>
+        <w:trPr>
+          <w:cantSplit/>
+        </w:trPr>
+        <w:tc>
+          <w:tcPr>
+            <w:tcW w:type="dxa" w:w="600"/>
+            <w:tcBorders>
+              <w:top w:val="single" w:color="BFBFBF" w:sz="4"/>
+              <w:left w:val="single" w:color="BFBFBF" w:sz="4"/>
+              <w:bottom w:val="single" w:color="BFBFBF" w:sz="4"/>
+              <w:right w:val="single" w:color="BFBFBF" w:sz="4"/>
+            </w:tcBorders>
+            <w:tcMar>
+              <w:top w:type="dxa" w:w="50"/>
+              <w:left w:type="dxa" w:w="90"/>
+              <w:bottom w:type="dxa" w:w="50"/>
+              <w:right w:type="dxa" w:w="90"/>
+            </w:tcMar>
+          </w:tcPr>
+          <w:p>
+            <w:pPr>
+              <w:spacing w:before="0" w:after="0"/>
+              <w:jc w:val="center"/>
+            </w:pPr>
+            <w:r>
+              <w:rPr>
+                <w:rFonts w:ascii="Tahoma" w:cs="Tahoma" w:eastAsia="Tahoma" w:hAnsi="Tahoma"/>
+                <w:b/>
+                <w:bCs/>
+                <w:color w:val="1E7B34"/>
+                <w:sz w:val="24"/>
+                <w:szCs w:val="24"/>
+              </w:rPr>
+              <w:t xml:space="preserve">☑</w:t>
+            </w:r>
+          </w:p>
+        </w:tc>
+        <w:tc>
+          <w:tcPr>
+            <w:tcW w:type="dxa" w:w="9038"/>
+            <w:tcBorders>
+              <w:top w:val="single" w:color="BFBFBF" w:sz="4"/>
+              <w:left w:val="single" w:color="BFBFBF" w:sz="4"/>
+              <w:bottom w:val="single" w:color="BFBFBF" w:sz="4"/>
+              <w:right w:val="single" w:color="BFBFBF" w:sz="4"/>
+            </w:tcBorders>
+            <w:tcMar>
+              <w:top w:type="dxa" w:w="50"/>
+              <w:left w:type="dxa" w:w="90"/>
+              <w:bottom w:type="dxa" w:w="50"/>
+              <w:right w:type="dxa" w:w="90"/>
+            </w:tcMar>
+          </w:tcPr>
+          <w:p>
+            <w:pPr>
+              <w:spacing w:before="0" w:after="0"/>
+            </w:pPr>
+            <w:r>
+              <w:rPr>
+                <w:rFonts w:ascii="Tahoma" w:cs="Tahoma" w:eastAsia="Tahoma" w:hAnsi="Tahoma"/>
+                <w:sz w:val="18"/>
+                <w:szCs w:val="18"/>
+              </w:rPr>
+              <w:t xml:space="preserve">tenant can send a slip without configured channels and it waits for staff review</w:t>
+            </w:r>
+          </w:p>
+        </w:tc>
+      </w:tr>
+      <w:tr>
+        <w:trPr>
+          <w:cantSplit/>
+        </w:trPr>
+        <w:tc>
+          <w:tcPr>
+            <w:tcW w:type="dxa" w:w="600"/>
+            <w:tcBorders>
+              <w:top w:val="single" w:color="BFBFBF" w:sz="4"/>
+              <w:left w:val="single" w:color="BFBFBF" w:sz="4"/>
+              <w:bottom w:val="single" w:color="BFBFBF" w:sz="4"/>
+              <w:right w:val="single" w:color="BFBFBF" w:sz="4"/>
+            </w:tcBorders>
+            <w:tcMar>
+              <w:top w:type="dxa" w:w="50"/>
+              <w:left w:type="dxa" w:w="90"/>
+              <w:bottom w:type="dxa" w:w="50"/>
+              <w:right w:type="dxa" w:w="90"/>
+            </w:tcMar>
+          </w:tcPr>
+          <w:p>
+            <w:pPr>
+              <w:spacing w:before="0" w:after="0"/>
+              <w:jc w:val="center"/>
+            </w:pPr>
+            <w:r>
+              <w:rPr>
+                <w:rFonts w:ascii="Tahoma" w:cs="Tahoma" w:eastAsia="Tahoma" w:hAnsi="Tahoma"/>
+                <w:b/>
+                <w:bCs/>
+                <w:color w:val="1E7B34"/>
+                <w:sz w:val="24"/>
+                <w:szCs w:val="24"/>
+              </w:rPr>
+              <w:t xml:space="preserve">☑</w:t>
+            </w:r>
+          </w:p>
+        </w:tc>
+        <w:tc>
+          <w:tcPr>
+            <w:tcW w:type="dxa" w:w="9038"/>
+            <w:tcBorders>
+              <w:top w:val="single" w:color="BFBFBF" w:sz="4"/>
+              <w:left w:val="single" w:color="BFBFBF" w:sz="4"/>
+              <w:bottom w:val="single" w:color="BFBFBF" w:sz="4"/>
+              <w:right w:val="single" w:color="BFBFBF" w:sz="4"/>
+            </w:tcBorders>
+            <w:tcMar>
+              <w:top w:type="dxa" w:w="50"/>
+              <w:left w:type="dxa" w:w="90"/>
+              <w:bottom w:type="dxa" w:w="50"/>
+              <w:right w:type="dxa" w:w="90"/>
+            </w:tcMar>
+          </w:tcPr>
+          <w:p>
+            <w:pPr>
+              <w:spacing w:before="0" w:after="0"/>
+            </w:pPr>
+            <w:r>
+              <w:rPr>
+                <w:rFonts w:ascii="Tahoma" w:cs="Tahoma" w:eastAsia="Tahoma" w:hAnsi="Tahoma"/>
+                <w:sz w:val="18"/>
+                <w:szCs w:val="18"/>
+              </w:rPr>
+              <w:t xml:space="preserve">a second slip is refused while the first one is under review</w:t>
+            </w:r>
+          </w:p>
+        </w:tc>
+      </w:tr>
+      <w:tr>
+        <w:trPr>
+          <w:cantSplit/>
+        </w:trPr>
+        <w:tc>
+          <w:tcPr>
+            <w:tcW w:type="dxa" w:w="600"/>
+            <w:tcBorders>
+              <w:top w:val="single" w:color="BFBFBF" w:sz="4"/>
+              <w:left w:val="single" w:color="BFBFBF" w:sz="4"/>
+              <w:bottom w:val="single" w:color="BFBFBF" w:sz="4"/>
+              <w:right w:val="single" w:color="BFBFBF" w:sz="4"/>
+            </w:tcBorders>
+            <w:tcMar>
+              <w:top w:type="dxa" w:w="50"/>
+              <w:left w:type="dxa" w:w="90"/>
+              <w:bottom w:type="dxa" w:w="50"/>
+              <w:right w:type="dxa" w:w="90"/>
+            </w:tcMar>
+          </w:tcPr>
+          <w:p>
+            <w:pPr>
+              <w:spacing w:before="0" w:after="0"/>
+              <w:jc w:val="center"/>
+            </w:pPr>
+            <w:r>
+              <w:rPr>
+                <w:rFonts w:ascii="Tahoma" w:cs="Tahoma" w:eastAsia="Tahoma" w:hAnsi="Tahoma"/>
+                <w:b/>
+                <w:bCs/>
+                <w:color w:val="1E7B34"/>
+                <w:sz w:val="24"/>
+                <w:szCs w:val="24"/>
+              </w:rPr>
+              <w:t xml:space="preserve">☑</w:t>
+            </w:r>
+          </w:p>
+        </w:tc>
+        <w:tc>
+          <w:tcPr>
+            <w:tcW w:type="dxa" w:w="9038"/>
+            <w:tcBorders>
+              <w:top w:val="single" w:color="BFBFBF" w:sz="4"/>
+              <w:left w:val="single" w:color="BFBFBF" w:sz="4"/>
+              <w:bottom w:val="single" w:color="BFBFBF" w:sz="4"/>
+              <w:right w:val="single" w:color="BFBFBF" w:sz="4"/>
+            </w:tcBorders>
+            <w:tcMar>
+              <w:top w:type="dxa" w:w="50"/>
+              <w:left w:type="dxa" w:w="90"/>
+              <w:bottom w:type="dxa" w:w="50"/>
+              <w:right w:type="dxa" w:w="90"/>
+            </w:tcMar>
+          </w:tcPr>
+          <w:p>
+            <w:pPr>
+              <w:spacing w:before="0" w:after="0"/>
+            </w:pPr>
+            <w:r>
+              <w:rPr>
+                <w:rFonts w:ascii="Tahoma" w:cs="Tahoma" w:eastAsia="Tahoma" w:hAnsi="Tahoma"/>
+                <w:sz w:val="18"/>
+                <w:szCs w:val="18"/>
+              </w:rPr>
+              <w:t xml:space="preserve">staff slip history switches to manual review mode</w:t>
             </w:r>
           </w:p>
         </w:tc>

--- a/docs/ผลการทดสอบระบบ 1.0.docx
+++ b/docs/ผลการทดสอบระบบ 1.0.docx
@@ -182,7 +182,7 @@
                 <w:sz w:val="18"/>
                 <w:szCs w:val="18"/>
               </w:rPr>
-              <w:t xml:space="preserve">25 ตุลาคม 2569 (2026-10-25) – ทดสอบ 4 รอบ (ล่าสุด: ระบบชำระเงินเมื่อยังไม่ตั้งค่า)</w:t>
+              <w:t xml:space="preserve">25 ตุลาคม 2569 (2026-10-25) – ทดสอบ 6 รอบ (ล่าสุด: ห้ามส่งสลิปเมื่อยังไม่ตั้งช่องทางรับโอน)</w:t>
             </w:r>
           </w:p>
         </w:tc>
@@ -752,7 +752,7 @@
                 <w:sz w:val="18"/>
                 <w:szCs w:val="18"/>
               </w:rPr>
-              <w:t xml:space="preserve">125</w:t>
+              <w:t xml:space="preserve">129</w:t>
             </w:r>
           </w:p>
         </w:tc>
@@ -782,7 +782,7 @@
                 <w:sz w:val="18"/>
                 <w:szCs w:val="18"/>
               </w:rPr>
-              <w:t xml:space="preserve">125</w:t>
+              <w:t xml:space="preserve">129</w:t>
             </w:r>
           </w:p>
         </w:tc>
@@ -911,7 +911,7 @@
                 <w:sz w:val="18"/>
                 <w:szCs w:val="18"/>
               </w:rPr>
-              <w:t xml:space="preserve">114</w:t>
+              <w:t xml:space="preserve">116</w:t>
             </w:r>
           </w:p>
         </w:tc>
@@ -941,7 +941,7 @@
                 <w:sz w:val="18"/>
                 <w:szCs w:val="18"/>
               </w:rPr>
-              <w:t xml:space="preserve">114</w:t>
+              <w:t xml:space="preserve">116</w:t>
             </w:r>
           </w:p>
         </w:tc>
@@ -2437,6 +2437,450 @@
           </w:p>
         </w:tc>
       </w:tr>
+      <w:tr>
+        <w:trPr>
+          <w:cantSplit/>
+        </w:trPr>
+        <w:tc>
+          <w:tcPr>
+            <w:tcW w:type="dxa" w:w="700"/>
+            <w:tcBorders>
+              <w:top w:val="single" w:color="BFBFBF" w:sz="4"/>
+              <w:left w:val="single" w:color="BFBFBF" w:sz="4"/>
+              <w:bottom w:val="single" w:color="BFBFBF" w:sz="4"/>
+              <w:right w:val="single" w:color="BFBFBF" w:sz="4"/>
+            </w:tcBorders>
+            <w:tcMar>
+              <w:top w:type="dxa" w:w="50"/>
+              <w:left w:type="dxa" w:w="90"/>
+              <w:bottom w:type="dxa" w:w="50"/>
+              <w:right w:type="dxa" w:w="90"/>
+            </w:tcMar>
+          </w:tcPr>
+          <w:p>
+            <w:pPr>
+              <w:spacing w:before="0" w:after="0"/>
+              <w:jc w:val="center"/>
+            </w:pPr>
+            <w:r>
+              <w:rPr>
+                <w:rFonts w:ascii="Tahoma" w:cs="Tahoma" w:eastAsia="Tahoma" w:hAnsi="Tahoma"/>
+                <w:sz w:val="18"/>
+                <w:szCs w:val="18"/>
+              </w:rPr>
+              <w:t xml:space="preserve">5</w:t>
+            </w:r>
+          </w:p>
+        </w:tc>
+        <w:tc>
+          <w:tcPr>
+            <w:tcW w:type="dxa" w:w="3438"/>
+            <w:tcBorders>
+              <w:top w:val="single" w:color="BFBFBF" w:sz="4"/>
+              <w:left w:val="single" w:color="BFBFBF" w:sz="4"/>
+              <w:bottom w:val="single" w:color="BFBFBF" w:sz="4"/>
+              <w:right w:val="single" w:color="BFBFBF" w:sz="4"/>
+            </w:tcBorders>
+            <w:tcMar>
+              <w:top w:type="dxa" w:w="50"/>
+              <w:left w:type="dxa" w:w="90"/>
+              <w:bottom w:type="dxa" w:w="50"/>
+              <w:right w:type="dxa" w:w="90"/>
+            </w:tcMar>
+          </w:tcPr>
+          <w:p>
+            <w:pPr>
+              <w:spacing w:before="0" w:after="0"/>
+            </w:pPr>
+            <w:r>
+              <w:rPr>
+                <w:rFonts w:ascii="Tahoma" w:cs="Tahoma" w:eastAsia="Tahoma" w:hAnsi="Tahoma"/>
+                <w:sz w:val="18"/>
+                <w:szCs w:val="18"/>
+              </w:rPr>
+              <w:t xml:space="preserve">แยก cookie ตาม role: เปิดผู้เช่า/Staff/Admin/Owner คนละแท็บพร้อมกันได้ ไม่เด้ง 403</w:t>
+            </w:r>
+          </w:p>
+        </w:tc>
+        <w:tc>
+          <w:tcPr>
+            <w:tcW w:type="dxa" w:w="1500"/>
+            <w:tcBorders>
+              <w:top w:val="single" w:color="BFBFBF" w:sz="4"/>
+              <w:left w:val="single" w:color="BFBFBF" w:sz="4"/>
+              <w:bottom w:val="single" w:color="BFBFBF" w:sz="4"/>
+              <w:right w:val="single" w:color="BFBFBF" w:sz="4"/>
+            </w:tcBorders>
+            <w:tcMar>
+              <w:top w:type="dxa" w:w="50"/>
+              <w:left w:type="dxa" w:w="90"/>
+              <w:bottom w:type="dxa" w:w="50"/>
+              <w:right w:type="dxa" w:w="90"/>
+            </w:tcMar>
+          </w:tcPr>
+          <w:p>
+            <w:pPr>
+              <w:spacing w:before="0" w:after="0"/>
+            </w:pPr>
+            <w:r>
+              <w:rPr>
+                <w:rFonts w:ascii="Tahoma" w:cs="Tahoma" w:eastAsia="Tahoma" w:hAnsi="Tahoma"/>
+                <w:b/>
+                <w:bCs/>
+                <w:color w:val="1E7B34"/>
+                <w:sz w:val="24"/>
+                <w:szCs w:val="24"/>
+              </w:rPr>
+              <w:t xml:space="preserve">☑</w:t>
+            </w:r>
+            <w:r>
+              <w:rPr>
+                <w:rFonts w:ascii="Tahoma" w:cs="Tahoma" w:eastAsia="Tahoma" w:hAnsi="Tahoma"/>
+                <w:sz w:val="18"/>
+                <w:szCs w:val="18"/>
+              </w:rPr>
+              <w:t xml:space="preserve"> 127/127</w:t>
+            </w:r>
+          </w:p>
+        </w:tc>
+        <w:tc>
+          <w:tcPr>
+            <w:tcW w:type="dxa" w:w="1500"/>
+            <w:tcBorders>
+              <w:top w:val="single" w:color="BFBFBF" w:sz="4"/>
+              <w:left w:val="single" w:color="BFBFBF" w:sz="4"/>
+              <w:bottom w:val="single" w:color="BFBFBF" w:sz="4"/>
+              <w:right w:val="single" w:color="BFBFBF" w:sz="4"/>
+            </w:tcBorders>
+            <w:tcMar>
+              <w:top w:type="dxa" w:w="50"/>
+              <w:left w:type="dxa" w:w="90"/>
+              <w:bottom w:type="dxa" w:w="50"/>
+              <w:right w:type="dxa" w:w="90"/>
+            </w:tcMar>
+          </w:tcPr>
+          <w:p>
+            <w:pPr>
+              <w:spacing w:before="0" w:after="0"/>
+            </w:pPr>
+            <w:r>
+              <w:rPr>
+                <w:rFonts w:ascii="Tahoma" w:cs="Tahoma" w:eastAsia="Tahoma" w:hAnsi="Tahoma"/>
+                <w:b/>
+                <w:bCs/>
+                <w:color w:val="1E7B34"/>
+                <w:sz w:val="24"/>
+                <w:szCs w:val="24"/>
+              </w:rPr>
+              <w:t xml:space="preserve">☑</w:t>
+            </w:r>
+            <w:r>
+              <w:rPr>
+                <w:rFonts w:ascii="Tahoma" w:cs="Tahoma" w:eastAsia="Tahoma" w:hAnsi="Tahoma"/>
+                <w:sz w:val="18"/>
+                <w:szCs w:val="18"/>
+              </w:rPr>
+              <w:t xml:space="preserve"> 116/116</w:t>
+            </w:r>
+          </w:p>
+        </w:tc>
+        <w:tc>
+          <w:tcPr>
+            <w:tcW w:type="dxa" w:w="1000"/>
+            <w:tcBorders>
+              <w:top w:val="single" w:color="BFBFBF" w:sz="4"/>
+              <w:left w:val="single" w:color="BFBFBF" w:sz="4"/>
+              <w:bottom w:val="single" w:color="BFBFBF" w:sz="4"/>
+              <w:right w:val="single" w:color="BFBFBF" w:sz="4"/>
+            </w:tcBorders>
+            <w:tcMar>
+              <w:top w:type="dxa" w:w="50"/>
+              <w:left w:type="dxa" w:w="90"/>
+              <w:bottom w:type="dxa" w:w="50"/>
+              <w:right w:type="dxa" w:w="90"/>
+            </w:tcMar>
+          </w:tcPr>
+          <w:p>
+            <w:pPr>
+              <w:spacing w:before="0" w:after="0"/>
+            </w:pPr>
+            <w:r>
+              <w:rPr>
+                <w:rFonts w:ascii="Tahoma" w:cs="Tahoma" w:eastAsia="Tahoma" w:hAnsi="Tahoma"/>
+                <w:b/>
+                <w:bCs/>
+                <w:color w:val="1E7B34"/>
+                <w:sz w:val="24"/>
+                <w:szCs w:val="24"/>
+              </w:rPr>
+              <w:t xml:space="preserve">☑</w:t>
+            </w:r>
+          </w:p>
+        </w:tc>
+        <w:tc>
+          <w:tcPr>
+            <w:tcW w:type="dxa" w:w="1500"/>
+            <w:tcBorders>
+              <w:top w:val="single" w:color="BFBFBF" w:sz="4"/>
+              <w:left w:val="single" w:color="BFBFBF" w:sz="4"/>
+              <w:bottom w:val="single" w:color="BFBFBF" w:sz="4"/>
+              <w:right w:val="single" w:color="BFBFBF" w:sz="4"/>
+            </w:tcBorders>
+            <w:tcMar>
+              <w:top w:type="dxa" w:w="50"/>
+              <w:left w:type="dxa" w:w="90"/>
+              <w:bottom w:type="dxa" w:w="50"/>
+              <w:right w:type="dxa" w:w="90"/>
+            </w:tcMar>
+          </w:tcPr>
+          <w:p>
+            <w:pPr>
+              <w:spacing w:before="0" w:after="0"/>
+            </w:pPr>
+            <w:r>
+              <w:rPr>
+                <w:rFonts w:ascii="Tahoma" w:cs="Tahoma" w:eastAsia="Tahoma" w:hAnsi="Tahoma"/>
+                <w:b/>
+                <w:bCs/>
+                <w:color w:val="1E7B34"/>
+                <w:sz w:val="24"/>
+                <w:szCs w:val="24"/>
+              </w:rPr>
+              <w:t xml:space="preserve">☑</w:t>
+            </w:r>
+            <w:r>
+              <w:rPr>
+                <w:rFonts w:ascii="Tahoma" w:cs="Tahoma" w:eastAsia="Tahoma" w:hAnsi="Tahoma"/>
+                <w:sz w:val="18"/>
+                <w:szCs w:val="18"/>
+              </w:rPr>
+              <w:t xml:space="preserve"> 0E / 0W</w:t>
+            </w:r>
+          </w:p>
+        </w:tc>
+      </w:tr>
+      <w:tr>
+        <w:trPr>
+          <w:cantSplit/>
+        </w:trPr>
+        <w:tc>
+          <w:tcPr>
+            <w:tcW w:type="dxa" w:w="700"/>
+            <w:tcBorders>
+              <w:top w:val="single" w:color="BFBFBF" w:sz="4"/>
+              <w:left w:val="single" w:color="BFBFBF" w:sz="4"/>
+              <w:bottom w:val="single" w:color="BFBFBF" w:sz="4"/>
+              <w:right w:val="single" w:color="BFBFBF" w:sz="4"/>
+            </w:tcBorders>
+            <w:tcMar>
+              <w:top w:type="dxa" w:w="50"/>
+              <w:left w:type="dxa" w:w="90"/>
+              <w:bottom w:type="dxa" w:w="50"/>
+              <w:right w:type="dxa" w:w="90"/>
+            </w:tcMar>
+          </w:tcPr>
+          <w:p>
+            <w:pPr>
+              <w:spacing w:before="0" w:after="0"/>
+              <w:jc w:val="center"/>
+            </w:pPr>
+            <w:r>
+              <w:rPr>
+                <w:rFonts w:ascii="Tahoma" w:cs="Tahoma" w:eastAsia="Tahoma" w:hAnsi="Tahoma"/>
+                <w:sz w:val="18"/>
+                <w:szCs w:val="18"/>
+              </w:rPr>
+              <w:t xml:space="preserve">6</w:t>
+            </w:r>
+          </w:p>
+        </w:tc>
+        <w:tc>
+          <w:tcPr>
+            <w:tcW w:type="dxa" w:w="3438"/>
+            <w:tcBorders>
+              <w:top w:val="single" w:color="BFBFBF" w:sz="4"/>
+              <w:left w:val="single" w:color="BFBFBF" w:sz="4"/>
+              <w:bottom w:val="single" w:color="BFBFBF" w:sz="4"/>
+              <w:right w:val="single" w:color="BFBFBF" w:sz="4"/>
+            </w:tcBorders>
+            <w:tcMar>
+              <w:top w:type="dxa" w:w="50"/>
+              <w:left w:type="dxa" w:w="90"/>
+              <w:bottom w:type="dxa" w:w="50"/>
+              <w:right w:type="dxa" w:w="90"/>
+            </w:tcMar>
+          </w:tcPr>
+          <w:p>
+            <w:pPr>
+              <w:spacing w:before="0" w:after="0"/>
+            </w:pPr>
+            <w:r>
+              <w:rPr>
+                <w:rFonts w:ascii="Tahoma" w:cs="Tahoma" w:eastAsia="Tahoma" w:hAnsi="Tahoma"/>
+                <w:sz w:val="18"/>
+                <w:szCs w:val="18"/>
+              </w:rPr>
+              <w:t xml:space="preserve">ยังไม่ตั้งช่องทางรับโอน = ส่งสลิปไม่ได้ (รวมโหมดทดลอง) + ปุ่มชำระปิดระหว่างรอตรวจ + ตัวอย่าง Node.js ใน Market API</w:t>
+            </w:r>
+          </w:p>
+        </w:tc>
+        <w:tc>
+          <w:tcPr>
+            <w:tcW w:type="dxa" w:w="1500"/>
+            <w:tcBorders>
+              <w:top w:val="single" w:color="BFBFBF" w:sz="4"/>
+              <w:left w:val="single" w:color="BFBFBF" w:sz="4"/>
+              <w:bottom w:val="single" w:color="BFBFBF" w:sz="4"/>
+              <w:right w:val="single" w:color="BFBFBF" w:sz="4"/>
+            </w:tcBorders>
+            <w:tcMar>
+              <w:top w:type="dxa" w:w="50"/>
+              <w:left w:type="dxa" w:w="90"/>
+              <w:bottom w:type="dxa" w:w="50"/>
+              <w:right w:type="dxa" w:w="90"/>
+            </w:tcMar>
+          </w:tcPr>
+          <w:p>
+            <w:pPr>
+              <w:spacing w:before="0" w:after="0"/>
+            </w:pPr>
+            <w:r>
+              <w:rPr>
+                <w:rFonts w:ascii="Tahoma" w:cs="Tahoma" w:eastAsia="Tahoma" w:hAnsi="Tahoma"/>
+                <w:b/>
+                <w:bCs/>
+                <w:color w:val="1E7B34"/>
+                <w:sz w:val="24"/>
+                <w:szCs w:val="24"/>
+              </w:rPr>
+              <w:t xml:space="preserve">☑</w:t>
+            </w:r>
+            <w:r>
+              <w:rPr>
+                <w:rFonts w:ascii="Tahoma" w:cs="Tahoma" w:eastAsia="Tahoma" w:hAnsi="Tahoma"/>
+                <w:sz w:val="18"/>
+                <w:szCs w:val="18"/>
+              </w:rPr>
+              <w:t xml:space="preserve"> 129/129</w:t>
+            </w:r>
+          </w:p>
+        </w:tc>
+        <w:tc>
+          <w:tcPr>
+            <w:tcW w:type="dxa" w:w="1500"/>
+            <w:tcBorders>
+              <w:top w:val="single" w:color="BFBFBF" w:sz="4"/>
+              <w:left w:val="single" w:color="BFBFBF" w:sz="4"/>
+              <w:bottom w:val="single" w:color="BFBFBF" w:sz="4"/>
+              <w:right w:val="single" w:color="BFBFBF" w:sz="4"/>
+            </w:tcBorders>
+            <w:tcMar>
+              <w:top w:type="dxa" w:w="50"/>
+              <w:left w:type="dxa" w:w="90"/>
+              <w:bottom w:type="dxa" w:w="50"/>
+              <w:right w:type="dxa" w:w="90"/>
+            </w:tcMar>
+          </w:tcPr>
+          <w:p>
+            <w:pPr>
+              <w:spacing w:before="0" w:after="0"/>
+            </w:pPr>
+            <w:r>
+              <w:rPr>
+                <w:rFonts w:ascii="Tahoma" w:cs="Tahoma" w:eastAsia="Tahoma" w:hAnsi="Tahoma"/>
+                <w:b/>
+                <w:bCs/>
+                <w:color w:val="1E7B34"/>
+                <w:sz w:val="24"/>
+                <w:szCs w:val="24"/>
+              </w:rPr>
+              <w:t xml:space="preserve">☑</w:t>
+            </w:r>
+            <w:r>
+              <w:rPr>
+                <w:rFonts w:ascii="Tahoma" w:cs="Tahoma" w:eastAsia="Tahoma" w:hAnsi="Tahoma"/>
+                <w:sz w:val="18"/>
+                <w:szCs w:val="18"/>
+              </w:rPr>
+              <w:t xml:space="preserve"> 116/116</w:t>
+            </w:r>
+          </w:p>
+        </w:tc>
+        <w:tc>
+          <w:tcPr>
+            <w:tcW w:type="dxa" w:w="1000"/>
+            <w:tcBorders>
+              <w:top w:val="single" w:color="BFBFBF" w:sz="4"/>
+              <w:left w:val="single" w:color="BFBFBF" w:sz="4"/>
+              <w:bottom w:val="single" w:color="BFBFBF" w:sz="4"/>
+              <w:right w:val="single" w:color="BFBFBF" w:sz="4"/>
+            </w:tcBorders>
+            <w:tcMar>
+              <w:top w:type="dxa" w:w="50"/>
+              <w:left w:type="dxa" w:w="90"/>
+              <w:bottom w:type="dxa" w:w="50"/>
+              <w:right w:type="dxa" w:w="90"/>
+            </w:tcMar>
+          </w:tcPr>
+          <w:p>
+            <w:pPr>
+              <w:spacing w:before="0" w:after="0"/>
+            </w:pPr>
+            <w:r>
+              <w:rPr>
+                <w:rFonts w:ascii="Tahoma" w:cs="Tahoma" w:eastAsia="Tahoma" w:hAnsi="Tahoma"/>
+                <w:b/>
+                <w:bCs/>
+                <w:color w:val="1E7B34"/>
+                <w:sz w:val="24"/>
+                <w:szCs w:val="24"/>
+              </w:rPr>
+              <w:t xml:space="preserve">☑</w:t>
+            </w:r>
+          </w:p>
+        </w:tc>
+        <w:tc>
+          <w:tcPr>
+            <w:tcW w:type="dxa" w:w="1500"/>
+            <w:tcBorders>
+              <w:top w:val="single" w:color="BFBFBF" w:sz="4"/>
+              <w:left w:val="single" w:color="BFBFBF" w:sz="4"/>
+              <w:bottom w:val="single" w:color="BFBFBF" w:sz="4"/>
+              <w:right w:val="single" w:color="BFBFBF" w:sz="4"/>
+            </w:tcBorders>
+            <w:tcMar>
+              <w:top w:type="dxa" w:w="50"/>
+              <w:left w:type="dxa" w:w="90"/>
+              <w:bottom w:type="dxa" w:w="50"/>
+              <w:right w:type="dxa" w:w="90"/>
+            </w:tcMar>
+          </w:tcPr>
+          <w:p>
+            <w:pPr>
+              <w:spacing w:before="0" w:after="0"/>
+            </w:pPr>
+            <w:r>
+              <w:rPr>
+                <w:rFonts w:ascii="Tahoma" w:cs="Tahoma" w:eastAsia="Tahoma" w:hAnsi="Tahoma"/>
+                <w:b/>
+                <w:bCs/>
+                <w:color w:val="1E7B34"/>
+                <w:sz w:val="24"/>
+                <w:szCs w:val="24"/>
+              </w:rPr>
+              <w:t xml:space="preserve">☑</w:t>
+            </w:r>
+            <w:r>
+              <w:rPr>
+                <w:rFonts w:ascii="Tahoma" w:cs="Tahoma" w:eastAsia="Tahoma" w:hAnsi="Tahoma"/>
+                <w:sz w:val="18"/>
+                <w:szCs w:val="18"/>
+              </w:rPr>
+              <w:t xml:space="preserve"> 0E / 0W</w:t>
+            </w:r>
+          </w:p>
+        </w:tc>
+      </w:tr>
     </w:tbl>
     <w:p>
       <w:pPr>
@@ -2477,7 +2921,7 @@
           <w:sz w:val="22"/>
           <w:szCs w:val="22"/>
         </w:rPr>
-        <w:t xml:space="preserve">  เทียบผลรายระบบ รอบ 1 → รอบ 4</w:t>
+        <w:t xml:space="preserve">  เทียบผลรายระบบ รอบ 1 → รอบ 6</w:t>
       </w:r>
       <w:r>
         <w:rPr>
@@ -2503,11 +2947,13 @@
       </w:tblPr>
       <w:tblGrid>
         <w:gridCol w:w="600"/>
-        <w:gridCol w:w="4238"/>
-        <w:gridCol w:w="1200"/>
-        <w:gridCol w:w="1200"/>
-        <w:gridCol w:w="1200"/>
-        <w:gridCol w:w="1200"/>
+        <w:gridCol w:w="3038"/>
+        <w:gridCol w:w="1000"/>
+        <w:gridCol w:w="1000"/>
+        <w:gridCol w:w="1000"/>
+        <w:gridCol w:w="1000"/>
+        <w:gridCol w:w="1000"/>
+        <w:gridCol w:w="1000"/>
       </w:tblGrid>
       <w:tr>
         <w:trPr>
@@ -2549,7 +2995,7 @@
         </w:tc>
         <w:tc>
           <w:tcPr>
-            <w:tcW w:type="dxa" w:w="4238"/>
+            <w:tcW w:type="dxa" w:w="3038"/>
             <w:tcBorders>
               <w:top w:val="single" w:color="BFBFBF" w:sz="4"/>
               <w:left w:val="single" w:color="BFBFBF" w:sz="4"/>
@@ -2582,7 +3028,7 @@
         </w:tc>
         <w:tc>
           <w:tcPr>
-            <w:tcW w:type="dxa" w:w="1200"/>
+            <w:tcW w:type="dxa" w:w="1000"/>
             <w:tcBorders>
               <w:top w:val="single" w:color="BFBFBF" w:sz="4"/>
               <w:left w:val="single" w:color="BFBFBF" w:sz="4"/>
@@ -2615,7 +3061,7 @@
         </w:tc>
         <w:tc>
           <w:tcPr>
-            <w:tcW w:type="dxa" w:w="1200"/>
+            <w:tcW w:type="dxa" w:w="1000"/>
             <w:tcBorders>
               <w:top w:val="single" w:color="BFBFBF" w:sz="4"/>
               <w:left w:val="single" w:color="BFBFBF" w:sz="4"/>
@@ -2648,7 +3094,7 @@
         </w:tc>
         <w:tc>
           <w:tcPr>
-            <w:tcW w:type="dxa" w:w="1200"/>
+            <w:tcW w:type="dxa" w:w="1000"/>
             <w:tcBorders>
               <w:top w:val="single" w:color="BFBFBF" w:sz="4"/>
               <w:left w:val="single" w:color="BFBFBF" w:sz="4"/>
@@ -2681,7 +3127,7 @@
         </w:tc>
         <w:tc>
           <w:tcPr>
-            <w:tcW w:type="dxa" w:w="1200"/>
+            <w:tcW w:type="dxa" w:w="1000"/>
             <w:tcBorders>
               <w:top w:val="single" w:color="BFBFBF" w:sz="4"/>
               <w:left w:val="single" w:color="BFBFBF" w:sz="4"/>
@@ -2709,6 +3155,72 @@
                 <w:szCs w:val="18"/>
               </w:rPr>
               <w:t xml:space="preserve">รอบ 4</w:t>
+            </w:r>
+          </w:p>
+        </w:tc>
+        <w:tc>
+          <w:tcPr>
+            <w:tcW w:type="dxa" w:w="1000"/>
+            <w:tcBorders>
+              <w:top w:val="single" w:color="BFBFBF" w:sz="4"/>
+              <w:left w:val="single" w:color="BFBFBF" w:sz="4"/>
+              <w:bottom w:val="single" w:color="BFBFBF" w:sz="4"/>
+              <w:right w:val="single" w:color="BFBFBF" w:sz="4"/>
+            </w:tcBorders>
+            <w:shd w:fill="DCE6F2" w:color="auto" w:val="clear"/>
+            <w:tcMar>
+              <w:top w:type="dxa" w:w="50"/>
+              <w:left w:type="dxa" w:w="90"/>
+              <w:bottom w:type="dxa" w:w="50"/>
+              <w:right w:type="dxa" w:w="90"/>
+            </w:tcMar>
+          </w:tcPr>
+          <w:p>
+            <w:pPr>
+              <w:spacing w:before="0" w:after="0"/>
+            </w:pPr>
+            <w:r>
+              <w:rPr>
+                <w:rFonts w:ascii="Tahoma" w:cs="Tahoma" w:eastAsia="Tahoma" w:hAnsi="Tahoma"/>
+                <w:b/>
+                <w:bCs/>
+                <w:sz w:val="18"/>
+                <w:szCs w:val="18"/>
+              </w:rPr>
+              <w:t xml:space="preserve">รอบ 5</w:t>
+            </w:r>
+          </w:p>
+        </w:tc>
+        <w:tc>
+          <w:tcPr>
+            <w:tcW w:type="dxa" w:w="1000"/>
+            <w:tcBorders>
+              <w:top w:val="single" w:color="BFBFBF" w:sz="4"/>
+              <w:left w:val="single" w:color="BFBFBF" w:sz="4"/>
+              <w:bottom w:val="single" w:color="BFBFBF" w:sz="4"/>
+              <w:right w:val="single" w:color="BFBFBF" w:sz="4"/>
+            </w:tcBorders>
+            <w:shd w:fill="DCE6F2" w:color="auto" w:val="clear"/>
+            <w:tcMar>
+              <w:top w:type="dxa" w:w="50"/>
+              <w:left w:type="dxa" w:w="90"/>
+              <w:bottom w:type="dxa" w:w="50"/>
+              <w:right w:type="dxa" w:w="90"/>
+            </w:tcMar>
+          </w:tcPr>
+          <w:p>
+            <w:pPr>
+              <w:spacing w:before="0" w:after="0"/>
+            </w:pPr>
+            <w:r>
+              <w:rPr>
+                <w:rFonts w:ascii="Tahoma" w:cs="Tahoma" w:eastAsia="Tahoma" w:hAnsi="Tahoma"/>
+                <w:b/>
+                <w:bCs/>
+                <w:sz w:val="18"/>
+                <w:szCs w:val="18"/>
+              </w:rPr>
+              <w:t xml:space="preserve">รอบ 6</w:t>
             </w:r>
           </w:p>
         </w:tc>
@@ -2753,7 +3265,7 @@
         </w:tc>
         <w:tc>
           <w:tcPr>
-            <w:tcW w:type="dxa" w:w="4238"/>
+            <w:tcW w:type="dxa" w:w="3038"/>
             <w:tcBorders>
               <w:top w:val="single" w:color="BFBFBF" w:sz="4"/>
               <w:left w:val="single" w:color="BFBFBF" w:sz="4"/>
@@ -2783,7 +3295,7 @@
         </w:tc>
         <w:tc>
           <w:tcPr>
-            <w:tcW w:type="dxa" w:w="1200"/>
+            <w:tcW w:type="dxa" w:w="1000"/>
             <w:tcBorders>
               <w:top w:val="single" w:color="BFBFBF" w:sz="4"/>
               <w:left w:val="single" w:color="BFBFBF" w:sz="4"/>
@@ -2813,7 +3325,7 @@
         </w:tc>
         <w:tc>
           <w:tcPr>
-            <w:tcW w:type="dxa" w:w="1200"/>
+            <w:tcW w:type="dxa" w:w="1000"/>
             <w:tcBorders>
               <w:top w:val="single" w:color="BFBFBF" w:sz="4"/>
               <w:left w:val="single" w:color="BFBFBF" w:sz="4"/>
@@ -2843,7 +3355,7 @@
         </w:tc>
         <w:tc>
           <w:tcPr>
-            <w:tcW w:type="dxa" w:w="1200"/>
+            <w:tcW w:type="dxa" w:w="1000"/>
             <w:tcBorders>
               <w:top w:val="single" w:color="BFBFBF" w:sz="4"/>
               <w:left w:val="single" w:color="BFBFBF" w:sz="4"/>
@@ -2873,7 +3385,67 @@
         </w:tc>
         <w:tc>
           <w:tcPr>
-            <w:tcW w:type="dxa" w:w="1200"/>
+            <w:tcW w:type="dxa" w:w="1000"/>
+            <w:tcBorders>
+              <w:top w:val="single" w:color="BFBFBF" w:sz="4"/>
+              <w:left w:val="single" w:color="BFBFBF" w:sz="4"/>
+              <w:bottom w:val="single" w:color="BFBFBF" w:sz="4"/>
+              <w:right w:val="single" w:color="BFBFBF" w:sz="4"/>
+            </w:tcBorders>
+            <w:tcMar>
+              <w:top w:type="dxa" w:w="50"/>
+              <w:left w:type="dxa" w:w="90"/>
+              <w:bottom w:type="dxa" w:w="50"/>
+              <w:right w:type="dxa" w:w="90"/>
+            </w:tcMar>
+          </w:tcPr>
+          <w:p>
+            <w:pPr>
+              <w:spacing w:before="0" w:after="0"/>
+            </w:pPr>
+            <w:r>
+              <w:rPr>
+                <w:rFonts w:ascii="Tahoma" w:cs="Tahoma" w:eastAsia="Tahoma" w:hAnsi="Tahoma"/>
+                <w:sz w:val="18"/>
+                <w:szCs w:val="18"/>
+              </w:rPr>
+              <w:t xml:space="preserve">11/11</w:t>
+            </w:r>
+          </w:p>
+        </w:tc>
+        <w:tc>
+          <w:tcPr>
+            <w:tcW w:type="dxa" w:w="1000"/>
+            <w:tcBorders>
+              <w:top w:val="single" w:color="BFBFBF" w:sz="4"/>
+              <w:left w:val="single" w:color="BFBFBF" w:sz="4"/>
+              <w:bottom w:val="single" w:color="BFBFBF" w:sz="4"/>
+              <w:right w:val="single" w:color="BFBFBF" w:sz="4"/>
+            </w:tcBorders>
+            <w:tcMar>
+              <w:top w:type="dxa" w:w="50"/>
+              <w:left w:type="dxa" w:w="90"/>
+              <w:bottom w:type="dxa" w:w="50"/>
+              <w:right w:type="dxa" w:w="90"/>
+            </w:tcMar>
+          </w:tcPr>
+          <w:p>
+            <w:pPr>
+              <w:spacing w:before="0" w:after="0"/>
+            </w:pPr>
+            <w:r>
+              <w:rPr>
+                <w:rFonts w:ascii="Tahoma" w:cs="Tahoma" w:eastAsia="Tahoma" w:hAnsi="Tahoma"/>
+                <w:sz w:val="18"/>
+                <w:szCs w:val="18"/>
+              </w:rPr>
+              <w:t xml:space="preserve">11/11</w:t>
+            </w:r>
+          </w:p>
+        </w:tc>
+        <w:tc>
+          <w:tcPr>
+            <w:tcW w:type="dxa" w:w="1000"/>
             <w:tcBorders>
               <w:top w:val="single" w:color="BFBFBF" w:sz="4"/>
               <w:left w:val="single" w:color="BFBFBF" w:sz="4"/>
@@ -2942,7 +3514,7 @@
         </w:tc>
         <w:tc>
           <w:tcPr>
-            <w:tcW w:type="dxa" w:w="4238"/>
+            <w:tcW w:type="dxa" w:w="3038"/>
             <w:tcBorders>
               <w:top w:val="single" w:color="BFBFBF" w:sz="4"/>
               <w:left w:val="single" w:color="BFBFBF" w:sz="4"/>
@@ -2972,7 +3544,7 @@
         </w:tc>
         <w:tc>
           <w:tcPr>
-            <w:tcW w:type="dxa" w:w="1200"/>
+            <w:tcW w:type="dxa" w:w="1000"/>
             <w:tcBorders>
               <w:top w:val="single" w:color="BFBFBF" w:sz="4"/>
               <w:left w:val="single" w:color="BFBFBF" w:sz="4"/>
@@ -3002,7 +3574,7 @@
         </w:tc>
         <w:tc>
           <w:tcPr>
-            <w:tcW w:type="dxa" w:w="1200"/>
+            <w:tcW w:type="dxa" w:w="1000"/>
             <w:tcBorders>
               <w:top w:val="single" w:color="BFBFBF" w:sz="4"/>
               <w:left w:val="single" w:color="BFBFBF" w:sz="4"/>
@@ -3032,7 +3604,7 @@
         </w:tc>
         <w:tc>
           <w:tcPr>
-            <w:tcW w:type="dxa" w:w="1200"/>
+            <w:tcW w:type="dxa" w:w="1000"/>
             <w:tcBorders>
               <w:top w:val="single" w:color="BFBFBF" w:sz="4"/>
               <w:left w:val="single" w:color="BFBFBF" w:sz="4"/>
@@ -3062,7 +3634,67 @@
         </w:tc>
         <w:tc>
           <w:tcPr>
-            <w:tcW w:type="dxa" w:w="1200"/>
+            <w:tcW w:type="dxa" w:w="1000"/>
+            <w:tcBorders>
+              <w:top w:val="single" w:color="BFBFBF" w:sz="4"/>
+              <w:left w:val="single" w:color="BFBFBF" w:sz="4"/>
+              <w:bottom w:val="single" w:color="BFBFBF" w:sz="4"/>
+              <w:right w:val="single" w:color="BFBFBF" w:sz="4"/>
+            </w:tcBorders>
+            <w:tcMar>
+              <w:top w:type="dxa" w:w="50"/>
+              <w:left w:type="dxa" w:w="90"/>
+              <w:bottom w:type="dxa" w:w="50"/>
+              <w:right w:type="dxa" w:w="90"/>
+            </w:tcMar>
+          </w:tcPr>
+          <w:p>
+            <w:pPr>
+              <w:spacing w:before="0" w:after="0"/>
+            </w:pPr>
+            <w:r>
+              <w:rPr>
+                <w:rFonts w:ascii="Tahoma" w:cs="Tahoma" w:eastAsia="Tahoma" w:hAnsi="Tahoma"/>
+                <w:sz w:val="18"/>
+                <w:szCs w:val="18"/>
+              </w:rPr>
+              <w:t xml:space="preserve">9/9</w:t>
+            </w:r>
+          </w:p>
+        </w:tc>
+        <w:tc>
+          <w:tcPr>
+            <w:tcW w:type="dxa" w:w="1000"/>
+            <w:tcBorders>
+              <w:top w:val="single" w:color="BFBFBF" w:sz="4"/>
+              <w:left w:val="single" w:color="BFBFBF" w:sz="4"/>
+              <w:bottom w:val="single" w:color="BFBFBF" w:sz="4"/>
+              <w:right w:val="single" w:color="BFBFBF" w:sz="4"/>
+            </w:tcBorders>
+            <w:tcMar>
+              <w:top w:type="dxa" w:w="50"/>
+              <w:left w:type="dxa" w:w="90"/>
+              <w:bottom w:type="dxa" w:w="50"/>
+              <w:right w:type="dxa" w:w="90"/>
+            </w:tcMar>
+          </w:tcPr>
+          <w:p>
+            <w:pPr>
+              <w:spacing w:before="0" w:after="0"/>
+            </w:pPr>
+            <w:r>
+              <w:rPr>
+                <w:rFonts w:ascii="Tahoma" w:cs="Tahoma" w:eastAsia="Tahoma" w:hAnsi="Tahoma"/>
+                <w:sz w:val="18"/>
+                <w:szCs w:val="18"/>
+              </w:rPr>
+              <w:t xml:space="preserve">9/9</w:t>
+            </w:r>
+          </w:p>
+        </w:tc>
+        <w:tc>
+          <w:tcPr>
+            <w:tcW w:type="dxa" w:w="1000"/>
             <w:tcBorders>
               <w:top w:val="single" w:color="BFBFBF" w:sz="4"/>
               <w:left w:val="single" w:color="BFBFBF" w:sz="4"/>
@@ -3131,7 +3763,7 @@
         </w:tc>
         <w:tc>
           <w:tcPr>
-            <w:tcW w:type="dxa" w:w="4238"/>
+            <w:tcW w:type="dxa" w:w="3038"/>
             <w:tcBorders>
               <w:top w:val="single" w:color="BFBFBF" w:sz="4"/>
               <w:left w:val="single" w:color="BFBFBF" w:sz="4"/>
@@ -3161,7 +3793,7 @@
         </w:tc>
         <w:tc>
           <w:tcPr>
-            <w:tcW w:type="dxa" w:w="1200"/>
+            <w:tcW w:type="dxa" w:w="1000"/>
             <w:tcBorders>
               <w:top w:val="single" w:color="BFBFBF" w:sz="4"/>
               <w:left w:val="single" w:color="BFBFBF" w:sz="4"/>
@@ -3191,7 +3823,7 @@
         </w:tc>
         <w:tc>
           <w:tcPr>
-            <w:tcW w:type="dxa" w:w="1200"/>
+            <w:tcW w:type="dxa" w:w="1000"/>
             <w:tcBorders>
               <w:top w:val="single" w:color="BFBFBF" w:sz="4"/>
               <w:left w:val="single" w:color="BFBFBF" w:sz="4"/>
@@ -3221,7 +3853,7 @@
         </w:tc>
         <w:tc>
           <w:tcPr>
-            <w:tcW w:type="dxa" w:w="1200"/>
+            <w:tcW w:type="dxa" w:w="1000"/>
             <w:tcBorders>
               <w:top w:val="single" w:color="BFBFBF" w:sz="4"/>
               <w:left w:val="single" w:color="BFBFBF" w:sz="4"/>
@@ -3251,7 +3883,7 @@
         </w:tc>
         <w:tc>
           <w:tcPr>
-            <w:tcW w:type="dxa" w:w="1200"/>
+            <w:tcW w:type="dxa" w:w="1000"/>
             <w:tcBorders>
               <w:top w:val="single" w:color="BFBFBF" w:sz="4"/>
               <w:left w:val="single" w:color="BFBFBF" w:sz="4"/>
@@ -3276,6 +3908,66 @@
                 <w:szCs w:val="18"/>
               </w:rPr>
               <w:t xml:space="preserve">7/7</w:t>
+            </w:r>
+          </w:p>
+        </w:tc>
+        <w:tc>
+          <w:tcPr>
+            <w:tcW w:type="dxa" w:w="1000"/>
+            <w:tcBorders>
+              <w:top w:val="single" w:color="BFBFBF" w:sz="4"/>
+              <w:left w:val="single" w:color="BFBFBF" w:sz="4"/>
+              <w:bottom w:val="single" w:color="BFBFBF" w:sz="4"/>
+              <w:right w:val="single" w:color="BFBFBF" w:sz="4"/>
+            </w:tcBorders>
+            <w:tcMar>
+              <w:top w:type="dxa" w:w="50"/>
+              <w:left w:type="dxa" w:w="90"/>
+              <w:bottom w:type="dxa" w:w="50"/>
+              <w:right w:type="dxa" w:w="90"/>
+            </w:tcMar>
+          </w:tcPr>
+          <w:p>
+            <w:pPr>
+              <w:spacing w:before="0" w:after="0"/>
+            </w:pPr>
+            <w:r>
+              <w:rPr>
+                <w:rFonts w:ascii="Tahoma" w:cs="Tahoma" w:eastAsia="Tahoma" w:hAnsi="Tahoma"/>
+                <w:sz w:val="18"/>
+                <w:szCs w:val="18"/>
+              </w:rPr>
+              <w:t xml:space="preserve">9/9</w:t>
+            </w:r>
+          </w:p>
+        </w:tc>
+        <w:tc>
+          <w:tcPr>
+            <w:tcW w:type="dxa" w:w="1000"/>
+            <w:tcBorders>
+              <w:top w:val="single" w:color="BFBFBF" w:sz="4"/>
+              <w:left w:val="single" w:color="BFBFBF" w:sz="4"/>
+              <w:bottom w:val="single" w:color="BFBFBF" w:sz="4"/>
+              <w:right w:val="single" w:color="BFBFBF" w:sz="4"/>
+            </w:tcBorders>
+            <w:tcMar>
+              <w:top w:type="dxa" w:w="50"/>
+              <w:left w:type="dxa" w:w="90"/>
+              <w:bottom w:type="dxa" w:w="50"/>
+              <w:right w:type="dxa" w:w="90"/>
+            </w:tcMar>
+          </w:tcPr>
+          <w:p>
+            <w:pPr>
+              <w:spacing w:before="0" w:after="0"/>
+            </w:pPr>
+            <w:r>
+              <w:rPr>
+                <w:rFonts w:ascii="Tahoma" w:cs="Tahoma" w:eastAsia="Tahoma" w:hAnsi="Tahoma"/>
+                <w:sz w:val="18"/>
+                <w:szCs w:val="18"/>
+              </w:rPr>
+              <w:t xml:space="preserve">9/9</w:t>
             </w:r>
           </w:p>
         </w:tc>
@@ -3320,7 +4012,7 @@
         </w:tc>
         <w:tc>
           <w:tcPr>
-            <w:tcW w:type="dxa" w:w="4238"/>
+            <w:tcW w:type="dxa" w:w="3038"/>
             <w:tcBorders>
               <w:top w:val="single" w:color="BFBFBF" w:sz="4"/>
               <w:left w:val="single" w:color="BFBFBF" w:sz="4"/>
@@ -3350,7 +4042,7 @@
         </w:tc>
         <w:tc>
           <w:tcPr>
-            <w:tcW w:type="dxa" w:w="1200"/>
+            <w:tcW w:type="dxa" w:w="1000"/>
             <w:tcBorders>
               <w:top w:val="single" w:color="BFBFBF" w:sz="4"/>
               <w:left w:val="single" w:color="BFBFBF" w:sz="4"/>
@@ -3380,7 +4072,7 @@
         </w:tc>
         <w:tc>
           <w:tcPr>
-            <w:tcW w:type="dxa" w:w="1200"/>
+            <w:tcW w:type="dxa" w:w="1000"/>
             <w:tcBorders>
               <w:top w:val="single" w:color="BFBFBF" w:sz="4"/>
               <w:left w:val="single" w:color="BFBFBF" w:sz="4"/>
@@ -3410,7 +4102,7 @@
         </w:tc>
         <w:tc>
           <w:tcPr>
-            <w:tcW w:type="dxa" w:w="1200"/>
+            <w:tcW w:type="dxa" w:w="1000"/>
             <w:tcBorders>
               <w:top w:val="single" w:color="BFBFBF" w:sz="4"/>
               <w:left w:val="single" w:color="BFBFBF" w:sz="4"/>
@@ -3440,7 +4132,67 @@
         </w:tc>
         <w:tc>
           <w:tcPr>
-            <w:tcW w:type="dxa" w:w="1200"/>
+            <w:tcW w:type="dxa" w:w="1000"/>
+            <w:tcBorders>
+              <w:top w:val="single" w:color="BFBFBF" w:sz="4"/>
+              <w:left w:val="single" w:color="BFBFBF" w:sz="4"/>
+              <w:bottom w:val="single" w:color="BFBFBF" w:sz="4"/>
+              <w:right w:val="single" w:color="BFBFBF" w:sz="4"/>
+            </w:tcBorders>
+            <w:tcMar>
+              <w:top w:type="dxa" w:w="50"/>
+              <w:left w:type="dxa" w:w="90"/>
+              <w:bottom w:type="dxa" w:w="50"/>
+              <w:right w:type="dxa" w:w="90"/>
+            </w:tcMar>
+          </w:tcPr>
+          <w:p>
+            <w:pPr>
+              <w:spacing w:before="0" w:after="0"/>
+            </w:pPr>
+            <w:r>
+              <w:rPr>
+                <w:rFonts w:ascii="Tahoma" w:cs="Tahoma" w:eastAsia="Tahoma" w:hAnsi="Tahoma"/>
+                <w:sz w:val="18"/>
+                <w:szCs w:val="18"/>
+              </w:rPr>
+              <w:t xml:space="preserve">5/5</w:t>
+            </w:r>
+          </w:p>
+        </w:tc>
+        <w:tc>
+          <w:tcPr>
+            <w:tcW w:type="dxa" w:w="1000"/>
+            <w:tcBorders>
+              <w:top w:val="single" w:color="BFBFBF" w:sz="4"/>
+              <w:left w:val="single" w:color="BFBFBF" w:sz="4"/>
+              <w:bottom w:val="single" w:color="BFBFBF" w:sz="4"/>
+              <w:right w:val="single" w:color="BFBFBF" w:sz="4"/>
+            </w:tcBorders>
+            <w:tcMar>
+              <w:top w:type="dxa" w:w="50"/>
+              <w:left w:type="dxa" w:w="90"/>
+              <w:bottom w:type="dxa" w:w="50"/>
+              <w:right w:type="dxa" w:w="90"/>
+            </w:tcMar>
+          </w:tcPr>
+          <w:p>
+            <w:pPr>
+              <w:spacing w:before="0" w:after="0"/>
+            </w:pPr>
+            <w:r>
+              <w:rPr>
+                <w:rFonts w:ascii="Tahoma" w:cs="Tahoma" w:eastAsia="Tahoma" w:hAnsi="Tahoma"/>
+                <w:sz w:val="18"/>
+                <w:szCs w:val="18"/>
+              </w:rPr>
+              <w:t xml:space="preserve">5/5</w:t>
+            </w:r>
+          </w:p>
+        </w:tc>
+        <w:tc>
+          <w:tcPr>
+            <w:tcW w:type="dxa" w:w="1000"/>
             <w:tcBorders>
               <w:top w:val="single" w:color="BFBFBF" w:sz="4"/>
               <w:left w:val="single" w:color="BFBFBF" w:sz="4"/>
@@ -3509,7 +4261,7 @@
         </w:tc>
         <w:tc>
           <w:tcPr>
-            <w:tcW w:type="dxa" w:w="4238"/>
+            <w:tcW w:type="dxa" w:w="3038"/>
             <w:tcBorders>
               <w:top w:val="single" w:color="BFBFBF" w:sz="4"/>
               <w:left w:val="single" w:color="BFBFBF" w:sz="4"/>
@@ -3539,7 +4291,7 @@
         </w:tc>
         <w:tc>
           <w:tcPr>
-            <w:tcW w:type="dxa" w:w="1200"/>
+            <w:tcW w:type="dxa" w:w="1000"/>
             <w:tcBorders>
               <w:top w:val="single" w:color="BFBFBF" w:sz="4"/>
               <w:left w:val="single" w:color="BFBFBF" w:sz="4"/>
@@ -3569,7 +4321,7 @@
         </w:tc>
         <w:tc>
           <w:tcPr>
-            <w:tcW w:type="dxa" w:w="1200"/>
+            <w:tcW w:type="dxa" w:w="1000"/>
             <w:tcBorders>
               <w:top w:val="single" w:color="BFBFBF" w:sz="4"/>
               <w:left w:val="single" w:color="BFBFBF" w:sz="4"/>
@@ -3599,7 +4351,7 @@
         </w:tc>
         <w:tc>
           <w:tcPr>
-            <w:tcW w:type="dxa" w:w="1200"/>
+            <w:tcW w:type="dxa" w:w="1000"/>
             <w:tcBorders>
               <w:top w:val="single" w:color="BFBFBF" w:sz="4"/>
               <w:left w:val="single" w:color="BFBFBF" w:sz="4"/>
@@ -3629,7 +4381,67 @@
         </w:tc>
         <w:tc>
           <w:tcPr>
-            <w:tcW w:type="dxa" w:w="1200"/>
+            <w:tcW w:type="dxa" w:w="1000"/>
+            <w:tcBorders>
+              <w:top w:val="single" w:color="BFBFBF" w:sz="4"/>
+              <w:left w:val="single" w:color="BFBFBF" w:sz="4"/>
+              <w:bottom w:val="single" w:color="BFBFBF" w:sz="4"/>
+              <w:right w:val="single" w:color="BFBFBF" w:sz="4"/>
+            </w:tcBorders>
+            <w:tcMar>
+              <w:top w:type="dxa" w:w="50"/>
+              <w:left w:type="dxa" w:w="90"/>
+              <w:bottom w:type="dxa" w:w="50"/>
+              <w:right w:type="dxa" w:w="90"/>
+            </w:tcMar>
+          </w:tcPr>
+          <w:p>
+            <w:pPr>
+              <w:spacing w:before="0" w:after="0"/>
+            </w:pPr>
+            <w:r>
+              <w:rPr>
+                <w:rFonts w:ascii="Tahoma" w:cs="Tahoma" w:eastAsia="Tahoma" w:hAnsi="Tahoma"/>
+                <w:sz w:val="18"/>
+                <w:szCs w:val="18"/>
+              </w:rPr>
+              <w:t xml:space="preserve">6/6</w:t>
+            </w:r>
+          </w:p>
+        </w:tc>
+        <w:tc>
+          <w:tcPr>
+            <w:tcW w:type="dxa" w:w="1000"/>
+            <w:tcBorders>
+              <w:top w:val="single" w:color="BFBFBF" w:sz="4"/>
+              <w:left w:val="single" w:color="BFBFBF" w:sz="4"/>
+              <w:bottom w:val="single" w:color="BFBFBF" w:sz="4"/>
+              <w:right w:val="single" w:color="BFBFBF" w:sz="4"/>
+            </w:tcBorders>
+            <w:tcMar>
+              <w:top w:type="dxa" w:w="50"/>
+              <w:left w:type="dxa" w:w="90"/>
+              <w:bottom w:type="dxa" w:w="50"/>
+              <w:right w:type="dxa" w:w="90"/>
+            </w:tcMar>
+          </w:tcPr>
+          <w:p>
+            <w:pPr>
+              <w:spacing w:before="0" w:after="0"/>
+            </w:pPr>
+            <w:r>
+              <w:rPr>
+                <w:rFonts w:ascii="Tahoma" w:cs="Tahoma" w:eastAsia="Tahoma" w:hAnsi="Tahoma"/>
+                <w:sz w:val="18"/>
+                <w:szCs w:val="18"/>
+              </w:rPr>
+              <w:t xml:space="preserve">6/6</w:t>
+            </w:r>
+          </w:p>
+        </w:tc>
+        <w:tc>
+          <w:tcPr>
+            <w:tcW w:type="dxa" w:w="1000"/>
             <w:tcBorders>
               <w:top w:val="single" w:color="BFBFBF" w:sz="4"/>
               <w:left w:val="single" w:color="BFBFBF" w:sz="4"/>
@@ -3698,7 +4510,7 @@
         </w:tc>
         <w:tc>
           <w:tcPr>
-            <w:tcW w:type="dxa" w:w="4238"/>
+            <w:tcW w:type="dxa" w:w="3038"/>
             <w:tcBorders>
               <w:top w:val="single" w:color="BFBFBF" w:sz="4"/>
               <w:left w:val="single" w:color="BFBFBF" w:sz="4"/>
@@ -3728,7 +4540,7 @@
         </w:tc>
         <w:tc>
           <w:tcPr>
-            <w:tcW w:type="dxa" w:w="1200"/>
+            <w:tcW w:type="dxa" w:w="1000"/>
             <w:tcBorders>
               <w:top w:val="single" w:color="BFBFBF" w:sz="4"/>
               <w:left w:val="single" w:color="BFBFBF" w:sz="4"/>
@@ -3758,7 +4570,7 @@
         </w:tc>
         <w:tc>
           <w:tcPr>
-            <w:tcW w:type="dxa" w:w="1200"/>
+            <w:tcW w:type="dxa" w:w="1000"/>
             <w:tcBorders>
               <w:top w:val="single" w:color="BFBFBF" w:sz="4"/>
               <w:left w:val="single" w:color="BFBFBF" w:sz="4"/>
@@ -3788,7 +4600,7 @@
         </w:tc>
         <w:tc>
           <w:tcPr>
-            <w:tcW w:type="dxa" w:w="1200"/>
+            <w:tcW w:type="dxa" w:w="1000"/>
             <w:tcBorders>
               <w:top w:val="single" w:color="BFBFBF" w:sz="4"/>
               <w:left w:val="single" w:color="BFBFBF" w:sz="4"/>
@@ -3818,7 +4630,67 @@
         </w:tc>
         <w:tc>
           <w:tcPr>
-            <w:tcW w:type="dxa" w:w="1200"/>
+            <w:tcW w:type="dxa" w:w="1000"/>
+            <w:tcBorders>
+              <w:top w:val="single" w:color="BFBFBF" w:sz="4"/>
+              <w:left w:val="single" w:color="BFBFBF" w:sz="4"/>
+              <w:bottom w:val="single" w:color="BFBFBF" w:sz="4"/>
+              <w:right w:val="single" w:color="BFBFBF" w:sz="4"/>
+            </w:tcBorders>
+            <w:tcMar>
+              <w:top w:type="dxa" w:w="50"/>
+              <w:left w:type="dxa" w:w="90"/>
+              <w:bottom w:type="dxa" w:w="50"/>
+              <w:right w:type="dxa" w:w="90"/>
+            </w:tcMar>
+          </w:tcPr>
+          <w:p>
+            <w:pPr>
+              <w:spacing w:before="0" w:after="0"/>
+            </w:pPr>
+            <w:r>
+              <w:rPr>
+                <w:rFonts w:ascii="Tahoma" w:cs="Tahoma" w:eastAsia="Tahoma" w:hAnsi="Tahoma"/>
+                <w:sz w:val="18"/>
+                <w:szCs w:val="18"/>
+              </w:rPr>
+              <w:t xml:space="preserve">11/11</w:t>
+            </w:r>
+          </w:p>
+        </w:tc>
+        <w:tc>
+          <w:tcPr>
+            <w:tcW w:type="dxa" w:w="1000"/>
+            <w:tcBorders>
+              <w:top w:val="single" w:color="BFBFBF" w:sz="4"/>
+              <w:left w:val="single" w:color="BFBFBF" w:sz="4"/>
+              <w:bottom w:val="single" w:color="BFBFBF" w:sz="4"/>
+              <w:right w:val="single" w:color="BFBFBF" w:sz="4"/>
+            </w:tcBorders>
+            <w:tcMar>
+              <w:top w:type="dxa" w:w="50"/>
+              <w:left w:type="dxa" w:w="90"/>
+              <w:bottom w:type="dxa" w:w="50"/>
+              <w:right w:type="dxa" w:w="90"/>
+            </w:tcMar>
+          </w:tcPr>
+          <w:p>
+            <w:pPr>
+              <w:spacing w:before="0" w:after="0"/>
+            </w:pPr>
+            <w:r>
+              <w:rPr>
+                <w:rFonts w:ascii="Tahoma" w:cs="Tahoma" w:eastAsia="Tahoma" w:hAnsi="Tahoma"/>
+                <w:sz w:val="18"/>
+                <w:szCs w:val="18"/>
+              </w:rPr>
+              <w:t xml:space="preserve">11/11</w:t>
+            </w:r>
+          </w:p>
+        </w:tc>
+        <w:tc>
+          <w:tcPr>
+            <w:tcW w:type="dxa" w:w="1000"/>
             <w:tcBorders>
               <w:top w:val="single" w:color="BFBFBF" w:sz="4"/>
               <w:left w:val="single" w:color="BFBFBF" w:sz="4"/>
@@ -3887,7 +4759,7 @@
         </w:tc>
         <w:tc>
           <w:tcPr>
-            <w:tcW w:type="dxa" w:w="4238"/>
+            <w:tcW w:type="dxa" w:w="3038"/>
             <w:tcBorders>
               <w:top w:val="single" w:color="BFBFBF" w:sz="4"/>
               <w:left w:val="single" w:color="BFBFBF" w:sz="4"/>
@@ -3917,7 +4789,7 @@
         </w:tc>
         <w:tc>
           <w:tcPr>
-            <w:tcW w:type="dxa" w:w="1200"/>
+            <w:tcW w:type="dxa" w:w="1000"/>
             <w:tcBorders>
               <w:top w:val="single" w:color="BFBFBF" w:sz="4"/>
               <w:left w:val="single" w:color="BFBFBF" w:sz="4"/>
@@ -3947,7 +4819,7 @@
         </w:tc>
         <w:tc>
           <w:tcPr>
-            <w:tcW w:type="dxa" w:w="1200"/>
+            <w:tcW w:type="dxa" w:w="1000"/>
             <w:tcBorders>
               <w:top w:val="single" w:color="BFBFBF" w:sz="4"/>
               <w:left w:val="single" w:color="BFBFBF" w:sz="4"/>
@@ -3977,7 +4849,7 @@
         </w:tc>
         <w:tc>
           <w:tcPr>
-            <w:tcW w:type="dxa" w:w="1200"/>
+            <w:tcW w:type="dxa" w:w="1000"/>
             <w:tcBorders>
               <w:top w:val="single" w:color="BFBFBF" w:sz="4"/>
               <w:left w:val="single" w:color="BFBFBF" w:sz="4"/>
@@ -4007,7 +4879,67 @@
         </w:tc>
         <w:tc>
           <w:tcPr>
-            <w:tcW w:type="dxa" w:w="1200"/>
+            <w:tcW w:type="dxa" w:w="1000"/>
+            <w:tcBorders>
+              <w:top w:val="single" w:color="BFBFBF" w:sz="4"/>
+              <w:left w:val="single" w:color="BFBFBF" w:sz="4"/>
+              <w:bottom w:val="single" w:color="BFBFBF" w:sz="4"/>
+              <w:right w:val="single" w:color="BFBFBF" w:sz="4"/>
+            </w:tcBorders>
+            <w:tcMar>
+              <w:top w:type="dxa" w:w="50"/>
+              <w:left w:type="dxa" w:w="90"/>
+              <w:bottom w:type="dxa" w:w="50"/>
+              <w:right w:type="dxa" w:w="90"/>
+            </w:tcMar>
+          </w:tcPr>
+          <w:p>
+            <w:pPr>
+              <w:spacing w:before="0" w:after="0"/>
+            </w:pPr>
+            <w:r>
+              <w:rPr>
+                <w:rFonts w:ascii="Tahoma" w:cs="Tahoma" w:eastAsia="Tahoma" w:hAnsi="Tahoma"/>
+                <w:sz w:val="18"/>
+                <w:szCs w:val="18"/>
+              </w:rPr>
+              <w:t xml:space="preserve">20/20</w:t>
+            </w:r>
+          </w:p>
+        </w:tc>
+        <w:tc>
+          <w:tcPr>
+            <w:tcW w:type="dxa" w:w="1000"/>
+            <w:tcBorders>
+              <w:top w:val="single" w:color="BFBFBF" w:sz="4"/>
+              <w:left w:val="single" w:color="BFBFBF" w:sz="4"/>
+              <w:bottom w:val="single" w:color="BFBFBF" w:sz="4"/>
+              <w:right w:val="single" w:color="BFBFBF" w:sz="4"/>
+            </w:tcBorders>
+            <w:tcMar>
+              <w:top w:type="dxa" w:w="50"/>
+              <w:left w:type="dxa" w:w="90"/>
+              <w:bottom w:type="dxa" w:w="50"/>
+              <w:right w:type="dxa" w:w="90"/>
+            </w:tcMar>
+          </w:tcPr>
+          <w:p>
+            <w:pPr>
+              <w:spacing w:before="0" w:after="0"/>
+            </w:pPr>
+            <w:r>
+              <w:rPr>
+                <w:rFonts w:ascii="Tahoma" w:cs="Tahoma" w:eastAsia="Tahoma" w:hAnsi="Tahoma"/>
+                <w:sz w:val="18"/>
+                <w:szCs w:val="18"/>
+              </w:rPr>
+              <w:t xml:space="preserve">20/20</w:t>
+            </w:r>
+          </w:p>
+        </w:tc>
+        <w:tc>
+          <w:tcPr>
+            <w:tcW w:type="dxa" w:w="1000"/>
             <w:tcBorders>
               <w:top w:val="single" w:color="BFBFBF" w:sz="4"/>
               <w:left w:val="single" w:color="BFBFBF" w:sz="4"/>
@@ -4076,7 +5008,7 @@
         </w:tc>
         <w:tc>
           <w:tcPr>
-            <w:tcW w:type="dxa" w:w="4238"/>
+            <w:tcW w:type="dxa" w:w="3038"/>
             <w:tcBorders>
               <w:top w:val="single" w:color="BFBFBF" w:sz="4"/>
               <w:left w:val="single" w:color="BFBFBF" w:sz="4"/>
@@ -4106,7 +5038,7 @@
         </w:tc>
         <w:tc>
           <w:tcPr>
-            <w:tcW w:type="dxa" w:w="1200"/>
+            <w:tcW w:type="dxa" w:w="1000"/>
             <w:tcBorders>
               <w:top w:val="single" w:color="BFBFBF" w:sz="4"/>
               <w:left w:val="single" w:color="BFBFBF" w:sz="4"/>
@@ -4136,7 +5068,7 @@
         </w:tc>
         <w:tc>
           <w:tcPr>
-            <w:tcW w:type="dxa" w:w="1200"/>
+            <w:tcW w:type="dxa" w:w="1000"/>
             <w:tcBorders>
               <w:top w:val="single" w:color="BFBFBF" w:sz="4"/>
               <w:left w:val="single" w:color="BFBFBF" w:sz="4"/>
@@ -4166,7 +5098,7 @@
         </w:tc>
         <w:tc>
           <w:tcPr>
-            <w:tcW w:type="dxa" w:w="1200"/>
+            <w:tcW w:type="dxa" w:w="1000"/>
             <w:tcBorders>
               <w:top w:val="single" w:color="BFBFBF" w:sz="4"/>
               <w:left w:val="single" w:color="BFBFBF" w:sz="4"/>
@@ -4196,7 +5128,67 @@
         </w:tc>
         <w:tc>
           <w:tcPr>
-            <w:tcW w:type="dxa" w:w="1200"/>
+            <w:tcW w:type="dxa" w:w="1000"/>
+            <w:tcBorders>
+              <w:top w:val="single" w:color="BFBFBF" w:sz="4"/>
+              <w:left w:val="single" w:color="BFBFBF" w:sz="4"/>
+              <w:bottom w:val="single" w:color="BFBFBF" w:sz="4"/>
+              <w:right w:val="single" w:color="BFBFBF" w:sz="4"/>
+            </w:tcBorders>
+            <w:tcMar>
+              <w:top w:type="dxa" w:w="50"/>
+              <w:left w:type="dxa" w:w="90"/>
+              <w:bottom w:type="dxa" w:w="50"/>
+              <w:right w:type="dxa" w:w="90"/>
+            </w:tcMar>
+          </w:tcPr>
+          <w:p>
+            <w:pPr>
+              <w:spacing w:before="0" w:after="0"/>
+            </w:pPr>
+            <w:r>
+              <w:rPr>
+                <w:rFonts w:ascii="Tahoma" w:cs="Tahoma" w:eastAsia="Tahoma" w:hAnsi="Tahoma"/>
+                <w:sz w:val="18"/>
+                <w:szCs w:val="18"/>
+              </w:rPr>
+              <w:t xml:space="preserve">19/19</w:t>
+            </w:r>
+          </w:p>
+        </w:tc>
+        <w:tc>
+          <w:tcPr>
+            <w:tcW w:type="dxa" w:w="1000"/>
+            <w:tcBorders>
+              <w:top w:val="single" w:color="BFBFBF" w:sz="4"/>
+              <w:left w:val="single" w:color="BFBFBF" w:sz="4"/>
+              <w:bottom w:val="single" w:color="BFBFBF" w:sz="4"/>
+              <w:right w:val="single" w:color="BFBFBF" w:sz="4"/>
+            </w:tcBorders>
+            <w:tcMar>
+              <w:top w:type="dxa" w:w="50"/>
+              <w:left w:type="dxa" w:w="90"/>
+              <w:bottom w:type="dxa" w:w="50"/>
+              <w:right w:type="dxa" w:w="90"/>
+            </w:tcMar>
+          </w:tcPr>
+          <w:p>
+            <w:pPr>
+              <w:spacing w:before="0" w:after="0"/>
+            </w:pPr>
+            <w:r>
+              <w:rPr>
+                <w:rFonts w:ascii="Tahoma" w:cs="Tahoma" w:eastAsia="Tahoma" w:hAnsi="Tahoma"/>
+                <w:sz w:val="18"/>
+                <w:szCs w:val="18"/>
+              </w:rPr>
+              <w:t xml:space="preserve">19/19</w:t>
+            </w:r>
+          </w:p>
+        </w:tc>
+        <w:tc>
+          <w:tcPr>
+            <w:tcW w:type="dxa" w:w="1000"/>
             <w:tcBorders>
               <w:top w:val="single" w:color="BFBFBF" w:sz="4"/>
               <w:left w:val="single" w:color="BFBFBF" w:sz="4"/>
@@ -4265,7 +5257,7 @@
         </w:tc>
         <w:tc>
           <w:tcPr>
-            <w:tcW w:type="dxa" w:w="4238"/>
+            <w:tcW w:type="dxa" w:w="3038"/>
             <w:tcBorders>
               <w:top w:val="single" w:color="BFBFBF" w:sz="4"/>
               <w:left w:val="single" w:color="BFBFBF" w:sz="4"/>
@@ -4295,7 +5287,7 @@
         </w:tc>
         <w:tc>
           <w:tcPr>
-            <w:tcW w:type="dxa" w:w="1200"/>
+            <w:tcW w:type="dxa" w:w="1000"/>
             <w:tcBorders>
               <w:top w:val="single" w:color="BFBFBF" w:sz="4"/>
               <w:left w:val="single" w:color="BFBFBF" w:sz="4"/>
@@ -4325,7 +5317,7 @@
         </w:tc>
         <w:tc>
           <w:tcPr>
-            <w:tcW w:type="dxa" w:w="1200"/>
+            <w:tcW w:type="dxa" w:w="1000"/>
             <w:tcBorders>
               <w:top w:val="single" w:color="BFBFBF" w:sz="4"/>
               <w:left w:val="single" w:color="BFBFBF" w:sz="4"/>
@@ -4355,7 +5347,7 @@
         </w:tc>
         <w:tc>
           <w:tcPr>
-            <w:tcW w:type="dxa" w:w="1200"/>
+            <w:tcW w:type="dxa" w:w="1000"/>
             <w:tcBorders>
               <w:top w:val="single" w:color="BFBFBF" w:sz="4"/>
               <w:left w:val="single" w:color="BFBFBF" w:sz="4"/>
@@ -4385,7 +5377,67 @@
         </w:tc>
         <w:tc>
           <w:tcPr>
-            <w:tcW w:type="dxa" w:w="1200"/>
+            <w:tcW w:type="dxa" w:w="1000"/>
+            <w:tcBorders>
+              <w:top w:val="single" w:color="BFBFBF" w:sz="4"/>
+              <w:left w:val="single" w:color="BFBFBF" w:sz="4"/>
+              <w:bottom w:val="single" w:color="BFBFBF" w:sz="4"/>
+              <w:right w:val="single" w:color="BFBFBF" w:sz="4"/>
+            </w:tcBorders>
+            <w:tcMar>
+              <w:top w:type="dxa" w:w="50"/>
+              <w:left w:type="dxa" w:w="90"/>
+              <w:bottom w:type="dxa" w:w="50"/>
+              <w:right w:type="dxa" w:w="90"/>
+            </w:tcMar>
+          </w:tcPr>
+          <w:p>
+            <w:pPr>
+              <w:spacing w:before="0" w:after="0"/>
+            </w:pPr>
+            <w:r>
+              <w:rPr>
+                <w:rFonts w:ascii="Tahoma" w:cs="Tahoma" w:eastAsia="Tahoma" w:hAnsi="Tahoma"/>
+                <w:sz w:val="18"/>
+                <w:szCs w:val="18"/>
+              </w:rPr>
+              <w:t xml:space="preserve">19/19</w:t>
+            </w:r>
+          </w:p>
+        </w:tc>
+        <w:tc>
+          <w:tcPr>
+            <w:tcW w:type="dxa" w:w="1000"/>
+            <w:tcBorders>
+              <w:top w:val="single" w:color="BFBFBF" w:sz="4"/>
+              <w:left w:val="single" w:color="BFBFBF" w:sz="4"/>
+              <w:bottom w:val="single" w:color="BFBFBF" w:sz="4"/>
+              <w:right w:val="single" w:color="BFBFBF" w:sz="4"/>
+            </w:tcBorders>
+            <w:tcMar>
+              <w:top w:type="dxa" w:w="50"/>
+              <w:left w:type="dxa" w:w="90"/>
+              <w:bottom w:type="dxa" w:w="50"/>
+              <w:right w:type="dxa" w:w="90"/>
+            </w:tcMar>
+          </w:tcPr>
+          <w:p>
+            <w:pPr>
+              <w:spacing w:before="0" w:after="0"/>
+            </w:pPr>
+            <w:r>
+              <w:rPr>
+                <w:rFonts w:ascii="Tahoma" w:cs="Tahoma" w:eastAsia="Tahoma" w:hAnsi="Tahoma"/>
+                <w:sz w:val="18"/>
+                <w:szCs w:val="18"/>
+              </w:rPr>
+              <w:t xml:space="preserve">19/19</w:t>
+            </w:r>
+          </w:p>
+        </w:tc>
+        <w:tc>
+          <w:tcPr>
+            <w:tcW w:type="dxa" w:w="1000"/>
             <w:tcBorders>
               <w:top w:val="single" w:color="BFBFBF" w:sz="4"/>
               <w:left w:val="single" w:color="BFBFBF" w:sz="4"/>
@@ -4454,7 +5506,7 @@
         </w:tc>
         <w:tc>
           <w:tcPr>
-            <w:tcW w:type="dxa" w:w="4238"/>
+            <w:tcW w:type="dxa" w:w="3038"/>
             <w:tcBorders>
               <w:top w:val="single" w:color="BFBFBF" w:sz="4"/>
               <w:left w:val="single" w:color="BFBFBF" w:sz="4"/>
@@ -4484,7 +5536,7 @@
         </w:tc>
         <w:tc>
           <w:tcPr>
-            <w:tcW w:type="dxa" w:w="1200"/>
+            <w:tcW w:type="dxa" w:w="1000"/>
             <w:tcBorders>
               <w:top w:val="single" w:color="BFBFBF" w:sz="4"/>
               <w:left w:val="single" w:color="BFBFBF" w:sz="4"/>
@@ -4514,7 +5566,7 @@
         </w:tc>
         <w:tc>
           <w:tcPr>
-            <w:tcW w:type="dxa" w:w="1200"/>
+            <w:tcW w:type="dxa" w:w="1000"/>
             <w:tcBorders>
               <w:top w:val="single" w:color="BFBFBF" w:sz="4"/>
               <w:left w:val="single" w:color="BFBFBF" w:sz="4"/>
@@ -4544,7 +5596,7 @@
         </w:tc>
         <w:tc>
           <w:tcPr>
-            <w:tcW w:type="dxa" w:w="1200"/>
+            <w:tcW w:type="dxa" w:w="1000"/>
             <w:tcBorders>
               <w:top w:val="single" w:color="BFBFBF" w:sz="4"/>
               <w:left w:val="single" w:color="BFBFBF" w:sz="4"/>
@@ -4574,7 +5626,67 @@
         </w:tc>
         <w:tc>
           <w:tcPr>
-            <w:tcW w:type="dxa" w:w="1200"/>
+            <w:tcW w:type="dxa" w:w="1000"/>
+            <w:tcBorders>
+              <w:top w:val="single" w:color="BFBFBF" w:sz="4"/>
+              <w:left w:val="single" w:color="BFBFBF" w:sz="4"/>
+              <w:bottom w:val="single" w:color="BFBFBF" w:sz="4"/>
+              <w:right w:val="single" w:color="BFBFBF" w:sz="4"/>
+            </w:tcBorders>
+            <w:tcMar>
+              <w:top w:type="dxa" w:w="50"/>
+              <w:left w:type="dxa" w:w="90"/>
+              <w:bottom w:type="dxa" w:w="50"/>
+              <w:right w:type="dxa" w:w="90"/>
+            </w:tcMar>
+          </w:tcPr>
+          <w:p>
+            <w:pPr>
+              <w:spacing w:before="0" w:after="0"/>
+            </w:pPr>
+            <w:r>
+              <w:rPr>
+                <w:rFonts w:ascii="Tahoma" w:cs="Tahoma" w:eastAsia="Tahoma" w:hAnsi="Tahoma"/>
+                <w:sz w:val="18"/>
+                <w:szCs w:val="18"/>
+              </w:rPr>
+              <w:t xml:space="preserve">4/4</w:t>
+            </w:r>
+          </w:p>
+        </w:tc>
+        <w:tc>
+          <w:tcPr>
+            <w:tcW w:type="dxa" w:w="1000"/>
+            <w:tcBorders>
+              <w:top w:val="single" w:color="BFBFBF" w:sz="4"/>
+              <w:left w:val="single" w:color="BFBFBF" w:sz="4"/>
+              <w:bottom w:val="single" w:color="BFBFBF" w:sz="4"/>
+              <w:right w:val="single" w:color="BFBFBF" w:sz="4"/>
+            </w:tcBorders>
+            <w:tcMar>
+              <w:top w:type="dxa" w:w="50"/>
+              <w:left w:type="dxa" w:w="90"/>
+              <w:bottom w:type="dxa" w:w="50"/>
+              <w:right w:type="dxa" w:w="90"/>
+            </w:tcMar>
+          </w:tcPr>
+          <w:p>
+            <w:pPr>
+              <w:spacing w:before="0" w:after="0"/>
+            </w:pPr>
+            <w:r>
+              <w:rPr>
+                <w:rFonts w:ascii="Tahoma" w:cs="Tahoma" w:eastAsia="Tahoma" w:hAnsi="Tahoma"/>
+                <w:sz w:val="18"/>
+                <w:szCs w:val="18"/>
+              </w:rPr>
+              <w:t xml:space="preserve">4/4</w:t>
+            </w:r>
+          </w:p>
+        </w:tc>
+        <w:tc>
+          <w:tcPr>
+            <w:tcW w:type="dxa" w:w="1000"/>
             <w:tcBorders>
               <w:top w:val="single" w:color="BFBFBF" w:sz="4"/>
               <w:left w:val="single" w:color="BFBFBF" w:sz="4"/>
@@ -4643,7 +5755,7 @@
         </w:tc>
         <w:tc>
           <w:tcPr>
-            <w:tcW w:type="dxa" w:w="4238"/>
+            <w:tcW w:type="dxa" w:w="3038"/>
             <w:tcBorders>
               <w:top w:val="single" w:color="BFBFBF" w:sz="4"/>
               <w:left w:val="single" w:color="BFBFBF" w:sz="4"/>
@@ -4673,7 +5785,7 @@
         </w:tc>
         <w:tc>
           <w:tcPr>
-            <w:tcW w:type="dxa" w:w="1200"/>
+            <w:tcW w:type="dxa" w:w="1000"/>
             <w:tcBorders>
               <w:top w:val="single" w:color="BFBFBF" w:sz="4"/>
               <w:left w:val="single" w:color="BFBFBF" w:sz="4"/>
@@ -4703,7 +5815,7 @@
         </w:tc>
         <w:tc>
           <w:tcPr>
-            <w:tcW w:type="dxa" w:w="1200"/>
+            <w:tcW w:type="dxa" w:w="1000"/>
             <w:tcBorders>
               <w:top w:val="single" w:color="BFBFBF" w:sz="4"/>
               <w:left w:val="single" w:color="BFBFBF" w:sz="4"/>
@@ -4733,7 +5845,7 @@
         </w:tc>
         <w:tc>
           <w:tcPr>
-            <w:tcW w:type="dxa" w:w="1200"/>
+            <w:tcW w:type="dxa" w:w="1000"/>
             <w:tcBorders>
               <w:top w:val="single" w:color="BFBFBF" w:sz="4"/>
               <w:left w:val="single" w:color="BFBFBF" w:sz="4"/>
@@ -4763,7 +5875,67 @@
         </w:tc>
         <w:tc>
           <w:tcPr>
-            <w:tcW w:type="dxa" w:w="1200"/>
+            <w:tcW w:type="dxa" w:w="1000"/>
+            <w:tcBorders>
+              <w:top w:val="single" w:color="BFBFBF" w:sz="4"/>
+              <w:left w:val="single" w:color="BFBFBF" w:sz="4"/>
+              <w:bottom w:val="single" w:color="BFBFBF" w:sz="4"/>
+              <w:right w:val="single" w:color="BFBFBF" w:sz="4"/>
+            </w:tcBorders>
+            <w:tcMar>
+              <w:top w:type="dxa" w:w="50"/>
+              <w:left w:type="dxa" w:w="90"/>
+              <w:bottom w:type="dxa" w:w="50"/>
+              <w:right w:type="dxa" w:w="90"/>
+            </w:tcMar>
+          </w:tcPr>
+          <w:p>
+            <w:pPr>
+              <w:spacing w:before="0" w:after="0"/>
+            </w:pPr>
+            <w:r>
+              <w:rPr>
+                <w:rFonts w:ascii="Tahoma" w:cs="Tahoma" w:eastAsia="Tahoma" w:hAnsi="Tahoma"/>
+                <w:sz w:val="18"/>
+                <w:szCs w:val="18"/>
+              </w:rPr>
+              <w:t xml:space="preserve">3/3</w:t>
+            </w:r>
+          </w:p>
+        </w:tc>
+        <w:tc>
+          <w:tcPr>
+            <w:tcW w:type="dxa" w:w="1000"/>
+            <w:tcBorders>
+              <w:top w:val="single" w:color="BFBFBF" w:sz="4"/>
+              <w:left w:val="single" w:color="BFBFBF" w:sz="4"/>
+              <w:bottom w:val="single" w:color="BFBFBF" w:sz="4"/>
+              <w:right w:val="single" w:color="BFBFBF" w:sz="4"/>
+            </w:tcBorders>
+            <w:tcMar>
+              <w:top w:type="dxa" w:w="50"/>
+              <w:left w:type="dxa" w:w="90"/>
+              <w:bottom w:type="dxa" w:w="50"/>
+              <w:right w:type="dxa" w:w="90"/>
+            </w:tcMar>
+          </w:tcPr>
+          <w:p>
+            <w:pPr>
+              <w:spacing w:before="0" w:after="0"/>
+            </w:pPr>
+            <w:r>
+              <w:rPr>
+                <w:rFonts w:ascii="Tahoma" w:cs="Tahoma" w:eastAsia="Tahoma" w:hAnsi="Tahoma"/>
+                <w:sz w:val="18"/>
+                <w:szCs w:val="18"/>
+              </w:rPr>
+              <w:t xml:space="preserve">3/3</w:t>
+            </w:r>
+          </w:p>
+        </w:tc>
+        <w:tc>
+          <w:tcPr>
+            <w:tcW w:type="dxa" w:w="1000"/>
             <w:tcBorders>
               <w:top w:val="single" w:color="BFBFBF" w:sz="4"/>
               <w:left w:val="single" w:color="BFBFBF" w:sz="4"/>
@@ -4832,7 +6004,7 @@
         </w:tc>
         <w:tc>
           <w:tcPr>
-            <w:tcW w:type="dxa" w:w="4238"/>
+            <w:tcW w:type="dxa" w:w="3038"/>
             <w:tcBorders>
               <w:top w:val="single" w:color="BFBFBF" w:sz="4"/>
               <w:left w:val="single" w:color="BFBFBF" w:sz="4"/>
@@ -4862,7 +6034,7 @@
         </w:tc>
         <w:tc>
           <w:tcPr>
-            <w:tcW w:type="dxa" w:w="1200"/>
+            <w:tcW w:type="dxa" w:w="1000"/>
             <w:tcBorders>
               <w:top w:val="single" w:color="BFBFBF" w:sz="4"/>
               <w:left w:val="single" w:color="BFBFBF" w:sz="4"/>
@@ -4892,7 +6064,7 @@
         </w:tc>
         <w:tc>
           <w:tcPr>
-            <w:tcW w:type="dxa" w:w="1200"/>
+            <w:tcW w:type="dxa" w:w="1000"/>
             <w:tcBorders>
               <w:top w:val="single" w:color="BFBFBF" w:sz="4"/>
               <w:left w:val="single" w:color="BFBFBF" w:sz="4"/>
@@ -4922,7 +6094,7 @@
         </w:tc>
         <w:tc>
           <w:tcPr>
-            <w:tcW w:type="dxa" w:w="1200"/>
+            <w:tcW w:type="dxa" w:w="1000"/>
             <w:tcBorders>
               <w:top w:val="single" w:color="BFBFBF" w:sz="4"/>
               <w:left w:val="single" w:color="BFBFBF" w:sz="4"/>
@@ -4952,7 +6124,7 @@
         </w:tc>
         <w:tc>
           <w:tcPr>
-            <w:tcW w:type="dxa" w:w="1200"/>
+            <w:tcW w:type="dxa" w:w="1000"/>
             <w:tcBorders>
               <w:top w:val="single" w:color="BFBFBF" w:sz="4"/>
               <w:left w:val="single" w:color="BFBFBF" w:sz="4"/>
@@ -4977,6 +6149,66 @@
                 <w:szCs w:val="18"/>
               </w:rPr>
               <w:t xml:space="preserve">6/6</w:t>
+            </w:r>
+          </w:p>
+        </w:tc>
+        <w:tc>
+          <w:tcPr>
+            <w:tcW w:type="dxa" w:w="1000"/>
+            <w:tcBorders>
+              <w:top w:val="single" w:color="BFBFBF" w:sz="4"/>
+              <w:left w:val="single" w:color="BFBFBF" w:sz="4"/>
+              <w:bottom w:val="single" w:color="BFBFBF" w:sz="4"/>
+              <w:right w:val="single" w:color="BFBFBF" w:sz="4"/>
+            </w:tcBorders>
+            <w:tcMar>
+              <w:top w:type="dxa" w:w="50"/>
+              <w:left w:type="dxa" w:w="90"/>
+              <w:bottom w:type="dxa" w:w="50"/>
+              <w:right w:type="dxa" w:w="90"/>
+            </w:tcMar>
+          </w:tcPr>
+          <w:p>
+            <w:pPr>
+              <w:spacing w:before="0" w:after="0"/>
+            </w:pPr>
+            <w:r>
+              <w:rPr>
+                <w:rFonts w:ascii="Tahoma" w:cs="Tahoma" w:eastAsia="Tahoma" w:hAnsi="Tahoma"/>
+                <w:sz w:val="18"/>
+                <w:szCs w:val="18"/>
+              </w:rPr>
+              <w:t xml:space="preserve">8/8</w:t>
+            </w:r>
+          </w:p>
+        </w:tc>
+        <w:tc>
+          <w:tcPr>
+            <w:tcW w:type="dxa" w:w="1000"/>
+            <w:tcBorders>
+              <w:top w:val="single" w:color="BFBFBF" w:sz="4"/>
+              <w:left w:val="single" w:color="BFBFBF" w:sz="4"/>
+              <w:bottom w:val="single" w:color="BFBFBF" w:sz="4"/>
+              <w:right w:val="single" w:color="BFBFBF" w:sz="4"/>
+            </w:tcBorders>
+            <w:tcMar>
+              <w:top w:type="dxa" w:w="50"/>
+              <w:left w:type="dxa" w:w="90"/>
+              <w:bottom w:type="dxa" w:w="50"/>
+              <w:right w:type="dxa" w:w="90"/>
+            </w:tcMar>
+          </w:tcPr>
+          <w:p>
+            <w:pPr>
+              <w:spacing w:before="0" w:after="0"/>
+            </w:pPr>
+            <w:r>
+              <w:rPr>
+                <w:rFonts w:ascii="Tahoma" w:cs="Tahoma" w:eastAsia="Tahoma" w:hAnsi="Tahoma"/>
+                <w:sz w:val="18"/>
+                <w:szCs w:val="18"/>
+              </w:rPr>
+              <w:t xml:space="preserve">8/8</w:t>
             </w:r>
           </w:p>
         </w:tc>
@@ -5021,7 +6253,7 @@
         </w:tc>
         <w:tc>
           <w:tcPr>
-            <w:tcW w:type="dxa" w:w="4238"/>
+            <w:tcW w:type="dxa" w:w="3038"/>
             <w:tcBorders>
               <w:top w:val="single" w:color="BFBFBF" w:sz="4"/>
               <w:left w:val="single" w:color="BFBFBF" w:sz="4"/>
@@ -5051,7 +6283,7 @@
         </w:tc>
         <w:tc>
           <w:tcPr>
-            <w:tcW w:type="dxa" w:w="1200"/>
+            <w:tcW w:type="dxa" w:w="1000"/>
             <w:tcBorders>
               <w:top w:val="single" w:color="BFBFBF" w:sz="4"/>
               <w:left w:val="single" w:color="BFBFBF" w:sz="4"/>
@@ -5081,7 +6313,7 @@
         </w:tc>
         <w:tc>
           <w:tcPr>
-            <w:tcW w:type="dxa" w:w="1200"/>
+            <w:tcW w:type="dxa" w:w="1000"/>
             <w:tcBorders>
               <w:top w:val="single" w:color="BFBFBF" w:sz="4"/>
               <w:left w:val="single" w:color="BFBFBF" w:sz="4"/>
@@ -5111,7 +6343,7 @@
         </w:tc>
         <w:tc>
           <w:tcPr>
-            <w:tcW w:type="dxa" w:w="1200"/>
+            <w:tcW w:type="dxa" w:w="1000"/>
             <w:tcBorders>
               <w:top w:val="single" w:color="BFBFBF" w:sz="4"/>
               <w:left w:val="single" w:color="BFBFBF" w:sz="4"/>
@@ -5141,7 +6373,67 @@
         </w:tc>
         <w:tc>
           <w:tcPr>
-            <w:tcW w:type="dxa" w:w="1200"/>
+            <w:tcW w:type="dxa" w:w="1000"/>
+            <w:tcBorders>
+              <w:top w:val="single" w:color="BFBFBF" w:sz="4"/>
+              <w:left w:val="single" w:color="BFBFBF" w:sz="4"/>
+              <w:bottom w:val="single" w:color="BFBFBF" w:sz="4"/>
+              <w:right w:val="single" w:color="BFBFBF" w:sz="4"/>
+            </w:tcBorders>
+            <w:tcMar>
+              <w:top w:type="dxa" w:w="50"/>
+              <w:left w:type="dxa" w:w="90"/>
+              <w:bottom w:type="dxa" w:w="50"/>
+              <w:right w:type="dxa" w:w="90"/>
+            </w:tcMar>
+          </w:tcPr>
+          <w:p>
+            <w:pPr>
+              <w:spacing w:before="0" w:after="0"/>
+            </w:pPr>
+            <w:r>
+              <w:rPr>
+                <w:rFonts w:ascii="Tahoma" w:cs="Tahoma" w:eastAsia="Tahoma" w:hAnsi="Tahoma"/>
+                <w:sz w:val="18"/>
+                <w:szCs w:val="18"/>
+              </w:rPr>
+              <w:t xml:space="preserve">7/7</w:t>
+            </w:r>
+          </w:p>
+        </w:tc>
+        <w:tc>
+          <w:tcPr>
+            <w:tcW w:type="dxa" w:w="1000"/>
+            <w:tcBorders>
+              <w:top w:val="single" w:color="BFBFBF" w:sz="4"/>
+              <w:left w:val="single" w:color="BFBFBF" w:sz="4"/>
+              <w:bottom w:val="single" w:color="BFBFBF" w:sz="4"/>
+              <w:right w:val="single" w:color="BFBFBF" w:sz="4"/>
+            </w:tcBorders>
+            <w:tcMar>
+              <w:top w:type="dxa" w:w="50"/>
+              <w:left w:type="dxa" w:w="90"/>
+              <w:bottom w:type="dxa" w:w="50"/>
+              <w:right w:type="dxa" w:w="90"/>
+            </w:tcMar>
+          </w:tcPr>
+          <w:p>
+            <w:pPr>
+              <w:spacing w:before="0" w:after="0"/>
+            </w:pPr>
+            <w:r>
+              <w:rPr>
+                <w:rFonts w:ascii="Tahoma" w:cs="Tahoma" w:eastAsia="Tahoma" w:hAnsi="Tahoma"/>
+                <w:sz w:val="18"/>
+                <w:szCs w:val="18"/>
+              </w:rPr>
+              <w:t xml:space="preserve">7/7</w:t>
+            </w:r>
+          </w:p>
+        </w:tc>
+        <w:tc>
+          <w:tcPr>
+            <w:tcW w:type="dxa" w:w="1000"/>
             <w:tcBorders>
               <w:top w:val="single" w:color="BFBFBF" w:sz="4"/>
               <w:left w:val="single" w:color="BFBFBF" w:sz="4"/>
@@ -5210,7 +6502,7 @@
         </w:tc>
         <w:tc>
           <w:tcPr>
-            <w:tcW w:type="dxa" w:w="4238"/>
+            <w:tcW w:type="dxa" w:w="3038"/>
             <w:tcBorders>
               <w:top w:val="single" w:color="BFBFBF" w:sz="4"/>
               <w:left w:val="single" w:color="BFBFBF" w:sz="4"/>
@@ -5240,7 +6532,7 @@
         </w:tc>
         <w:tc>
           <w:tcPr>
-            <w:tcW w:type="dxa" w:w="1200"/>
+            <w:tcW w:type="dxa" w:w="1000"/>
             <w:tcBorders>
               <w:top w:val="single" w:color="BFBFBF" w:sz="4"/>
               <w:left w:val="single" w:color="BFBFBF" w:sz="4"/>
@@ -5270,7 +6562,7 @@
         </w:tc>
         <w:tc>
           <w:tcPr>
-            <w:tcW w:type="dxa" w:w="1200"/>
+            <w:tcW w:type="dxa" w:w="1000"/>
             <w:tcBorders>
               <w:top w:val="single" w:color="BFBFBF" w:sz="4"/>
               <w:left w:val="single" w:color="BFBFBF" w:sz="4"/>
@@ -5300,7 +6592,7 @@
         </w:tc>
         <w:tc>
           <w:tcPr>
-            <w:tcW w:type="dxa" w:w="1200"/>
+            <w:tcW w:type="dxa" w:w="1000"/>
             <w:tcBorders>
               <w:top w:val="single" w:color="BFBFBF" w:sz="4"/>
               <w:left w:val="single" w:color="BFBFBF" w:sz="4"/>
@@ -5330,7 +6622,67 @@
         </w:tc>
         <w:tc>
           <w:tcPr>
-            <w:tcW w:type="dxa" w:w="1200"/>
+            <w:tcW w:type="dxa" w:w="1000"/>
+            <w:tcBorders>
+              <w:top w:val="single" w:color="BFBFBF" w:sz="4"/>
+              <w:left w:val="single" w:color="BFBFBF" w:sz="4"/>
+              <w:bottom w:val="single" w:color="BFBFBF" w:sz="4"/>
+              <w:right w:val="single" w:color="BFBFBF" w:sz="4"/>
+            </w:tcBorders>
+            <w:tcMar>
+              <w:top w:type="dxa" w:w="50"/>
+              <w:left w:type="dxa" w:w="90"/>
+              <w:bottom w:type="dxa" w:w="50"/>
+              <w:right w:type="dxa" w:w="90"/>
+            </w:tcMar>
+          </w:tcPr>
+          <w:p>
+            <w:pPr>
+              <w:spacing w:before="0" w:after="0"/>
+            </w:pPr>
+            <w:r>
+              <w:rPr>
+                <w:rFonts w:ascii="Tahoma" w:cs="Tahoma" w:eastAsia="Tahoma" w:hAnsi="Tahoma"/>
+                <w:sz w:val="18"/>
+                <w:szCs w:val="18"/>
+              </w:rPr>
+              <w:t xml:space="preserve">1/1</w:t>
+            </w:r>
+          </w:p>
+        </w:tc>
+        <w:tc>
+          <w:tcPr>
+            <w:tcW w:type="dxa" w:w="1000"/>
+            <w:tcBorders>
+              <w:top w:val="single" w:color="BFBFBF" w:sz="4"/>
+              <w:left w:val="single" w:color="BFBFBF" w:sz="4"/>
+              <w:bottom w:val="single" w:color="BFBFBF" w:sz="4"/>
+              <w:right w:val="single" w:color="BFBFBF" w:sz="4"/>
+            </w:tcBorders>
+            <w:tcMar>
+              <w:top w:type="dxa" w:w="50"/>
+              <w:left w:type="dxa" w:w="90"/>
+              <w:bottom w:type="dxa" w:w="50"/>
+              <w:right w:type="dxa" w:w="90"/>
+            </w:tcMar>
+          </w:tcPr>
+          <w:p>
+            <w:pPr>
+              <w:spacing w:before="0" w:after="0"/>
+            </w:pPr>
+            <w:r>
+              <w:rPr>
+                <w:rFonts w:ascii="Tahoma" w:cs="Tahoma" w:eastAsia="Tahoma" w:hAnsi="Tahoma"/>
+                <w:sz w:val="18"/>
+                <w:szCs w:val="18"/>
+              </w:rPr>
+              <w:t xml:space="preserve">1/1</w:t>
+            </w:r>
+          </w:p>
+        </w:tc>
+        <w:tc>
+          <w:tcPr>
+            <w:tcW w:type="dxa" w:w="1000"/>
             <w:tcBorders>
               <w:top w:val="single" w:color="BFBFBF" w:sz="4"/>
               <w:left w:val="single" w:color="BFBFBF" w:sz="4"/>
@@ -5399,7 +6751,7 @@
         </w:tc>
         <w:tc>
           <w:tcPr>
-            <w:tcW w:type="dxa" w:w="4238"/>
+            <w:tcW w:type="dxa" w:w="3038"/>
             <w:tcBorders>
               <w:top w:val="single" w:color="BFBFBF" w:sz="4"/>
               <w:left w:val="single" w:color="BFBFBF" w:sz="4"/>
@@ -5429,7 +6781,7 @@
         </w:tc>
         <w:tc>
           <w:tcPr>
-            <w:tcW w:type="dxa" w:w="1200"/>
+            <w:tcW w:type="dxa" w:w="1000"/>
             <w:tcBorders>
               <w:top w:val="single" w:color="BFBFBF" w:sz="4"/>
               <w:left w:val="single" w:color="BFBFBF" w:sz="4"/>
@@ -5459,7 +6811,7 @@
         </w:tc>
         <w:tc>
           <w:tcPr>
-            <w:tcW w:type="dxa" w:w="1200"/>
+            <w:tcW w:type="dxa" w:w="1000"/>
             <w:tcBorders>
               <w:top w:val="single" w:color="BFBFBF" w:sz="4"/>
               <w:left w:val="single" w:color="BFBFBF" w:sz="4"/>
@@ -5489,7 +6841,7 @@
         </w:tc>
         <w:tc>
           <w:tcPr>
-            <w:tcW w:type="dxa" w:w="1200"/>
+            <w:tcW w:type="dxa" w:w="1000"/>
             <w:tcBorders>
               <w:top w:val="single" w:color="BFBFBF" w:sz="4"/>
               <w:left w:val="single" w:color="BFBFBF" w:sz="4"/>
@@ -5519,7 +6871,67 @@
         </w:tc>
         <w:tc>
           <w:tcPr>
-            <w:tcW w:type="dxa" w:w="1200"/>
+            <w:tcW w:type="dxa" w:w="1000"/>
+            <w:tcBorders>
+              <w:top w:val="single" w:color="BFBFBF" w:sz="4"/>
+              <w:left w:val="single" w:color="BFBFBF" w:sz="4"/>
+              <w:bottom w:val="single" w:color="BFBFBF" w:sz="4"/>
+              <w:right w:val="single" w:color="BFBFBF" w:sz="4"/>
+            </w:tcBorders>
+            <w:tcMar>
+              <w:top w:type="dxa" w:w="50"/>
+              <w:left w:type="dxa" w:w="90"/>
+              <w:bottom w:type="dxa" w:w="50"/>
+              <w:right w:type="dxa" w:w="90"/>
+            </w:tcMar>
+          </w:tcPr>
+          <w:p>
+            <w:pPr>
+              <w:spacing w:before="0" w:after="0"/>
+            </w:pPr>
+            <w:r>
+              <w:rPr>
+                <w:rFonts w:ascii="Tahoma" w:cs="Tahoma" w:eastAsia="Tahoma" w:hAnsi="Tahoma"/>
+                <w:sz w:val="18"/>
+                <w:szCs w:val="18"/>
+              </w:rPr>
+              <w:t xml:space="preserve">11/11</w:t>
+            </w:r>
+          </w:p>
+        </w:tc>
+        <w:tc>
+          <w:tcPr>
+            <w:tcW w:type="dxa" w:w="1000"/>
+            <w:tcBorders>
+              <w:top w:val="single" w:color="BFBFBF" w:sz="4"/>
+              <w:left w:val="single" w:color="BFBFBF" w:sz="4"/>
+              <w:bottom w:val="single" w:color="BFBFBF" w:sz="4"/>
+              <w:right w:val="single" w:color="BFBFBF" w:sz="4"/>
+            </w:tcBorders>
+            <w:tcMar>
+              <w:top w:type="dxa" w:w="50"/>
+              <w:left w:type="dxa" w:w="90"/>
+              <w:bottom w:type="dxa" w:w="50"/>
+              <w:right w:type="dxa" w:w="90"/>
+            </w:tcMar>
+          </w:tcPr>
+          <w:p>
+            <w:pPr>
+              <w:spacing w:before="0" w:after="0"/>
+            </w:pPr>
+            <w:r>
+              <w:rPr>
+                <w:rFonts w:ascii="Tahoma" w:cs="Tahoma" w:eastAsia="Tahoma" w:hAnsi="Tahoma"/>
+                <w:sz w:val="18"/>
+                <w:szCs w:val="18"/>
+              </w:rPr>
+              <w:t xml:space="preserve">11/11</w:t>
+            </w:r>
+          </w:p>
+        </w:tc>
+        <w:tc>
+          <w:tcPr>
+            <w:tcW w:type="dxa" w:w="1000"/>
             <w:tcBorders>
               <w:top w:val="single" w:color="BFBFBF" w:sz="4"/>
               <w:left w:val="single" w:color="BFBFBF" w:sz="4"/>
@@ -5588,7 +7000,7 @@
         </w:tc>
         <w:tc>
           <w:tcPr>
-            <w:tcW w:type="dxa" w:w="4238"/>
+            <w:tcW w:type="dxa" w:w="3038"/>
             <w:tcBorders>
               <w:top w:val="single" w:color="BFBFBF" w:sz="4"/>
               <w:left w:val="single" w:color="BFBFBF" w:sz="4"/>
@@ -5618,7 +7030,7 @@
         </w:tc>
         <w:tc>
           <w:tcPr>
-            <w:tcW w:type="dxa" w:w="1200"/>
+            <w:tcW w:type="dxa" w:w="1000"/>
             <w:tcBorders>
               <w:top w:val="single" w:color="BFBFBF" w:sz="4"/>
               <w:left w:val="single" w:color="BFBFBF" w:sz="4"/>
@@ -5648,7 +7060,7 @@
         </w:tc>
         <w:tc>
           <w:tcPr>
-            <w:tcW w:type="dxa" w:w="1200"/>
+            <w:tcW w:type="dxa" w:w="1000"/>
             <w:tcBorders>
               <w:top w:val="single" w:color="BFBFBF" w:sz="4"/>
               <w:left w:val="single" w:color="BFBFBF" w:sz="4"/>
@@ -5678,7 +7090,7 @@
         </w:tc>
         <w:tc>
           <w:tcPr>
-            <w:tcW w:type="dxa" w:w="1200"/>
+            <w:tcW w:type="dxa" w:w="1000"/>
             <w:tcBorders>
               <w:top w:val="single" w:color="BFBFBF" w:sz="4"/>
               <w:left w:val="single" w:color="BFBFBF" w:sz="4"/>
@@ -5708,7 +7120,67 @@
         </w:tc>
         <w:tc>
           <w:tcPr>
-            <w:tcW w:type="dxa" w:w="1200"/>
+            <w:tcW w:type="dxa" w:w="1000"/>
+            <w:tcBorders>
+              <w:top w:val="single" w:color="BFBFBF" w:sz="4"/>
+              <w:left w:val="single" w:color="BFBFBF" w:sz="4"/>
+              <w:bottom w:val="single" w:color="BFBFBF" w:sz="4"/>
+              <w:right w:val="single" w:color="BFBFBF" w:sz="4"/>
+            </w:tcBorders>
+            <w:tcMar>
+              <w:top w:type="dxa" w:w="50"/>
+              <w:left w:type="dxa" w:w="90"/>
+              <w:bottom w:type="dxa" w:w="50"/>
+              <w:right w:type="dxa" w:w="90"/>
+            </w:tcMar>
+          </w:tcPr>
+          <w:p>
+            <w:pPr>
+              <w:spacing w:before="0" w:after="0"/>
+            </w:pPr>
+            <w:r>
+              <w:rPr>
+                <w:rFonts w:ascii="Tahoma" w:cs="Tahoma" w:eastAsia="Tahoma" w:hAnsi="Tahoma"/>
+                <w:sz w:val="18"/>
+                <w:szCs w:val="18"/>
+              </w:rPr>
+              <w:t xml:space="preserve">11/11</w:t>
+            </w:r>
+          </w:p>
+        </w:tc>
+        <w:tc>
+          <w:tcPr>
+            <w:tcW w:type="dxa" w:w="1000"/>
+            <w:tcBorders>
+              <w:top w:val="single" w:color="BFBFBF" w:sz="4"/>
+              <w:left w:val="single" w:color="BFBFBF" w:sz="4"/>
+              <w:bottom w:val="single" w:color="BFBFBF" w:sz="4"/>
+              <w:right w:val="single" w:color="BFBFBF" w:sz="4"/>
+            </w:tcBorders>
+            <w:tcMar>
+              <w:top w:type="dxa" w:w="50"/>
+              <w:left w:type="dxa" w:w="90"/>
+              <w:bottom w:type="dxa" w:w="50"/>
+              <w:right w:type="dxa" w:w="90"/>
+            </w:tcMar>
+          </w:tcPr>
+          <w:p>
+            <w:pPr>
+              <w:spacing w:before="0" w:after="0"/>
+            </w:pPr>
+            <w:r>
+              <w:rPr>
+                <w:rFonts w:ascii="Tahoma" w:cs="Tahoma" w:eastAsia="Tahoma" w:hAnsi="Tahoma"/>
+                <w:sz w:val="18"/>
+                <w:szCs w:val="18"/>
+              </w:rPr>
+              <w:t xml:space="preserve">11/11</w:t>
+            </w:r>
+          </w:p>
+        </w:tc>
+        <w:tc>
+          <w:tcPr>
+            <w:tcW w:type="dxa" w:w="1000"/>
             <w:tcBorders>
               <w:top w:val="single" w:color="BFBFBF" w:sz="4"/>
               <w:left w:val="single" w:color="BFBFBF" w:sz="4"/>
@@ -5777,7 +7249,7 @@
         </w:tc>
         <w:tc>
           <w:tcPr>
-            <w:tcW w:type="dxa" w:w="4238"/>
+            <w:tcW w:type="dxa" w:w="3038"/>
             <w:tcBorders>
               <w:top w:val="single" w:color="BFBFBF" w:sz="4"/>
               <w:left w:val="single" w:color="BFBFBF" w:sz="4"/>
@@ -5807,7 +7279,7 @@
         </w:tc>
         <w:tc>
           <w:tcPr>
-            <w:tcW w:type="dxa" w:w="1200"/>
+            <w:tcW w:type="dxa" w:w="1000"/>
             <w:tcBorders>
               <w:top w:val="single" w:color="BFBFBF" w:sz="4"/>
               <w:left w:val="single" w:color="BFBFBF" w:sz="4"/>
@@ -5837,7 +7309,7 @@
         </w:tc>
         <w:tc>
           <w:tcPr>
-            <w:tcW w:type="dxa" w:w="1200"/>
+            <w:tcW w:type="dxa" w:w="1000"/>
             <w:tcBorders>
               <w:top w:val="single" w:color="BFBFBF" w:sz="4"/>
               <w:left w:val="single" w:color="BFBFBF" w:sz="4"/>
@@ -5867,7 +7339,7 @@
         </w:tc>
         <w:tc>
           <w:tcPr>
-            <w:tcW w:type="dxa" w:w="1200"/>
+            <w:tcW w:type="dxa" w:w="1000"/>
             <w:tcBorders>
               <w:top w:val="single" w:color="BFBFBF" w:sz="4"/>
               <w:left w:val="single" w:color="BFBFBF" w:sz="4"/>
@@ -5897,7 +7369,67 @@
         </w:tc>
         <w:tc>
           <w:tcPr>
-            <w:tcW w:type="dxa" w:w="1200"/>
+            <w:tcW w:type="dxa" w:w="1000"/>
+            <w:tcBorders>
+              <w:top w:val="single" w:color="BFBFBF" w:sz="4"/>
+              <w:left w:val="single" w:color="BFBFBF" w:sz="4"/>
+              <w:bottom w:val="single" w:color="BFBFBF" w:sz="4"/>
+              <w:right w:val="single" w:color="BFBFBF" w:sz="4"/>
+            </w:tcBorders>
+            <w:tcMar>
+              <w:top w:type="dxa" w:w="50"/>
+              <w:left w:type="dxa" w:w="90"/>
+              <w:bottom w:type="dxa" w:w="50"/>
+              <w:right w:type="dxa" w:w="90"/>
+            </w:tcMar>
+          </w:tcPr>
+          <w:p>
+            <w:pPr>
+              <w:spacing w:before="0" w:after="0"/>
+            </w:pPr>
+            <w:r>
+              <w:rPr>
+                <w:rFonts w:ascii="Tahoma" w:cs="Tahoma" w:eastAsia="Tahoma" w:hAnsi="Tahoma"/>
+                <w:sz w:val="18"/>
+                <w:szCs w:val="18"/>
+              </w:rPr>
+              <w:t xml:space="preserve">8/8</w:t>
+            </w:r>
+          </w:p>
+        </w:tc>
+        <w:tc>
+          <w:tcPr>
+            <w:tcW w:type="dxa" w:w="1000"/>
+            <w:tcBorders>
+              <w:top w:val="single" w:color="BFBFBF" w:sz="4"/>
+              <w:left w:val="single" w:color="BFBFBF" w:sz="4"/>
+              <w:bottom w:val="single" w:color="BFBFBF" w:sz="4"/>
+              <w:right w:val="single" w:color="BFBFBF" w:sz="4"/>
+            </w:tcBorders>
+            <w:tcMar>
+              <w:top w:type="dxa" w:w="50"/>
+              <w:left w:type="dxa" w:w="90"/>
+              <w:bottom w:type="dxa" w:w="50"/>
+              <w:right w:type="dxa" w:w="90"/>
+            </w:tcMar>
+          </w:tcPr>
+          <w:p>
+            <w:pPr>
+              <w:spacing w:before="0" w:after="0"/>
+            </w:pPr>
+            <w:r>
+              <w:rPr>
+                <w:rFonts w:ascii="Tahoma" w:cs="Tahoma" w:eastAsia="Tahoma" w:hAnsi="Tahoma"/>
+                <w:sz w:val="18"/>
+                <w:szCs w:val="18"/>
+              </w:rPr>
+              <w:t xml:space="preserve">8/8</w:t>
+            </w:r>
+          </w:p>
+        </w:tc>
+        <w:tc>
+          <w:tcPr>
+            <w:tcW w:type="dxa" w:w="1000"/>
             <w:tcBorders>
               <w:top w:val="single" w:color="BFBFBF" w:sz="4"/>
               <w:left w:val="single" w:color="BFBFBF" w:sz="4"/>
@@ -5966,37 +7498,37 @@
         </w:tc>
         <w:tc>
           <w:tcPr>
-            <w:tcW w:type="dxa" w:w="4238"/>
-            <w:tcBorders>
-              <w:top w:val="single" w:color="BFBFBF" w:sz="4"/>
-              <w:left w:val="single" w:color="BFBFBF" w:sz="4"/>
-              <w:bottom w:val="single" w:color="BFBFBF" w:sz="4"/>
-              <w:right w:val="single" w:color="BFBFBF" w:sz="4"/>
-            </w:tcBorders>
-            <w:tcMar>
-              <w:top w:type="dxa" w:w="50"/>
-              <w:left w:type="dxa" w:w="90"/>
-              <w:bottom w:type="dxa" w:w="50"/>
-              <w:right w:type="dxa" w:w="90"/>
-            </w:tcMar>
-          </w:tcPr>
-          <w:p>
-            <w:pPr>
-              <w:spacing w:before="0" w:after="0"/>
-            </w:pPr>
-            <w:r>
-              <w:rPr>
-                <w:rFonts w:ascii="Tahoma" w:cs="Tahoma" w:eastAsia="Tahoma" w:hAnsi="Tahoma"/>
-                <w:sz w:val="18"/>
-                <w:szCs w:val="18"/>
-              </w:rPr>
-              <w:t xml:space="preserve">Test: ระบบชำระเงิน – ยังไม่ได้ตั้งช่องทางชำระ (ใหม่)</w:t>
-            </w:r>
-          </w:p>
-        </w:tc>
-        <w:tc>
-          <w:tcPr>
-            <w:tcW w:type="dxa" w:w="1200"/>
+            <w:tcW w:type="dxa" w:w="3038"/>
+            <w:tcBorders>
+              <w:top w:val="single" w:color="BFBFBF" w:sz="4"/>
+              <w:left w:val="single" w:color="BFBFBF" w:sz="4"/>
+              <w:bottom w:val="single" w:color="BFBFBF" w:sz="4"/>
+              <w:right w:val="single" w:color="BFBFBF" w:sz="4"/>
+            </w:tcBorders>
+            <w:tcMar>
+              <w:top w:type="dxa" w:w="50"/>
+              <w:left w:type="dxa" w:w="90"/>
+              <w:bottom w:type="dxa" w:w="50"/>
+              <w:right w:type="dxa" w:w="90"/>
+            </w:tcMar>
+          </w:tcPr>
+          <w:p>
+            <w:pPr>
+              <w:spacing w:before="0" w:after="0"/>
+            </w:pPr>
+            <w:r>
+              <w:rPr>
+                <w:rFonts w:ascii="Tahoma" w:cs="Tahoma" w:eastAsia="Tahoma" w:hAnsi="Tahoma"/>
+                <w:sz w:val="18"/>
+                <w:szCs w:val="18"/>
+              </w:rPr>
+              <w:t xml:space="preserve">Test: ระบบชำระเงิน – ยังไม่ได้ตั้งช่องทางรับโอน</w:t>
+            </w:r>
+          </w:p>
+        </w:tc>
+        <w:tc>
+          <w:tcPr>
+            <w:tcW w:type="dxa" w:w="1000"/>
             <w:tcBorders>
               <w:top w:val="single" w:color="BFBFBF" w:sz="4"/>
               <w:left w:val="single" w:color="BFBFBF" w:sz="4"/>
@@ -6026,7 +7558,7 @@
         </w:tc>
         <w:tc>
           <w:tcPr>
-            <w:tcW w:type="dxa" w:w="1200"/>
+            <w:tcW w:type="dxa" w:w="1000"/>
             <w:tcBorders>
               <w:top w:val="single" w:color="BFBFBF" w:sz="4"/>
               <w:left w:val="single" w:color="BFBFBF" w:sz="4"/>
@@ -6056,7 +7588,7 @@
         </w:tc>
         <w:tc>
           <w:tcPr>
-            <w:tcW w:type="dxa" w:w="1200"/>
+            <w:tcW w:type="dxa" w:w="1000"/>
             <w:tcBorders>
               <w:top w:val="single" w:color="BFBFBF" w:sz="4"/>
               <w:left w:val="single" w:color="BFBFBF" w:sz="4"/>
@@ -6086,7 +7618,7 @@
         </w:tc>
         <w:tc>
           <w:tcPr>
-            <w:tcW w:type="dxa" w:w="1200"/>
+            <w:tcW w:type="dxa" w:w="1000"/>
             <w:tcBorders>
               <w:top w:val="single" w:color="BFBFBF" w:sz="4"/>
               <w:left w:val="single" w:color="BFBFBF" w:sz="4"/>
@@ -6111,6 +7643,66 @@
                 <w:szCs w:val="18"/>
               </w:rPr>
               <w:t xml:space="preserve">5/5</w:t>
+            </w:r>
+          </w:p>
+        </w:tc>
+        <w:tc>
+          <w:tcPr>
+            <w:tcW w:type="dxa" w:w="1000"/>
+            <w:tcBorders>
+              <w:top w:val="single" w:color="BFBFBF" w:sz="4"/>
+              <w:left w:val="single" w:color="BFBFBF" w:sz="4"/>
+              <w:bottom w:val="single" w:color="BFBFBF" w:sz="4"/>
+              <w:right w:val="single" w:color="BFBFBF" w:sz="4"/>
+            </w:tcBorders>
+            <w:tcMar>
+              <w:top w:type="dxa" w:w="50"/>
+              <w:left w:type="dxa" w:w="90"/>
+              <w:bottom w:type="dxa" w:w="50"/>
+              <w:right w:type="dxa" w:w="90"/>
+            </w:tcMar>
+          </w:tcPr>
+          <w:p>
+            <w:pPr>
+              <w:spacing w:before="0" w:after="0"/>
+            </w:pPr>
+            <w:r>
+              <w:rPr>
+                <w:rFonts w:ascii="Tahoma" w:cs="Tahoma" w:eastAsia="Tahoma" w:hAnsi="Tahoma"/>
+                <w:sz w:val="18"/>
+                <w:szCs w:val="18"/>
+              </w:rPr>
+              <w:t xml:space="preserve">5/5</w:t>
+            </w:r>
+          </w:p>
+        </w:tc>
+        <w:tc>
+          <w:tcPr>
+            <w:tcW w:type="dxa" w:w="1000"/>
+            <w:tcBorders>
+              <w:top w:val="single" w:color="BFBFBF" w:sz="4"/>
+              <w:left w:val="single" w:color="BFBFBF" w:sz="4"/>
+              <w:bottom w:val="single" w:color="BFBFBF" w:sz="4"/>
+              <w:right w:val="single" w:color="BFBFBF" w:sz="4"/>
+            </w:tcBorders>
+            <w:tcMar>
+              <w:top w:type="dxa" w:w="50"/>
+              <w:left w:type="dxa" w:w="90"/>
+              <w:bottom w:type="dxa" w:w="50"/>
+              <w:right w:type="dxa" w:w="90"/>
+            </w:tcMar>
+          </w:tcPr>
+          <w:p>
+            <w:pPr>
+              <w:spacing w:before="0" w:after="0"/>
+            </w:pPr>
+            <w:r>
+              <w:rPr>
+                <w:rFonts w:ascii="Tahoma" w:cs="Tahoma" w:eastAsia="Tahoma" w:hAnsi="Tahoma"/>
+                <w:sz w:val="18"/>
+                <w:szCs w:val="18"/>
+              </w:rPr>
+              <w:t xml:space="preserve">7/7</w:t>
             </w:r>
           </w:p>
         </w:tc>
@@ -6155,7 +7747,7 @@
         </w:tc>
         <w:tc>
           <w:tcPr>
-            <w:tcW w:type="dxa" w:w="4238"/>
+            <w:tcW w:type="dxa" w:w="3038"/>
             <w:tcBorders>
               <w:top w:val="single" w:color="BFBFBF" w:sz="4"/>
               <w:left w:val="single" w:color="BFBFBF" w:sz="4"/>
@@ -6185,7 +7777,7 @@
         </w:tc>
         <w:tc>
           <w:tcPr>
-            <w:tcW w:type="dxa" w:w="1200"/>
+            <w:tcW w:type="dxa" w:w="1000"/>
             <w:tcBorders>
               <w:top w:val="single" w:color="BFBFBF" w:sz="4"/>
               <w:left w:val="single" w:color="BFBFBF" w:sz="4"/>
@@ -6215,7 +7807,7 @@
         </w:tc>
         <w:tc>
           <w:tcPr>
-            <w:tcW w:type="dxa" w:w="1200"/>
+            <w:tcW w:type="dxa" w:w="1000"/>
             <w:tcBorders>
               <w:top w:val="single" w:color="BFBFBF" w:sz="4"/>
               <w:left w:val="single" w:color="BFBFBF" w:sz="4"/>
@@ -6245,7 +7837,7 @@
         </w:tc>
         <w:tc>
           <w:tcPr>
-            <w:tcW w:type="dxa" w:w="1200"/>
+            <w:tcW w:type="dxa" w:w="1000"/>
             <w:tcBorders>
               <w:top w:val="single" w:color="BFBFBF" w:sz="4"/>
               <w:left w:val="single" w:color="BFBFBF" w:sz="4"/>
@@ -6275,7 +7867,67 @@
         </w:tc>
         <w:tc>
           <w:tcPr>
-            <w:tcW w:type="dxa" w:w="1200"/>
+            <w:tcW w:type="dxa" w:w="1000"/>
+            <w:tcBorders>
+              <w:top w:val="single" w:color="BFBFBF" w:sz="4"/>
+              <w:left w:val="single" w:color="BFBFBF" w:sz="4"/>
+              <w:bottom w:val="single" w:color="BFBFBF" w:sz="4"/>
+              <w:right w:val="single" w:color="BFBFBF" w:sz="4"/>
+            </w:tcBorders>
+            <w:tcMar>
+              <w:top w:type="dxa" w:w="50"/>
+              <w:left w:type="dxa" w:w="90"/>
+              <w:bottom w:type="dxa" w:w="50"/>
+              <w:right w:type="dxa" w:w="90"/>
+            </w:tcMar>
+          </w:tcPr>
+          <w:p>
+            <w:pPr>
+              <w:spacing w:before="0" w:after="0"/>
+            </w:pPr>
+            <w:r>
+              <w:rPr>
+                <w:rFonts w:ascii="Tahoma" w:cs="Tahoma" w:eastAsia="Tahoma" w:hAnsi="Tahoma"/>
+                <w:sz w:val="18"/>
+                <w:szCs w:val="18"/>
+              </w:rPr>
+              <w:t xml:space="preserve">5/5</w:t>
+            </w:r>
+          </w:p>
+        </w:tc>
+        <w:tc>
+          <w:tcPr>
+            <w:tcW w:type="dxa" w:w="1000"/>
+            <w:tcBorders>
+              <w:top w:val="single" w:color="BFBFBF" w:sz="4"/>
+              <w:left w:val="single" w:color="BFBFBF" w:sz="4"/>
+              <w:bottom w:val="single" w:color="BFBFBF" w:sz="4"/>
+              <w:right w:val="single" w:color="BFBFBF" w:sz="4"/>
+            </w:tcBorders>
+            <w:tcMar>
+              <w:top w:type="dxa" w:w="50"/>
+              <w:left w:type="dxa" w:w="90"/>
+              <w:bottom w:type="dxa" w:w="50"/>
+              <w:right w:type="dxa" w:w="90"/>
+            </w:tcMar>
+          </w:tcPr>
+          <w:p>
+            <w:pPr>
+              <w:spacing w:before="0" w:after="0"/>
+            </w:pPr>
+            <w:r>
+              <w:rPr>
+                <w:rFonts w:ascii="Tahoma" w:cs="Tahoma" w:eastAsia="Tahoma" w:hAnsi="Tahoma"/>
+                <w:sz w:val="18"/>
+                <w:szCs w:val="18"/>
+              </w:rPr>
+              <w:t xml:space="preserve">5/5</w:t>
+            </w:r>
+          </w:p>
+        </w:tc>
+        <w:tc>
+          <w:tcPr>
+            <w:tcW w:type="dxa" w:w="1000"/>
             <w:tcBorders>
               <w:top w:val="single" w:color="BFBFBF" w:sz="4"/>
               <w:left w:val="single" w:color="BFBFBF" w:sz="4"/>
@@ -6344,7 +7996,7 @@
         </w:tc>
         <w:tc>
           <w:tcPr>
-            <w:tcW w:type="dxa" w:w="4238"/>
+            <w:tcW w:type="dxa" w:w="3038"/>
             <w:tcBorders>
               <w:top w:val="single" w:color="BFBFBF" w:sz="4"/>
               <w:left w:val="single" w:color="BFBFBF" w:sz="4"/>
@@ -6374,7 +8026,7 @@
         </w:tc>
         <w:tc>
           <w:tcPr>
-            <w:tcW w:type="dxa" w:w="1200"/>
+            <w:tcW w:type="dxa" w:w="1000"/>
             <w:tcBorders>
               <w:top w:val="single" w:color="BFBFBF" w:sz="4"/>
               <w:left w:val="single" w:color="BFBFBF" w:sz="4"/>
@@ -6404,7 +8056,7 @@
         </w:tc>
         <w:tc>
           <w:tcPr>
-            <w:tcW w:type="dxa" w:w="1200"/>
+            <w:tcW w:type="dxa" w:w="1000"/>
             <w:tcBorders>
               <w:top w:val="single" w:color="BFBFBF" w:sz="4"/>
               <w:left w:val="single" w:color="BFBFBF" w:sz="4"/>
@@ -6434,7 +8086,7 @@
         </w:tc>
         <w:tc>
           <w:tcPr>
-            <w:tcW w:type="dxa" w:w="1200"/>
+            <w:tcW w:type="dxa" w:w="1000"/>
             <w:tcBorders>
               <w:top w:val="single" w:color="BFBFBF" w:sz="4"/>
               <w:left w:val="single" w:color="BFBFBF" w:sz="4"/>
@@ -6464,7 +8116,67 @@
         </w:tc>
         <w:tc>
           <w:tcPr>
-            <w:tcW w:type="dxa" w:w="1200"/>
+            <w:tcW w:type="dxa" w:w="1000"/>
+            <w:tcBorders>
+              <w:top w:val="single" w:color="BFBFBF" w:sz="4"/>
+              <w:left w:val="single" w:color="BFBFBF" w:sz="4"/>
+              <w:bottom w:val="single" w:color="BFBFBF" w:sz="4"/>
+              <w:right w:val="single" w:color="BFBFBF" w:sz="4"/>
+            </w:tcBorders>
+            <w:tcMar>
+              <w:top w:type="dxa" w:w="50"/>
+              <w:left w:type="dxa" w:w="90"/>
+              <w:bottom w:type="dxa" w:w="50"/>
+              <w:right w:type="dxa" w:w="90"/>
+            </w:tcMar>
+          </w:tcPr>
+          <w:p>
+            <w:pPr>
+              <w:spacing w:before="0" w:after="0"/>
+            </w:pPr>
+            <w:r>
+              <w:rPr>
+                <w:rFonts w:ascii="Tahoma" w:cs="Tahoma" w:eastAsia="Tahoma" w:hAnsi="Tahoma"/>
+                <w:sz w:val="18"/>
+                <w:szCs w:val="18"/>
+              </w:rPr>
+              <w:t xml:space="preserve">7/7</w:t>
+            </w:r>
+          </w:p>
+        </w:tc>
+        <w:tc>
+          <w:tcPr>
+            <w:tcW w:type="dxa" w:w="1000"/>
+            <w:tcBorders>
+              <w:top w:val="single" w:color="BFBFBF" w:sz="4"/>
+              <w:left w:val="single" w:color="BFBFBF" w:sz="4"/>
+              <w:bottom w:val="single" w:color="BFBFBF" w:sz="4"/>
+              <w:right w:val="single" w:color="BFBFBF" w:sz="4"/>
+            </w:tcBorders>
+            <w:tcMar>
+              <w:top w:type="dxa" w:w="50"/>
+              <w:left w:type="dxa" w:w="90"/>
+              <w:bottom w:type="dxa" w:w="50"/>
+              <w:right w:type="dxa" w:w="90"/>
+            </w:tcMar>
+          </w:tcPr>
+          <w:p>
+            <w:pPr>
+              <w:spacing w:before="0" w:after="0"/>
+            </w:pPr>
+            <w:r>
+              <w:rPr>
+                <w:rFonts w:ascii="Tahoma" w:cs="Tahoma" w:eastAsia="Tahoma" w:hAnsi="Tahoma"/>
+                <w:sz w:val="18"/>
+                <w:szCs w:val="18"/>
+              </w:rPr>
+              <w:t xml:space="preserve">7/7</w:t>
+            </w:r>
+          </w:p>
+        </w:tc>
+        <w:tc>
+          <w:tcPr>
+            <w:tcW w:type="dxa" w:w="1000"/>
             <w:tcBorders>
               <w:top w:val="single" w:color="BFBFBF" w:sz="4"/>
               <w:left w:val="single" w:color="BFBFBF" w:sz="4"/>
@@ -6533,7 +8245,7 @@
         </w:tc>
         <w:tc>
           <w:tcPr>
-            <w:tcW w:type="dxa" w:w="4238"/>
+            <w:tcW w:type="dxa" w:w="3038"/>
             <w:tcBorders>
               <w:top w:val="single" w:color="BFBFBF" w:sz="4"/>
               <w:left w:val="single" w:color="BFBFBF" w:sz="4"/>
@@ -6563,7 +8275,7 @@
         </w:tc>
         <w:tc>
           <w:tcPr>
-            <w:tcW w:type="dxa" w:w="1200"/>
+            <w:tcW w:type="dxa" w:w="1000"/>
             <w:tcBorders>
               <w:top w:val="single" w:color="BFBFBF" w:sz="4"/>
               <w:left w:val="single" w:color="BFBFBF" w:sz="4"/>
@@ -6593,7 +8305,7 @@
         </w:tc>
         <w:tc>
           <w:tcPr>
-            <w:tcW w:type="dxa" w:w="1200"/>
+            <w:tcW w:type="dxa" w:w="1000"/>
             <w:tcBorders>
               <w:top w:val="single" w:color="BFBFBF" w:sz="4"/>
               <w:left w:val="single" w:color="BFBFBF" w:sz="4"/>
@@ -6623,7 +8335,7 @@
         </w:tc>
         <w:tc>
           <w:tcPr>
-            <w:tcW w:type="dxa" w:w="1200"/>
+            <w:tcW w:type="dxa" w:w="1000"/>
             <w:tcBorders>
               <w:top w:val="single" w:color="BFBFBF" w:sz="4"/>
               <w:left w:val="single" w:color="BFBFBF" w:sz="4"/>
@@ -6653,7 +8365,67 @@
         </w:tc>
         <w:tc>
           <w:tcPr>
-            <w:tcW w:type="dxa" w:w="1200"/>
+            <w:tcW w:type="dxa" w:w="1000"/>
+            <w:tcBorders>
+              <w:top w:val="single" w:color="BFBFBF" w:sz="4"/>
+              <w:left w:val="single" w:color="BFBFBF" w:sz="4"/>
+              <w:bottom w:val="single" w:color="BFBFBF" w:sz="4"/>
+              <w:right w:val="single" w:color="BFBFBF" w:sz="4"/>
+            </w:tcBorders>
+            <w:tcMar>
+              <w:top w:type="dxa" w:w="50"/>
+              <w:left w:type="dxa" w:w="90"/>
+              <w:bottom w:type="dxa" w:w="50"/>
+              <w:right w:type="dxa" w:w="90"/>
+            </w:tcMar>
+          </w:tcPr>
+          <w:p>
+            <w:pPr>
+              <w:spacing w:before="0" w:after="0"/>
+            </w:pPr>
+            <w:r>
+              <w:rPr>
+                <w:rFonts w:ascii="Tahoma" w:cs="Tahoma" w:eastAsia="Tahoma" w:hAnsi="Tahoma"/>
+                <w:sz w:val="18"/>
+                <w:szCs w:val="18"/>
+              </w:rPr>
+              <w:t xml:space="preserve">21/21</w:t>
+            </w:r>
+          </w:p>
+        </w:tc>
+        <w:tc>
+          <w:tcPr>
+            <w:tcW w:type="dxa" w:w="1000"/>
+            <w:tcBorders>
+              <w:top w:val="single" w:color="BFBFBF" w:sz="4"/>
+              <w:left w:val="single" w:color="BFBFBF" w:sz="4"/>
+              <w:bottom w:val="single" w:color="BFBFBF" w:sz="4"/>
+              <w:right w:val="single" w:color="BFBFBF" w:sz="4"/>
+            </w:tcBorders>
+            <w:tcMar>
+              <w:top w:type="dxa" w:w="50"/>
+              <w:left w:type="dxa" w:w="90"/>
+              <w:bottom w:type="dxa" w:w="50"/>
+              <w:right w:type="dxa" w:w="90"/>
+            </w:tcMar>
+          </w:tcPr>
+          <w:p>
+            <w:pPr>
+              <w:spacing w:before="0" w:after="0"/>
+            </w:pPr>
+            <w:r>
+              <w:rPr>
+                <w:rFonts w:ascii="Tahoma" w:cs="Tahoma" w:eastAsia="Tahoma" w:hAnsi="Tahoma"/>
+                <w:sz w:val="18"/>
+                <w:szCs w:val="18"/>
+              </w:rPr>
+              <w:t xml:space="preserve">21/21</w:t>
+            </w:r>
+          </w:p>
+        </w:tc>
+        <w:tc>
+          <w:tcPr>
+            <w:tcW w:type="dxa" w:w="1000"/>
             <w:tcBorders>
               <w:top w:val="single" w:color="BFBFBF" w:sz="4"/>
               <w:left w:val="single" w:color="BFBFBF" w:sz="4"/>
@@ -6722,7 +8494,7 @@
         </w:tc>
         <w:tc>
           <w:tcPr>
-            <w:tcW w:type="dxa" w:w="4238"/>
+            <w:tcW w:type="dxa" w:w="3038"/>
             <w:tcBorders>
               <w:top w:val="single" w:color="BFBFBF" w:sz="4"/>
               <w:left w:val="single" w:color="BFBFBF" w:sz="4"/>
@@ -6752,7 +8524,7 @@
         </w:tc>
         <w:tc>
           <w:tcPr>
-            <w:tcW w:type="dxa" w:w="1200"/>
+            <w:tcW w:type="dxa" w:w="1000"/>
             <w:tcBorders>
               <w:top w:val="single" w:color="BFBFBF" w:sz="4"/>
               <w:left w:val="single" w:color="BFBFBF" w:sz="4"/>
@@ -6782,7 +8554,7 @@
         </w:tc>
         <w:tc>
           <w:tcPr>
-            <w:tcW w:type="dxa" w:w="1200"/>
+            <w:tcW w:type="dxa" w:w="1000"/>
             <w:tcBorders>
               <w:top w:val="single" w:color="BFBFBF" w:sz="4"/>
               <w:left w:val="single" w:color="BFBFBF" w:sz="4"/>
@@ -6812,7 +8584,7 @@
         </w:tc>
         <w:tc>
           <w:tcPr>
-            <w:tcW w:type="dxa" w:w="1200"/>
+            <w:tcW w:type="dxa" w:w="1000"/>
             <w:tcBorders>
               <w:top w:val="single" w:color="BFBFBF" w:sz="4"/>
               <w:left w:val="single" w:color="BFBFBF" w:sz="4"/>
@@ -6842,7 +8614,67 @@
         </w:tc>
         <w:tc>
           <w:tcPr>
-            <w:tcW w:type="dxa" w:w="1200"/>
+            <w:tcW w:type="dxa" w:w="1000"/>
+            <w:tcBorders>
+              <w:top w:val="single" w:color="BFBFBF" w:sz="4"/>
+              <w:left w:val="single" w:color="BFBFBF" w:sz="4"/>
+              <w:bottom w:val="single" w:color="BFBFBF" w:sz="4"/>
+              <w:right w:val="single" w:color="BFBFBF" w:sz="4"/>
+            </w:tcBorders>
+            <w:tcMar>
+              <w:top w:type="dxa" w:w="50"/>
+              <w:left w:type="dxa" w:w="90"/>
+              <w:bottom w:type="dxa" w:w="50"/>
+              <w:right w:type="dxa" w:w="90"/>
+            </w:tcMar>
+          </w:tcPr>
+          <w:p>
+            <w:pPr>
+              <w:spacing w:before="0" w:after="0"/>
+            </w:pPr>
+            <w:r>
+              <w:rPr>
+                <w:rFonts w:ascii="Tahoma" w:cs="Tahoma" w:eastAsia="Tahoma" w:hAnsi="Tahoma"/>
+                <w:sz w:val="18"/>
+                <w:szCs w:val="18"/>
+              </w:rPr>
+              <w:t xml:space="preserve">7/7</w:t>
+            </w:r>
+          </w:p>
+        </w:tc>
+        <w:tc>
+          <w:tcPr>
+            <w:tcW w:type="dxa" w:w="1000"/>
+            <w:tcBorders>
+              <w:top w:val="single" w:color="BFBFBF" w:sz="4"/>
+              <w:left w:val="single" w:color="BFBFBF" w:sz="4"/>
+              <w:bottom w:val="single" w:color="BFBFBF" w:sz="4"/>
+              <w:right w:val="single" w:color="BFBFBF" w:sz="4"/>
+            </w:tcBorders>
+            <w:tcMar>
+              <w:top w:type="dxa" w:w="50"/>
+              <w:left w:type="dxa" w:w="90"/>
+              <w:bottom w:type="dxa" w:w="50"/>
+              <w:right w:type="dxa" w:w="90"/>
+            </w:tcMar>
+          </w:tcPr>
+          <w:p>
+            <w:pPr>
+              <w:spacing w:before="0" w:after="0"/>
+            </w:pPr>
+            <w:r>
+              <w:rPr>
+                <w:rFonts w:ascii="Tahoma" w:cs="Tahoma" w:eastAsia="Tahoma" w:hAnsi="Tahoma"/>
+                <w:sz w:val="18"/>
+                <w:szCs w:val="18"/>
+              </w:rPr>
+              <w:t xml:space="preserve">7/7</w:t>
+            </w:r>
+          </w:p>
+        </w:tc>
+        <w:tc>
+          <w:tcPr>
+            <w:tcW w:type="dxa" w:w="1000"/>
             <w:tcBorders>
               <w:top w:val="single" w:color="BFBFBF" w:sz="4"/>
               <w:left w:val="single" w:color="BFBFBF" w:sz="4"/>
@@ -6911,7 +8743,7 @@
         </w:tc>
         <w:tc>
           <w:tcPr>
-            <w:tcW w:type="dxa" w:w="4238"/>
+            <w:tcW w:type="dxa" w:w="3038"/>
             <w:tcBorders>
               <w:top w:val="single" w:color="BFBFBF" w:sz="4"/>
               <w:left w:val="single" w:color="BFBFBF" w:sz="4"/>
@@ -6941,7 +8773,7 @@
         </w:tc>
         <w:tc>
           <w:tcPr>
-            <w:tcW w:type="dxa" w:w="1200"/>
+            <w:tcW w:type="dxa" w:w="1000"/>
             <w:tcBorders>
               <w:top w:val="single" w:color="BFBFBF" w:sz="4"/>
               <w:left w:val="single" w:color="BFBFBF" w:sz="4"/>
@@ -6971,7 +8803,7 @@
         </w:tc>
         <w:tc>
           <w:tcPr>
-            <w:tcW w:type="dxa" w:w="1200"/>
+            <w:tcW w:type="dxa" w:w="1000"/>
             <w:tcBorders>
               <w:top w:val="single" w:color="BFBFBF" w:sz="4"/>
               <w:left w:val="single" w:color="BFBFBF" w:sz="4"/>
@@ -7001,7 +8833,7 @@
         </w:tc>
         <w:tc>
           <w:tcPr>
-            <w:tcW w:type="dxa" w:w="1200"/>
+            <w:tcW w:type="dxa" w:w="1000"/>
             <w:tcBorders>
               <w:top w:val="single" w:color="BFBFBF" w:sz="4"/>
               <w:left w:val="single" w:color="BFBFBF" w:sz="4"/>
@@ -7031,7 +8863,67 @@
         </w:tc>
         <w:tc>
           <w:tcPr>
-            <w:tcW w:type="dxa" w:w="1200"/>
+            <w:tcW w:type="dxa" w:w="1000"/>
+            <w:tcBorders>
+              <w:top w:val="single" w:color="BFBFBF" w:sz="4"/>
+              <w:left w:val="single" w:color="BFBFBF" w:sz="4"/>
+              <w:bottom w:val="single" w:color="BFBFBF" w:sz="4"/>
+              <w:right w:val="single" w:color="BFBFBF" w:sz="4"/>
+            </w:tcBorders>
+            <w:tcMar>
+              <w:top w:type="dxa" w:w="50"/>
+              <w:left w:type="dxa" w:w="90"/>
+              <w:bottom w:type="dxa" w:w="50"/>
+              <w:right w:type="dxa" w:w="90"/>
+            </w:tcMar>
+          </w:tcPr>
+          <w:p>
+            <w:pPr>
+              <w:spacing w:before="0" w:after="0"/>
+            </w:pPr>
+            <w:r>
+              <w:rPr>
+                <w:rFonts w:ascii="Tahoma" w:cs="Tahoma" w:eastAsia="Tahoma" w:hAnsi="Tahoma"/>
+                <w:sz w:val="18"/>
+                <w:szCs w:val="18"/>
+              </w:rPr>
+              <w:t xml:space="preserve">18/18</w:t>
+            </w:r>
+          </w:p>
+        </w:tc>
+        <w:tc>
+          <w:tcPr>
+            <w:tcW w:type="dxa" w:w="1000"/>
+            <w:tcBorders>
+              <w:top w:val="single" w:color="BFBFBF" w:sz="4"/>
+              <w:left w:val="single" w:color="BFBFBF" w:sz="4"/>
+              <w:bottom w:val="single" w:color="BFBFBF" w:sz="4"/>
+              <w:right w:val="single" w:color="BFBFBF" w:sz="4"/>
+            </w:tcBorders>
+            <w:tcMar>
+              <w:top w:type="dxa" w:w="50"/>
+              <w:left w:type="dxa" w:w="90"/>
+              <w:bottom w:type="dxa" w:w="50"/>
+              <w:right w:type="dxa" w:w="90"/>
+            </w:tcMar>
+          </w:tcPr>
+          <w:p>
+            <w:pPr>
+              <w:spacing w:before="0" w:after="0"/>
+            </w:pPr>
+            <w:r>
+              <w:rPr>
+                <w:rFonts w:ascii="Tahoma" w:cs="Tahoma" w:eastAsia="Tahoma" w:hAnsi="Tahoma"/>
+                <w:sz w:val="18"/>
+                <w:szCs w:val="18"/>
+              </w:rPr>
+              <w:t xml:space="preserve">18/18</w:t>
+            </w:r>
+          </w:p>
+        </w:tc>
+        <w:tc>
+          <w:tcPr>
+            <w:tcW w:type="dxa" w:w="1000"/>
             <w:tcBorders>
               <w:top w:val="single" w:color="BFBFBF" w:sz="4"/>
               <w:left w:val="single" w:color="BFBFBF" w:sz="4"/>
@@ -7100,7 +8992,7 @@
         </w:tc>
         <w:tc>
           <w:tcPr>
-            <w:tcW w:type="dxa" w:w="4238"/>
+            <w:tcW w:type="dxa" w:w="3038"/>
             <w:tcBorders>
               <w:top w:val="single" w:color="BFBFBF" w:sz="4"/>
               <w:left w:val="single" w:color="BFBFBF" w:sz="4"/>
@@ -7130,7 +9022,7 @@
         </w:tc>
         <w:tc>
           <w:tcPr>
-            <w:tcW w:type="dxa" w:w="1200"/>
+            <w:tcW w:type="dxa" w:w="1000"/>
             <w:tcBorders>
               <w:top w:val="single" w:color="BFBFBF" w:sz="4"/>
               <w:left w:val="single" w:color="BFBFBF" w:sz="4"/>
@@ -7160,7 +9052,7 @@
         </w:tc>
         <w:tc>
           <w:tcPr>
-            <w:tcW w:type="dxa" w:w="1200"/>
+            <w:tcW w:type="dxa" w:w="1000"/>
             <w:tcBorders>
               <w:top w:val="single" w:color="BFBFBF" w:sz="4"/>
               <w:left w:val="single" w:color="BFBFBF" w:sz="4"/>
@@ -7190,7 +9082,7 @@
         </w:tc>
         <w:tc>
           <w:tcPr>
-            <w:tcW w:type="dxa" w:w="1200"/>
+            <w:tcW w:type="dxa" w:w="1000"/>
             <w:tcBorders>
               <w:top w:val="single" w:color="BFBFBF" w:sz="4"/>
               <w:left w:val="single" w:color="BFBFBF" w:sz="4"/>
@@ -7220,7 +9112,67 @@
         </w:tc>
         <w:tc>
           <w:tcPr>
-            <w:tcW w:type="dxa" w:w="1200"/>
+            <w:tcW w:type="dxa" w:w="1000"/>
+            <w:tcBorders>
+              <w:top w:val="single" w:color="BFBFBF" w:sz="4"/>
+              <w:left w:val="single" w:color="BFBFBF" w:sz="4"/>
+              <w:bottom w:val="single" w:color="BFBFBF" w:sz="4"/>
+              <w:right w:val="single" w:color="BFBFBF" w:sz="4"/>
+            </w:tcBorders>
+            <w:tcMar>
+              <w:top w:type="dxa" w:w="50"/>
+              <w:left w:type="dxa" w:w="90"/>
+              <w:bottom w:type="dxa" w:w="50"/>
+              <w:right w:type="dxa" w:w="90"/>
+            </w:tcMar>
+          </w:tcPr>
+          <w:p>
+            <w:pPr>
+              <w:spacing w:before="0" w:after="0"/>
+            </w:pPr>
+            <w:r>
+              <w:rPr>
+                <w:rFonts w:ascii="Tahoma" w:cs="Tahoma" w:eastAsia="Tahoma" w:hAnsi="Tahoma"/>
+                <w:sz w:val="18"/>
+                <w:szCs w:val="18"/>
+              </w:rPr>
+              <w:t xml:space="preserve">18/18</w:t>
+            </w:r>
+          </w:p>
+        </w:tc>
+        <w:tc>
+          <w:tcPr>
+            <w:tcW w:type="dxa" w:w="1000"/>
+            <w:tcBorders>
+              <w:top w:val="single" w:color="BFBFBF" w:sz="4"/>
+              <w:left w:val="single" w:color="BFBFBF" w:sz="4"/>
+              <w:bottom w:val="single" w:color="BFBFBF" w:sz="4"/>
+              <w:right w:val="single" w:color="BFBFBF" w:sz="4"/>
+            </w:tcBorders>
+            <w:tcMar>
+              <w:top w:type="dxa" w:w="50"/>
+              <w:left w:type="dxa" w:w="90"/>
+              <w:bottom w:type="dxa" w:w="50"/>
+              <w:right w:type="dxa" w:w="90"/>
+            </w:tcMar>
+          </w:tcPr>
+          <w:p>
+            <w:pPr>
+              <w:spacing w:before="0" w:after="0"/>
+            </w:pPr>
+            <w:r>
+              <w:rPr>
+                <w:rFonts w:ascii="Tahoma" w:cs="Tahoma" w:eastAsia="Tahoma" w:hAnsi="Tahoma"/>
+                <w:sz w:val="18"/>
+                <w:szCs w:val="18"/>
+              </w:rPr>
+              <w:t xml:space="preserve">18/18</w:t>
+            </w:r>
+          </w:p>
+        </w:tc>
+        <w:tc>
+          <w:tcPr>
+            <w:tcW w:type="dxa" w:w="1000"/>
             <w:tcBorders>
               <w:top w:val="single" w:color="BFBFBF" w:sz="4"/>
               <w:left w:val="single" w:color="BFBFBF" w:sz="4"/>
@@ -7289,7 +9241,7 @@
         </w:tc>
         <w:tc>
           <w:tcPr>
-            <w:tcW w:type="dxa" w:w="4238"/>
+            <w:tcW w:type="dxa" w:w="3038"/>
             <w:tcBorders>
               <w:top w:val="single" w:color="BFBFBF" w:sz="4"/>
               <w:left w:val="single" w:color="BFBFBF" w:sz="4"/>
@@ -7319,7 +9271,7 @@
         </w:tc>
         <w:tc>
           <w:tcPr>
-            <w:tcW w:type="dxa" w:w="1200"/>
+            <w:tcW w:type="dxa" w:w="1000"/>
             <w:tcBorders>
               <w:top w:val="single" w:color="BFBFBF" w:sz="4"/>
               <w:left w:val="single" w:color="BFBFBF" w:sz="4"/>
@@ -7349,7 +9301,7 @@
         </w:tc>
         <w:tc>
           <w:tcPr>
-            <w:tcW w:type="dxa" w:w="1200"/>
+            <w:tcW w:type="dxa" w:w="1000"/>
             <w:tcBorders>
               <w:top w:val="single" w:color="BFBFBF" w:sz="4"/>
               <w:left w:val="single" w:color="BFBFBF" w:sz="4"/>
@@ -7379,7 +9331,7 @@
         </w:tc>
         <w:tc>
           <w:tcPr>
-            <w:tcW w:type="dxa" w:w="1200"/>
+            <w:tcW w:type="dxa" w:w="1000"/>
             <w:tcBorders>
               <w:top w:val="single" w:color="BFBFBF" w:sz="4"/>
               <w:left w:val="single" w:color="BFBFBF" w:sz="4"/>
@@ -7409,7 +9361,67 @@
         </w:tc>
         <w:tc>
           <w:tcPr>
-            <w:tcW w:type="dxa" w:w="1200"/>
+            <w:tcW w:type="dxa" w:w="1000"/>
+            <w:tcBorders>
+              <w:top w:val="single" w:color="BFBFBF" w:sz="4"/>
+              <w:left w:val="single" w:color="BFBFBF" w:sz="4"/>
+              <w:bottom w:val="single" w:color="BFBFBF" w:sz="4"/>
+              <w:right w:val="single" w:color="BFBFBF" w:sz="4"/>
+            </w:tcBorders>
+            <w:tcMar>
+              <w:top w:type="dxa" w:w="50"/>
+              <w:left w:type="dxa" w:w="90"/>
+              <w:bottom w:type="dxa" w:w="50"/>
+              <w:right w:type="dxa" w:w="90"/>
+            </w:tcMar>
+          </w:tcPr>
+          <w:p>
+            <w:pPr>
+              <w:spacing w:before="0" w:after="0"/>
+            </w:pPr>
+            <w:r>
+              <w:rPr>
+                <w:rFonts w:ascii="Tahoma" w:cs="Tahoma" w:eastAsia="Tahoma" w:hAnsi="Tahoma"/>
+                <w:sz w:val="18"/>
+                <w:szCs w:val="18"/>
+              </w:rPr>
+              <w:t xml:space="preserve">0 / 0</w:t>
+            </w:r>
+          </w:p>
+        </w:tc>
+        <w:tc>
+          <w:tcPr>
+            <w:tcW w:type="dxa" w:w="1000"/>
+            <w:tcBorders>
+              <w:top w:val="single" w:color="BFBFBF" w:sz="4"/>
+              <w:left w:val="single" w:color="BFBFBF" w:sz="4"/>
+              <w:bottom w:val="single" w:color="BFBFBF" w:sz="4"/>
+              <w:right w:val="single" w:color="BFBFBF" w:sz="4"/>
+            </w:tcBorders>
+            <w:tcMar>
+              <w:top w:type="dxa" w:w="50"/>
+              <w:left w:type="dxa" w:w="90"/>
+              <w:bottom w:type="dxa" w:w="50"/>
+              <w:right w:type="dxa" w:w="90"/>
+            </w:tcMar>
+          </w:tcPr>
+          <w:p>
+            <w:pPr>
+              <w:spacing w:before="0" w:after="0"/>
+            </w:pPr>
+            <w:r>
+              <w:rPr>
+                <w:rFonts w:ascii="Tahoma" w:cs="Tahoma" w:eastAsia="Tahoma" w:hAnsi="Tahoma"/>
+                <w:sz w:val="18"/>
+                <w:szCs w:val="18"/>
+              </w:rPr>
+              <w:t xml:space="preserve">0 / 0</w:t>
+            </w:r>
+          </w:p>
+        </w:tc>
+        <w:tc>
+          <w:tcPr>
+            <w:tcW w:type="dxa" w:w="1000"/>
             <w:tcBorders>
               <w:top w:val="single" w:color="BFBFBF" w:sz="4"/>
               <w:left w:val="single" w:color="BFBFBF" w:sz="4"/>
@@ -7439,6 +9451,328 @@
         </w:tc>
       </w:tr>
     </w:tbl>
+    <w:p>
+      <w:pPr>
+        <w:pStyle w:val="Heading1"/>
+        <w:spacing w:before="240" w:after="120"/>
+      </w:pPr>
+      <w:r>
+        <w:rPr>
+          <w:rFonts w:ascii="Tahoma" w:cs="Tahoma" w:eastAsia="Tahoma" w:hAnsi="Tahoma"/>
+          <w:b/>
+          <w:bCs/>
+          <w:sz w:val="28"/>
+          <w:szCs w:val="28"/>
+        </w:rPr>
+        <w:t xml:space="preserve">การเปลี่ยนแปลงในรอบ 6</w:t>
+      </w:r>
+    </w:p>
+    <w:p>
+      <w:pPr>
+        <w:pStyle w:val="Heading2"/>
+        <w:keepNext/>
+        <w:spacing w:before="200" w:after="100"/>
+      </w:pPr>
+      <w:r>
+        <w:rPr>
+          <w:rFonts w:ascii="Tahoma" w:cs="Tahoma" w:eastAsia="Tahoma" w:hAnsi="Tahoma"/>
+          <w:b/>
+          <w:bCs/>
+          <w:color w:val="1E7B34"/>
+          <w:sz w:val="24"/>
+          <w:szCs w:val="24"/>
+        </w:rPr>
+        <w:t xml:space="preserve">☑</w:t>
+      </w:r>
+      <w:r>
+        <w:rPr>
+          <w:rFonts w:ascii="Tahoma" w:cs="Tahoma" w:eastAsia="Tahoma" w:hAnsi="Tahoma"/>
+          <w:b/>
+          <w:bCs/>
+          <w:sz w:val="22"/>
+          <w:szCs w:val="22"/>
+        </w:rPr>
+        <w:t xml:space="preserve">  ช่องทางรับโอนและปุ่มชำระเงิน</w:t>
+      </w:r>
+      <w:r>
+        <w:rPr>
+          <w:rFonts w:ascii="Tahoma" w:cs="Tahoma" w:eastAsia="Tahoma" w:hAnsi="Tahoma"/>
+          <w:color w:val="1E7B34"/>
+          <w:sz w:val="18"/>
+          <w:szCs w:val="18"/>
+        </w:rPr>
+        <w:t xml:space="preserve">   (ผ่าน 1/1)</w:t>
+      </w:r>
+    </w:p>
+    <w:p>
+      <w:pPr>
+        <w:pStyle w:val="ListParagraph"/>
+        <w:numPr>
+          <w:ilvl w:val="0"/>
+          <w:numId w:val="1"/>
+        </w:numPr>
+        <w:spacing w:after="60"/>
+      </w:pPr>
+      <w:r>
+        <w:rPr>
+          <w:rFonts w:ascii="Tahoma" w:cs="Tahoma" w:eastAsia="Tahoma" w:hAnsi="Tahoma"/>
+          <w:sz w:val="18"/>
+          <w:szCs w:val="18"/>
+        </w:rPr>
+        <w:t xml:space="preserve">ถ้าหอพักยังไม่ได้ตั้ง PromptPay หรือบัญชีธนาคาร จะแนบและส่งสลิปไม่ได้ ทั้งโหมดปกติ โหมดทดลอง และโหมดเจ้าหน้าที่ตรวจ (server ตอบ 400 พร้อมข้อความ) แทนการส่งให้เจ้าหน้าที่ตรวจในรอบ 4</w:t>
+      </w:r>
+    </w:p>
+    <w:p>
+      <w:pPr>
+        <w:pStyle w:val="ListParagraph"/>
+        <w:numPr>
+          <w:ilvl w:val="0"/>
+          <w:numId w:val="1"/>
+        </w:numPr>
+        <w:spacing w:after="60"/>
+      </w:pPr>
+      <w:r>
+        <w:rPr>
+          <w:rFonts w:ascii="Tahoma" w:cs="Tahoma" w:eastAsia="Tahoma" w:hAnsi="Tahoma"/>
+          <w:sz w:val="18"/>
+          <w:szCs w:val="18"/>
+        </w:rPr>
+        <w:t xml:space="preserve">ใช้กับค่าเช่า/ค่าน้ำไฟ, ค่าปรับที่จอดรถ และการรับชำระค่าเช่าพื้นที่ Market (Market ยังรับเงินสดที่เคาน์เตอร์ได้)</w:t>
+      </w:r>
+    </w:p>
+    <w:p>
+      <w:pPr>
+        <w:pStyle w:val="ListParagraph"/>
+        <w:numPr>
+          <w:ilvl w:val="0"/>
+          <w:numId w:val="1"/>
+        </w:numPr>
+        <w:spacing w:after="60"/>
+      </w:pPr>
+      <w:r>
+        <w:rPr>
+          <w:rFonts w:ascii="Tahoma" w:cs="Tahoma" w:eastAsia="Tahoma" w:hAnsi="Tahoma"/>
+          <w:sz w:val="18"/>
+          <w:szCs w:val="18"/>
+        </w:rPr>
+        <w:t xml:space="preserve">API ช่องทางชำระส่ง configured: true/false ให้หน้าเว็บ ฟอร์มจะปิดตัวเลือกวิธีชำระ ไม่แสดงช่องแนบสลิป และปิดปุ่มส่ง</w:t>
+      </w:r>
+    </w:p>
+    <w:p>
+      <w:pPr>
+        <w:pStyle w:val="ListParagraph"/>
+        <w:numPr>
+          <w:ilvl w:val="0"/>
+          <w:numId w:val="1"/>
+        </w:numPr>
+        <w:spacing w:after="60"/>
+      </w:pPr>
+      <w:r>
+        <w:rPr>
+          <w:rFonts w:ascii="Tahoma" w:cs="Tahoma" w:eastAsia="Tahoma" w:hAnsi="Tahoma"/>
+          <w:sz w:val="18"/>
+          <w:szCs w:val="18"/>
+        </w:rPr>
+        <w:t xml:space="preserve">กล่องข้อความ 'ยังไม่ได้ตั้งค่า' ยืดเต็มความสูงของคอลัมน์ทั้งซ้ายและขวา</w:t>
+      </w:r>
+    </w:p>
+    <w:p>
+      <w:pPr>
+        <w:pStyle w:val="ListParagraph"/>
+        <w:numPr>
+          <w:ilvl w:val="0"/>
+          <w:numId w:val="1"/>
+        </w:numPr>
+        <w:spacing w:after="60"/>
+      </w:pPr>
+      <w:r>
+        <w:rPr>
+          <w:rFonts w:ascii="Tahoma" w:cs="Tahoma" w:eastAsia="Tahoma" w:hAnsi="Tahoma"/>
+          <w:sz w:val="18"/>
+          <w:szCs w:val="18"/>
+        </w:rPr>
+        <w:t xml:space="preserve">ปุ่มชำระยอดย้ายห้องไม่หายแล้ว แต่ปิดไว้และขึ้น 'รอตรวจสอบสลิป' ระหว่างรอเจ้าหน้าที่ตรวจ เหมือนปุ่มชำระยอดค้างจุดอื่น</w:t>
+      </w:r>
+    </w:p>
+    <w:p>
+      <w:pPr>
+        <w:pStyle w:val="ListParagraph"/>
+        <w:numPr>
+          <w:ilvl w:val="0"/>
+          <w:numId w:val="1"/>
+        </w:numPr>
+        <w:spacing w:after="60"/>
+      </w:pPr>
+      <w:r>
+        <w:rPr>
+          <w:rFonts w:ascii="Tahoma" w:cs="Tahoma" w:eastAsia="Tahoma" w:hAnsi="Tahoma"/>
+          <w:sz w:val="18"/>
+          <w:szCs w:val="18"/>
+        </w:rPr>
+        <w:t xml:space="preserve">หน้าคู่มือ Market API: แก้กล่องโค้ดตัวอย่างที่มืดอ่านไม่ออก และเพิ่มตัวอย่าง Node.js (axios)</w:t>
+      </w:r>
+    </w:p>
+    <w:p>
+      <w:pPr>
+        <w:pStyle w:val="Heading1"/>
+        <w:spacing w:before="240" w:after="120"/>
+      </w:pPr>
+      <w:r>
+        <w:rPr>
+          <w:rFonts w:ascii="Tahoma" w:cs="Tahoma" w:eastAsia="Tahoma" w:hAnsi="Tahoma"/>
+          <w:b/>
+          <w:bCs/>
+          <w:sz w:val="28"/>
+          <w:szCs w:val="28"/>
+        </w:rPr>
+        <w:t xml:space="preserve">การเปลี่ยนแปลงในรอบ 5</w:t>
+      </w:r>
+    </w:p>
+    <w:p>
+      <w:pPr>
+        <w:pStyle w:val="Heading2"/>
+        <w:keepNext/>
+        <w:spacing w:before="200" w:after="100"/>
+      </w:pPr>
+      <w:r>
+        <w:rPr>
+          <w:rFonts w:ascii="Tahoma" w:cs="Tahoma" w:eastAsia="Tahoma" w:hAnsi="Tahoma"/>
+          <w:b/>
+          <w:bCs/>
+          <w:color w:val="1E7B34"/>
+          <w:sz w:val="24"/>
+          <w:szCs w:val="24"/>
+        </w:rPr>
+        <w:t xml:space="preserve">☑</w:t>
+      </w:r>
+      <w:r>
+        <w:rPr>
+          <w:rFonts w:ascii="Tahoma" w:cs="Tahoma" w:eastAsia="Tahoma" w:hAnsi="Tahoma"/>
+          <w:b/>
+          <w:bCs/>
+          <w:sz w:val="22"/>
+          <w:szCs w:val="22"/>
+        </w:rPr>
+        <w:t xml:space="preserve">  แยก cookie ตาม role</w:t>
+      </w:r>
+      <w:r>
+        <w:rPr>
+          <w:rFonts w:ascii="Tahoma" w:cs="Tahoma" w:eastAsia="Tahoma" w:hAnsi="Tahoma"/>
+          <w:color w:val="1E7B34"/>
+          <w:sz w:val="18"/>
+          <w:szCs w:val="18"/>
+        </w:rPr>
+        <w:t xml:space="preserve">   (ผ่าน 1/1)</w:t>
+      </w:r>
+    </w:p>
+    <w:p>
+      <w:pPr>
+        <w:pStyle w:val="ListParagraph"/>
+        <w:numPr>
+          <w:ilvl w:val="0"/>
+          <w:numId w:val="1"/>
+        </w:numPr>
+        <w:spacing w:after="60"/>
+      </w:pPr>
+      <w:r>
+        <w:rPr>
+          <w:rFonts w:ascii="Tahoma" w:cs="Tahoma" w:eastAsia="Tahoma" w:hAnsi="Tahoma"/>
+          <w:sz w:val="18"/>
+          <w:szCs w:val="18"/>
+        </w:rPr>
+        <w:t xml:space="preserve">ปัญหาเดิม: cookie มีชุดเดียวใช้ร่วมทุกแท็บ พอ login เป็นอีก role ในอีกแท็บ (เช่น Owner ไปตั้งค่า) แท็บเดิมที่ดึงข้อมูล realtime ได้ 403 'ต้องเป็นลูกค้า' หรือ 'ต้องเป็นเจ้าหน้าที่'</w:t>
+      </w:r>
+    </w:p>
+    <w:p>
+      <w:pPr>
+        <w:pStyle w:val="ListParagraph"/>
+        <w:numPr>
+          <w:ilvl w:val="0"/>
+          <w:numId w:val="1"/>
+        </w:numPr>
+        <w:spacing w:after="60"/>
+      </w:pPr>
+      <w:r>
+        <w:rPr>
+          <w:rFonts w:ascii="Tahoma" w:cs="Tahoma" w:eastAsia="Tahoma" w:hAnsi="Tahoma"/>
+          <w:sz w:val="18"/>
+          <w:szCs w:val="18"/>
+        </w:rPr>
+        <w:t xml:space="preserve">แก้เป็น cookie แยกตาม role: auth_token_customer / auth_token_staff / auth_token_admin / auth_token_owner และหน้าเว็บส่ง header X-Auth-Role ตาม role ของแท็บ</w:t>
+      </w:r>
+    </w:p>
+    <w:p>
+      <w:pPr>
+        <w:pStyle w:val="ListParagraph"/>
+        <w:numPr>
+          <w:ilvl w:val="0"/>
+          <w:numId w:val="1"/>
+        </w:numPr>
+        <w:spacing w:after="60"/>
+      </w:pPr>
+      <w:r>
+        <w:rPr>
+          <w:rFonts w:ascii="Tahoma" w:cs="Tahoma" w:eastAsia="Tahoma" w:hAnsi="Tahoma"/>
+          <w:sz w:val="18"/>
+          <w:szCs w:val="18"/>
+        </w:rPr>
+        <w:t xml:space="preserve">server เลือก cookie ตาม header และปฏิเสธ (401) ถ้า role ใน JWT ไม่ตรงกับ cookie ที่ใช้</w:t>
+      </w:r>
+    </w:p>
+    <w:p>
+      <w:pPr>
+        <w:pStyle w:val="ListParagraph"/>
+        <w:numPr>
+          <w:ilvl w:val="0"/>
+          <w:numId w:val="1"/>
+        </w:numPr>
+        <w:spacing w:after="60"/>
+      </w:pPr>
+      <w:r>
+        <w:rPr>
+          <w:rFonts w:ascii="Tahoma" w:cs="Tahoma" w:eastAsia="Tahoma" w:hAnsi="Tahoma"/>
+          <w:sz w:val="18"/>
+          <w:szCs w:val="18"/>
+        </w:rPr>
+        <w:t xml:space="preserve">Logout ล้างเฉพาะ cookie ของ role ที่กดออก แท็บ role อื่นยังใช้งานต่อได้</w:t>
+      </w:r>
+    </w:p>
+    <w:p>
+      <w:pPr>
+        <w:pStyle w:val="ListParagraph"/>
+        <w:numPr>
+          <w:ilvl w:val="0"/>
+          <w:numId w:val="1"/>
+        </w:numPr>
+        <w:spacing w:after="60"/>
+      </w:pPr>
+      <w:r>
+        <w:rPr>
+          <w:rFonts w:ascii="Tahoma" w:cs="Tahoma" w:eastAsia="Tahoma" w:hAnsi="Tahoma"/>
+          <w:sz w:val="18"/>
+          <w:szCs w:val="18"/>
+        </w:rPr>
+        <w:t xml:space="preserve">ข้อจำกัด: บัญชี role เดียวกันสองบัญชีในเบราว์เซอร์เดียว (เช่นผู้เช่า 2 คน) ยังใช้ cookie ร่วมกัน</w:t>
+      </w:r>
+    </w:p>
+    <w:p>
+      <w:pPr>
+        <w:pStyle w:val="ListParagraph"/>
+        <w:numPr>
+          <w:ilvl w:val="0"/>
+          <w:numId w:val="1"/>
+        </w:numPr>
+        <w:spacing w:after="60"/>
+      </w:pPr>
+      <w:r>
+        <w:rPr>
+          <w:rFonts w:ascii="Tahoma" w:cs="Tahoma" w:eastAsia="Tahoma" w:hAnsi="Tahoma"/>
+          <w:sz w:val="18"/>
+          <w:szCs w:val="18"/>
+        </w:rPr>
+        <w:t xml:space="preserve">เพิ่มเทสต์ใน authCookie.db.test.js (เปิดผู้เช่า + Staff พร้อมกัน, cookie ปลอม role) และ smoke test อีก 2 ข้อ</w:t>
+      </w:r>
+    </w:p>
     <w:p>
       <w:pPr>
         <w:pStyle w:val="Heading1"/>
@@ -7525,7 +9859,7 @@
           <w:sz w:val="18"/>
           <w:szCs w:val="18"/>
         </w:rPr>
-        <w:t xml:space="preserve">ถ้าหอพักยังไม่ได้ตั้ง PromptPay หรือบัญชีธนาคาร (และไม่ได้เปิดโหมดทดลอง) ระบบส่งสลิปให้เจ้าหน้าที่ตรวจแทนการตรวจอัตโนมัติ เดิมสลิปถูกปฏิเสธทุกครั้งเพราะไม่มีบัญชีหอพักให้เทียบผู้รับ</w:t>
+        <w:t xml:space="preserve">ถ้าหอพักยังไม่ได้ตั้ง PromptPay หรือบัญชีธนาคาร ระบบส่งสลิปให้เจ้าหน้าที่ตรวจแทน (เปลี่ยนในรอบ 6 เป็นห้ามส่งสลิปแทน)</w:t>
       </w:r>
     </w:p>
     <w:p>
@@ -11627,7 +13961,7 @@
           <w:sz w:val="18"/>
           <w:szCs w:val="18"/>
         </w:rPr>
-        <w:t xml:space="preserve">   (ผ่าน 7/7)</w:t>
+        <w:t xml:space="preserve">   (ผ่าน 9/9)</w:t>
       </w:r>
     </w:p>
     <w:tbl>
@@ -12710,6 +15044,324 @@
                 <w:szCs w:val="18"/>
               </w:rPr>
               <w:t xml:space="preserve">GET /api/staff/rooms</w:t>
+            </w:r>
+          </w:p>
+        </w:tc>
+        <w:tc>
+          <w:tcPr>
+            <w:tcW w:type="dxa" w:w="1000"/>
+            <w:tcBorders>
+              <w:top w:val="single" w:color="BFBFBF" w:sz="4"/>
+              <w:left w:val="single" w:color="BFBFBF" w:sz="4"/>
+              <w:bottom w:val="single" w:color="BFBFBF" w:sz="4"/>
+              <w:right w:val="single" w:color="BFBFBF" w:sz="4"/>
+            </w:tcBorders>
+            <w:tcMar>
+              <w:top w:type="dxa" w:w="50"/>
+              <w:left w:type="dxa" w:w="90"/>
+              <w:bottom w:type="dxa" w:w="50"/>
+              <w:right w:type="dxa" w:w="90"/>
+            </w:tcMar>
+          </w:tcPr>
+          <w:p>
+            <w:pPr>
+              <w:spacing w:before="0" w:after="0"/>
+            </w:pPr>
+            <w:r>
+              <w:rPr>
+                <w:rFonts w:ascii="Tahoma" w:cs="Tahoma" w:eastAsia="Tahoma" w:hAnsi="Tahoma"/>
+                <w:sz w:val="18"/>
+                <w:szCs w:val="18"/>
+              </w:rPr>
+              <w:t xml:space="preserve">200</w:t>
+            </w:r>
+          </w:p>
+        </w:tc>
+        <w:tc>
+          <w:tcPr>
+            <w:tcW w:type="dxa" w:w="1000"/>
+            <w:tcBorders>
+              <w:top w:val="single" w:color="BFBFBF" w:sz="4"/>
+              <w:left w:val="single" w:color="BFBFBF" w:sz="4"/>
+              <w:bottom w:val="single" w:color="BFBFBF" w:sz="4"/>
+              <w:right w:val="single" w:color="BFBFBF" w:sz="4"/>
+            </w:tcBorders>
+            <w:tcMar>
+              <w:top w:type="dxa" w:w="50"/>
+              <w:left w:type="dxa" w:w="90"/>
+              <w:bottom w:type="dxa" w:w="50"/>
+              <w:right w:type="dxa" w:w="90"/>
+            </w:tcMar>
+          </w:tcPr>
+          <w:p>
+            <w:pPr>
+              <w:spacing w:before="0" w:after="0"/>
+            </w:pPr>
+            <w:r>
+              <w:rPr>
+                <w:rFonts w:ascii="Tahoma" w:cs="Tahoma" w:eastAsia="Tahoma" w:hAnsi="Tahoma"/>
+                <w:sz w:val="18"/>
+                <w:szCs w:val="18"/>
+              </w:rPr>
+              <w:t xml:space="preserve">200</w:t>
+            </w:r>
+          </w:p>
+        </w:tc>
+      </w:tr>
+      <w:tr>
+        <w:trPr>
+          <w:cantSplit/>
+        </w:trPr>
+        <w:tc>
+          <w:tcPr>
+            <w:tcW w:type="dxa" w:w="600"/>
+            <w:tcBorders>
+              <w:top w:val="single" w:color="BFBFBF" w:sz="4"/>
+              <w:left w:val="single" w:color="BFBFBF" w:sz="4"/>
+              <w:bottom w:val="single" w:color="BFBFBF" w:sz="4"/>
+              <w:right w:val="single" w:color="BFBFBF" w:sz="4"/>
+            </w:tcBorders>
+            <w:tcMar>
+              <w:top w:type="dxa" w:w="50"/>
+              <w:left w:type="dxa" w:w="90"/>
+              <w:bottom w:type="dxa" w:w="50"/>
+              <w:right w:type="dxa" w:w="90"/>
+            </w:tcMar>
+          </w:tcPr>
+          <w:p>
+            <w:pPr>
+              <w:spacing w:before="0" w:after="0"/>
+              <w:jc w:val="center"/>
+            </w:pPr>
+            <w:r>
+              <w:rPr>
+                <w:rFonts w:ascii="Tahoma" w:cs="Tahoma" w:eastAsia="Tahoma" w:hAnsi="Tahoma"/>
+                <w:b/>
+                <w:bCs/>
+                <w:color w:val="1E7B34"/>
+                <w:sz w:val="24"/>
+                <w:szCs w:val="24"/>
+              </w:rPr>
+              <w:t xml:space="preserve">☑</w:t>
+            </w:r>
+          </w:p>
+        </w:tc>
+        <w:tc>
+          <w:tcPr>
+            <w:tcW w:type="dxa" w:w="3500"/>
+            <w:tcBorders>
+              <w:top w:val="single" w:color="BFBFBF" w:sz="4"/>
+              <w:left w:val="single" w:color="BFBFBF" w:sz="4"/>
+              <w:bottom w:val="single" w:color="BFBFBF" w:sz="4"/>
+              <w:right w:val="single" w:color="BFBFBF" w:sz="4"/>
+            </w:tcBorders>
+            <w:tcMar>
+              <w:top w:type="dxa" w:w="50"/>
+              <w:left w:type="dxa" w:w="90"/>
+              <w:bottom w:type="dxa" w:w="50"/>
+              <w:right w:type="dxa" w:w="90"/>
+            </w:tcMar>
+          </w:tcPr>
+          <w:p>
+            <w:pPr>
+              <w:spacing w:before="0" w:after="0"/>
+            </w:pPr>
+            <w:r>
+              <w:rPr>
+                <w:rFonts w:ascii="Tahoma" w:cs="Tahoma" w:eastAsia="Tahoma" w:hAnsi="Tahoma"/>
+                <w:sz w:val="18"/>
+                <w:szCs w:val="18"/>
+              </w:rPr>
+              <w:t xml:space="preserve">เปิดหลาย role พร้อมกัน: cookie ผู้เช่า + Staff ในเบราว์เซอร์เดียว แท็บ Staff ยังใช้ได้</w:t>
+            </w:r>
+          </w:p>
+        </w:tc>
+        <w:tc>
+          <w:tcPr>
+            <w:tcW w:type="dxa" w:w="3538"/>
+            <w:tcBorders>
+              <w:top w:val="single" w:color="BFBFBF" w:sz="4"/>
+              <w:left w:val="single" w:color="BFBFBF" w:sz="4"/>
+              <w:bottom w:val="single" w:color="BFBFBF" w:sz="4"/>
+              <w:right w:val="single" w:color="BFBFBF" w:sz="4"/>
+            </w:tcBorders>
+            <w:tcMar>
+              <w:top w:type="dxa" w:w="50"/>
+              <w:left w:type="dxa" w:w="90"/>
+              <w:bottom w:type="dxa" w:w="50"/>
+              <w:right w:type="dxa" w:w="90"/>
+            </w:tcMar>
+          </w:tcPr>
+          <w:p>
+            <w:pPr>
+              <w:spacing w:before="0" w:after="0"/>
+            </w:pPr>
+            <w:r>
+              <w:rPr>
+                <w:rFonts w:ascii="Tahoma" w:cs="Tahoma" w:eastAsia="Tahoma" w:hAnsi="Tahoma"/>
+                <w:sz w:val="18"/>
+                <w:szCs w:val="18"/>
+              </w:rPr>
+              <w:t xml:space="preserve">GET /api/staff/rooms</w:t>
+            </w:r>
+          </w:p>
+        </w:tc>
+        <w:tc>
+          <w:tcPr>
+            <w:tcW w:type="dxa" w:w="1000"/>
+            <w:tcBorders>
+              <w:top w:val="single" w:color="BFBFBF" w:sz="4"/>
+              <w:left w:val="single" w:color="BFBFBF" w:sz="4"/>
+              <w:bottom w:val="single" w:color="BFBFBF" w:sz="4"/>
+              <w:right w:val="single" w:color="BFBFBF" w:sz="4"/>
+            </w:tcBorders>
+            <w:tcMar>
+              <w:top w:type="dxa" w:w="50"/>
+              <w:left w:type="dxa" w:w="90"/>
+              <w:bottom w:type="dxa" w:w="50"/>
+              <w:right w:type="dxa" w:w="90"/>
+            </w:tcMar>
+          </w:tcPr>
+          <w:p>
+            <w:pPr>
+              <w:spacing w:before="0" w:after="0"/>
+            </w:pPr>
+            <w:r>
+              <w:rPr>
+                <w:rFonts w:ascii="Tahoma" w:cs="Tahoma" w:eastAsia="Tahoma" w:hAnsi="Tahoma"/>
+                <w:sz w:val="18"/>
+                <w:szCs w:val="18"/>
+              </w:rPr>
+              <w:t xml:space="preserve">200</w:t>
+            </w:r>
+          </w:p>
+        </w:tc>
+        <w:tc>
+          <w:tcPr>
+            <w:tcW w:type="dxa" w:w="1000"/>
+            <w:tcBorders>
+              <w:top w:val="single" w:color="BFBFBF" w:sz="4"/>
+              <w:left w:val="single" w:color="BFBFBF" w:sz="4"/>
+              <w:bottom w:val="single" w:color="BFBFBF" w:sz="4"/>
+              <w:right w:val="single" w:color="BFBFBF" w:sz="4"/>
+            </w:tcBorders>
+            <w:tcMar>
+              <w:top w:type="dxa" w:w="50"/>
+              <w:left w:type="dxa" w:w="90"/>
+              <w:bottom w:type="dxa" w:w="50"/>
+              <w:right w:type="dxa" w:w="90"/>
+            </w:tcMar>
+          </w:tcPr>
+          <w:p>
+            <w:pPr>
+              <w:spacing w:before="0" w:after="0"/>
+            </w:pPr>
+            <w:r>
+              <w:rPr>
+                <w:rFonts w:ascii="Tahoma" w:cs="Tahoma" w:eastAsia="Tahoma" w:hAnsi="Tahoma"/>
+                <w:sz w:val="18"/>
+                <w:szCs w:val="18"/>
+              </w:rPr>
+              <w:t xml:space="preserve">200</w:t>
+            </w:r>
+          </w:p>
+        </w:tc>
+      </w:tr>
+      <w:tr>
+        <w:trPr>
+          <w:cantSplit/>
+        </w:trPr>
+        <w:tc>
+          <w:tcPr>
+            <w:tcW w:type="dxa" w:w="600"/>
+            <w:tcBorders>
+              <w:top w:val="single" w:color="BFBFBF" w:sz="4"/>
+              <w:left w:val="single" w:color="BFBFBF" w:sz="4"/>
+              <w:bottom w:val="single" w:color="BFBFBF" w:sz="4"/>
+              <w:right w:val="single" w:color="BFBFBF" w:sz="4"/>
+            </w:tcBorders>
+            <w:tcMar>
+              <w:top w:type="dxa" w:w="50"/>
+              <w:left w:type="dxa" w:w="90"/>
+              <w:bottom w:type="dxa" w:w="50"/>
+              <w:right w:type="dxa" w:w="90"/>
+            </w:tcMar>
+          </w:tcPr>
+          <w:p>
+            <w:pPr>
+              <w:spacing w:before="0" w:after="0"/>
+              <w:jc w:val="center"/>
+            </w:pPr>
+            <w:r>
+              <w:rPr>
+                <w:rFonts w:ascii="Tahoma" w:cs="Tahoma" w:eastAsia="Tahoma" w:hAnsi="Tahoma"/>
+                <w:b/>
+                <w:bCs/>
+                <w:color w:val="1E7B34"/>
+                <w:sz w:val="24"/>
+                <w:szCs w:val="24"/>
+              </w:rPr>
+              <w:t xml:space="preserve">☑</w:t>
+            </w:r>
+          </w:p>
+        </w:tc>
+        <w:tc>
+          <w:tcPr>
+            <w:tcW w:type="dxa" w:w="3500"/>
+            <w:tcBorders>
+              <w:top w:val="single" w:color="BFBFBF" w:sz="4"/>
+              <w:left w:val="single" w:color="BFBFBF" w:sz="4"/>
+              <w:bottom w:val="single" w:color="BFBFBF" w:sz="4"/>
+              <w:right w:val="single" w:color="BFBFBF" w:sz="4"/>
+            </w:tcBorders>
+            <w:tcMar>
+              <w:top w:type="dxa" w:w="50"/>
+              <w:left w:type="dxa" w:w="90"/>
+              <w:bottom w:type="dxa" w:w="50"/>
+              <w:right w:type="dxa" w:w="90"/>
+            </w:tcMar>
+          </w:tcPr>
+          <w:p>
+            <w:pPr>
+              <w:spacing w:before="0" w:after="0"/>
+            </w:pPr>
+            <w:r>
+              <w:rPr>
+                <w:rFonts w:ascii="Tahoma" w:cs="Tahoma" w:eastAsia="Tahoma" w:hAnsi="Tahoma"/>
+                <w:sz w:val="18"/>
+                <w:szCs w:val="18"/>
+              </w:rPr>
+              <w:t xml:space="preserve">เปิดหลาย role พร้อมกัน: แท็บผู้เช่ายังใช้ได้</w:t>
+            </w:r>
+          </w:p>
+        </w:tc>
+        <w:tc>
+          <w:tcPr>
+            <w:tcW w:type="dxa" w:w="3538"/>
+            <w:tcBorders>
+              <w:top w:val="single" w:color="BFBFBF" w:sz="4"/>
+              <w:left w:val="single" w:color="BFBFBF" w:sz="4"/>
+              <w:bottom w:val="single" w:color="BFBFBF" w:sz="4"/>
+              <w:right w:val="single" w:color="BFBFBF" w:sz="4"/>
+            </w:tcBorders>
+            <w:tcMar>
+              <w:top w:type="dxa" w:w="50"/>
+              <w:left w:type="dxa" w:w="90"/>
+              <w:bottom w:type="dxa" w:w="50"/>
+              <w:right w:type="dxa" w:w="90"/>
+            </w:tcMar>
+          </w:tcPr>
+          <w:p>
+            <w:pPr>
+              <w:spacing w:before="0" w:after="0"/>
+            </w:pPr>
+            <w:r>
+              <w:rPr>
+                <w:rFonts w:ascii="Tahoma" w:cs="Tahoma" w:eastAsia="Tahoma" w:hAnsi="Tahoma"/>
+                <w:sz w:val="18"/>
+                <w:szCs w:val="18"/>
+              </w:rPr>
+              <w:t xml:space="preserve">GET /api/customer/me</w:t>
             </w:r>
           </w:p>
         </w:tc>
@@ -21958,7 +24610,7 @@
                 <w:sz w:val="18"/>
                 <w:szCs w:val="18"/>
               </w:rPr>
-              <w:t xml:space="preserve">GET /api/admin/customers/380</w:t>
+              <w:t xml:space="preserve">GET /api/admin/customers/452</w:t>
             </w:r>
           </w:p>
         </w:tc>
@@ -28660,7 +31312,7 @@
           <w:sz w:val="18"/>
           <w:szCs w:val="18"/>
         </w:rPr>
-        <w:t xml:space="preserve">   (ผ่าน 6/6)</w:t>
+        <w:t xml:space="preserve">   (ผ่าน 8/8)</w:t>
       </w:r>
     </w:p>
     <w:p>
@@ -28829,7 +31481,7 @@
                 <w:sz w:val="18"/>
                 <w:szCs w:val="18"/>
               </w:rPr>
-              <w:t xml:space="preserve">login puts the JWT in an HttpOnly cookie and not in the response body</w:t>
+              <w:t xml:space="preserve">login puts the JWT in an HttpOnly cookie named after the role and not in the response body</w:t>
             </w:r>
           </w:p>
         </w:tc>
@@ -28967,7 +31619,7 @@
                 <w:sz w:val="18"/>
                 <w:szCs w:val="18"/>
               </w:rPr>
-              <w:t xml:space="preserve">requests without the cookie or a token are rejected</w:t>
+              <w:t xml:space="preserve">a tenant can log in in another tab without kicking out the staff tab</w:t>
             </w:r>
           </w:p>
         </w:tc>
@@ -29036,7 +31688,7 @@
                 <w:sz w:val="18"/>
                 <w:szCs w:val="18"/>
               </w:rPr>
-              <w:t xml:space="preserve">cookie-authenticated writes need the X-Requested-With header</w:t>
+              <w:t xml:space="preserve">requests without the cookie or a token are rejected</w:t>
             </w:r>
           </w:p>
         </w:tc>
@@ -29105,7 +31757,7 @@
                 <w:sz w:val="18"/>
                 <w:szCs w:val="18"/>
               </w:rPr>
-              <w:t xml:space="preserve">market service forwards the cookie session to the auth service</w:t>
+              <w:t xml:space="preserve">a cookie whose JWT belongs to another role is refused</w:t>
             </w:r>
           </w:p>
         </w:tc>
@@ -29174,7 +31826,145 @@
                 <w:sz w:val="18"/>
                 <w:szCs w:val="18"/>
               </w:rPr>
-              <w:t xml:space="preserve">logout clears the cookie</w:t>
+              <w:t xml:space="preserve">cookie-authenticated writes need the X-Requested-With header</w:t>
+            </w:r>
+          </w:p>
+        </w:tc>
+      </w:tr>
+      <w:tr>
+        <w:trPr>
+          <w:cantSplit/>
+        </w:trPr>
+        <w:tc>
+          <w:tcPr>
+            <w:tcW w:type="dxa" w:w="600"/>
+            <w:tcBorders>
+              <w:top w:val="single" w:color="BFBFBF" w:sz="4"/>
+              <w:left w:val="single" w:color="BFBFBF" w:sz="4"/>
+              <w:bottom w:val="single" w:color="BFBFBF" w:sz="4"/>
+              <w:right w:val="single" w:color="BFBFBF" w:sz="4"/>
+            </w:tcBorders>
+            <w:tcMar>
+              <w:top w:type="dxa" w:w="50"/>
+              <w:left w:type="dxa" w:w="90"/>
+              <w:bottom w:type="dxa" w:w="50"/>
+              <w:right w:type="dxa" w:w="90"/>
+            </w:tcMar>
+          </w:tcPr>
+          <w:p>
+            <w:pPr>
+              <w:spacing w:before="0" w:after="0"/>
+              <w:jc w:val="center"/>
+            </w:pPr>
+            <w:r>
+              <w:rPr>
+                <w:rFonts w:ascii="Tahoma" w:cs="Tahoma" w:eastAsia="Tahoma" w:hAnsi="Tahoma"/>
+                <w:b/>
+                <w:bCs/>
+                <w:color w:val="1E7B34"/>
+                <w:sz w:val="24"/>
+                <w:szCs w:val="24"/>
+              </w:rPr>
+              <w:t xml:space="preserve">☑</w:t>
+            </w:r>
+          </w:p>
+        </w:tc>
+        <w:tc>
+          <w:tcPr>
+            <w:tcW w:type="dxa" w:w="9038"/>
+            <w:tcBorders>
+              <w:top w:val="single" w:color="BFBFBF" w:sz="4"/>
+              <w:left w:val="single" w:color="BFBFBF" w:sz="4"/>
+              <w:bottom w:val="single" w:color="BFBFBF" w:sz="4"/>
+              <w:right w:val="single" w:color="BFBFBF" w:sz="4"/>
+            </w:tcBorders>
+            <w:tcMar>
+              <w:top w:type="dxa" w:w="50"/>
+              <w:left w:type="dxa" w:w="90"/>
+              <w:bottom w:type="dxa" w:w="50"/>
+              <w:right w:type="dxa" w:w="90"/>
+            </w:tcMar>
+          </w:tcPr>
+          <w:p>
+            <w:pPr>
+              <w:spacing w:before="0" w:after="0"/>
+            </w:pPr>
+            <w:r>
+              <w:rPr>
+                <w:rFonts w:ascii="Tahoma" w:cs="Tahoma" w:eastAsia="Tahoma" w:hAnsi="Tahoma"/>
+                <w:sz w:val="18"/>
+                <w:szCs w:val="18"/>
+              </w:rPr>
+              <w:t xml:space="preserve">market service forwards the cookie session to the auth service</w:t>
+            </w:r>
+          </w:p>
+        </w:tc>
+      </w:tr>
+      <w:tr>
+        <w:trPr>
+          <w:cantSplit/>
+        </w:trPr>
+        <w:tc>
+          <w:tcPr>
+            <w:tcW w:type="dxa" w:w="600"/>
+            <w:tcBorders>
+              <w:top w:val="single" w:color="BFBFBF" w:sz="4"/>
+              <w:left w:val="single" w:color="BFBFBF" w:sz="4"/>
+              <w:bottom w:val="single" w:color="BFBFBF" w:sz="4"/>
+              <w:right w:val="single" w:color="BFBFBF" w:sz="4"/>
+            </w:tcBorders>
+            <w:tcMar>
+              <w:top w:type="dxa" w:w="50"/>
+              <w:left w:type="dxa" w:w="90"/>
+              <w:bottom w:type="dxa" w:w="50"/>
+              <w:right w:type="dxa" w:w="90"/>
+            </w:tcMar>
+          </w:tcPr>
+          <w:p>
+            <w:pPr>
+              <w:spacing w:before="0" w:after="0"/>
+              <w:jc w:val="center"/>
+            </w:pPr>
+            <w:r>
+              <w:rPr>
+                <w:rFonts w:ascii="Tahoma" w:cs="Tahoma" w:eastAsia="Tahoma" w:hAnsi="Tahoma"/>
+                <w:b/>
+                <w:bCs/>
+                <w:color w:val="1E7B34"/>
+                <w:sz w:val="24"/>
+                <w:szCs w:val="24"/>
+              </w:rPr>
+              <w:t xml:space="preserve">☑</w:t>
+            </w:r>
+          </w:p>
+        </w:tc>
+        <w:tc>
+          <w:tcPr>
+            <w:tcW w:type="dxa" w:w="9038"/>
+            <w:tcBorders>
+              <w:top w:val="single" w:color="BFBFBF" w:sz="4"/>
+              <w:left w:val="single" w:color="BFBFBF" w:sz="4"/>
+              <w:bottom w:val="single" w:color="BFBFBF" w:sz="4"/>
+              <w:right w:val="single" w:color="BFBFBF" w:sz="4"/>
+            </w:tcBorders>
+            <w:tcMar>
+              <w:top w:type="dxa" w:w="50"/>
+              <w:left w:type="dxa" w:w="90"/>
+              <w:bottom w:type="dxa" w:w="50"/>
+              <w:right w:type="dxa" w:w="90"/>
+            </w:tcMar>
+          </w:tcPr>
+          <w:p>
+            <w:pPr>
+              <w:spacing w:before="0" w:after="0"/>
+            </w:pPr>
+            <w:r>
+              <w:rPr>
+                <w:rFonts w:ascii="Tahoma" w:cs="Tahoma" w:eastAsia="Tahoma" w:hAnsi="Tahoma"/>
+                <w:sz w:val="18"/>
+                <w:szCs w:val="18"/>
+              </w:rPr>
+              <w:t xml:space="preserve">logout clears only the cookie of the role that logged out</w:t>
             </w:r>
           </w:p>
         </w:tc>
@@ -32527,7 +35317,7 @@
           <w:sz w:val="22"/>
           <w:szCs w:val="22"/>
         </w:rPr>
-        <w:t xml:space="preserve">  ระบบชำระเงิน – ยังไม่ได้ตั้งช่องทางชำระ (ใหม่)</w:t>
+        <w:t xml:space="preserve">  ระบบชำระเงิน – ยังไม่ได้ตั้งช่องทางรับโอน</w:t>
       </w:r>
       <w:r>
         <w:rPr>
@@ -32536,7 +35326,7 @@
           <w:sz w:val="18"/>
           <w:szCs w:val="18"/>
         </w:rPr>
-        <w:t xml:space="preserve">   (ผ่าน 5/5)</w:t>
+        <w:t xml:space="preserve">   (ผ่าน 7/7)</w:t>
       </w:r>
     </w:p>
     <w:p>
@@ -32705,7 +35495,7 @@
                 <w:sz w:val="18"/>
                 <w:szCs w:val="18"/>
               </w:rPr>
-              <w:t xml:space="preserve">slips go to staff review when the dorm has no PromptPay or bank account</w:t>
+              <w:t xml:space="preserve">payment channels count as configured only with a PromptPay id or bank account</w:t>
             </w:r>
           </w:p>
         </w:tc>
@@ -32774,7 +35564,7 @@
                 <w:sz w:val="18"/>
                 <w:szCs w:val="18"/>
               </w:rPr>
-              <w:t xml:space="preserve">unconfigured payment channels report manual review to the tenant</w:t>
+              <w:t xml:space="preserve">the tenant is told the dorm has no transfer channel yet</w:t>
             </w:r>
           </w:p>
         </w:tc>
@@ -32843,7 +35633,7 @@
                 <w:sz w:val="18"/>
                 <w:szCs w:val="18"/>
               </w:rPr>
-              <w:t xml:space="preserve">tenant can send a slip without configured channels and it waits for staff review</w:t>
+              <w:t xml:space="preserve">a slip is refused when no transfer channel is configured</w:t>
             </w:r>
           </w:p>
         </w:tc>
@@ -32912,7 +35702,7 @@
                 <w:sz w:val="18"/>
                 <w:szCs w:val="18"/>
               </w:rPr>
-              <w:t xml:space="preserve">a second slip is refused while the first one is under review</w:t>
+              <w:t xml:space="preserve">test mode also refuses slips until a real transfer channel is configured</w:t>
             </w:r>
           </w:p>
         </w:tc>
@@ -32981,7 +35771,145 @@
                 <w:sz w:val="18"/>
                 <w:szCs w:val="18"/>
               </w:rPr>
-              <w:t xml:space="preserve">staff slip history switches to manual review mode</w:t>
+              <w:t xml:space="preserve">manual review mode also refuses slips without a transfer channel</w:t>
+            </w:r>
+          </w:p>
+        </w:tc>
+      </w:tr>
+      <w:tr>
+        <w:trPr>
+          <w:cantSplit/>
+        </w:trPr>
+        <w:tc>
+          <w:tcPr>
+            <w:tcW w:type="dxa" w:w="600"/>
+            <w:tcBorders>
+              <w:top w:val="single" w:color="BFBFBF" w:sz="4"/>
+              <w:left w:val="single" w:color="BFBFBF" w:sz="4"/>
+              <w:bottom w:val="single" w:color="BFBFBF" w:sz="4"/>
+              <w:right w:val="single" w:color="BFBFBF" w:sz="4"/>
+            </w:tcBorders>
+            <w:tcMar>
+              <w:top w:type="dxa" w:w="50"/>
+              <w:left w:type="dxa" w:w="90"/>
+              <w:bottom w:type="dxa" w:w="50"/>
+              <w:right w:type="dxa" w:w="90"/>
+            </w:tcMar>
+          </w:tcPr>
+          <w:p>
+            <w:pPr>
+              <w:spacing w:before="0" w:after="0"/>
+              <w:jc w:val="center"/>
+            </w:pPr>
+            <w:r>
+              <w:rPr>
+                <w:rFonts w:ascii="Tahoma" w:cs="Tahoma" w:eastAsia="Tahoma" w:hAnsi="Tahoma"/>
+                <w:b/>
+                <w:bCs/>
+                <w:color w:val="1E7B34"/>
+                <w:sz w:val="24"/>
+                <w:szCs w:val="24"/>
+              </w:rPr>
+              <w:t xml:space="preserve">☑</w:t>
+            </w:r>
+          </w:p>
+        </w:tc>
+        <w:tc>
+          <w:tcPr>
+            <w:tcW w:type="dxa" w:w="9038"/>
+            <w:tcBorders>
+              <w:top w:val="single" w:color="BFBFBF" w:sz="4"/>
+              <w:left w:val="single" w:color="BFBFBF" w:sz="4"/>
+              <w:bottom w:val="single" w:color="BFBFBF" w:sz="4"/>
+              <w:right w:val="single" w:color="BFBFBF" w:sz="4"/>
+            </w:tcBorders>
+            <w:tcMar>
+              <w:top w:type="dxa" w:w="50"/>
+              <w:left w:type="dxa" w:w="90"/>
+              <w:bottom w:type="dxa" w:w="50"/>
+              <w:right w:type="dxa" w:w="90"/>
+            </w:tcMar>
+          </w:tcPr>
+          <w:p>
+            <w:pPr>
+              <w:spacing w:before="0" w:after="0"/>
+            </w:pPr>
+            <w:r>
+              <w:rPr>
+                <w:rFonts w:ascii="Tahoma" w:cs="Tahoma" w:eastAsia="Tahoma" w:hAnsi="Tahoma"/>
+                <w:sz w:val="18"/>
+                <w:szCs w:val="18"/>
+              </w:rPr>
+              <w:t xml:space="preserve">once a PromptPay id is set the slip goes through and further slips wait for review</w:t>
+            </w:r>
+          </w:p>
+        </w:tc>
+      </w:tr>
+      <w:tr>
+        <w:trPr>
+          <w:cantSplit/>
+        </w:trPr>
+        <w:tc>
+          <w:tcPr>
+            <w:tcW w:type="dxa" w:w="600"/>
+            <w:tcBorders>
+              <w:top w:val="single" w:color="BFBFBF" w:sz="4"/>
+              <w:left w:val="single" w:color="BFBFBF" w:sz="4"/>
+              <w:bottom w:val="single" w:color="BFBFBF" w:sz="4"/>
+              <w:right w:val="single" w:color="BFBFBF" w:sz="4"/>
+            </w:tcBorders>
+            <w:tcMar>
+              <w:top w:type="dxa" w:w="50"/>
+              <w:left w:type="dxa" w:w="90"/>
+              <w:bottom w:type="dxa" w:w="50"/>
+              <w:right w:type="dxa" w:w="90"/>
+            </w:tcMar>
+          </w:tcPr>
+          <w:p>
+            <w:pPr>
+              <w:spacing w:before="0" w:after="0"/>
+              <w:jc w:val="center"/>
+            </w:pPr>
+            <w:r>
+              <w:rPr>
+                <w:rFonts w:ascii="Tahoma" w:cs="Tahoma" w:eastAsia="Tahoma" w:hAnsi="Tahoma"/>
+                <w:b/>
+                <w:bCs/>
+                <w:color w:val="1E7B34"/>
+                <w:sz w:val="24"/>
+                <w:szCs w:val="24"/>
+              </w:rPr>
+              <w:t xml:space="preserve">☑</w:t>
+            </w:r>
+          </w:p>
+        </w:tc>
+        <w:tc>
+          <w:tcPr>
+            <w:tcW w:type="dxa" w:w="9038"/>
+            <w:tcBorders>
+              <w:top w:val="single" w:color="BFBFBF" w:sz="4"/>
+              <w:left w:val="single" w:color="BFBFBF" w:sz="4"/>
+              <w:bottom w:val="single" w:color="BFBFBF" w:sz="4"/>
+              <w:right w:val="single" w:color="BFBFBF" w:sz="4"/>
+            </w:tcBorders>
+            <w:tcMar>
+              <w:top w:type="dxa" w:w="50"/>
+              <w:left w:type="dxa" w:w="90"/>
+              <w:bottom w:type="dxa" w:w="50"/>
+              <w:right w:type="dxa" w:w="90"/>
+            </w:tcMar>
+          </w:tcPr>
+          <w:p>
+            <w:pPr>
+              <w:spacing w:before="0" w:after="0"/>
+            </w:pPr>
+            <w:r>
+              <w:rPr>
+                <w:rFonts w:ascii="Tahoma" w:cs="Tahoma" w:eastAsia="Tahoma" w:hAnsi="Tahoma"/>
+                <w:sz w:val="18"/>
+                <w:szCs w:val="18"/>
+              </w:rPr>
+              <w:t xml:space="preserve">parking fine and market channels report the same configured flag</w:t>
             </w:r>
           </w:p>
         </w:tc>
@@ -40563,7 +43491,7 @@
           <w:sz w:val="18"/>
           <w:szCs w:val="18"/>
         </w:rPr>
-        <w:t xml:space="preserve">Cookie ใช้ร่วมกันทุกแท็บของเบราว์เซอร์ ถ้าเปิด 2 แท็บแล้ว login คนละบัญชี แท็บที่ login ก่อนจะใช้บัญชีล่าสุด (ต่างจากเดิมที่ token แยกต่อแท็บ)</w:t>
+        <w:t xml:space="preserve">Cookie แยกตาม role แล้ว (รอบ 5) เปิดคนละ role คนละแท็บได้ แต่บัญชี role เดียวกันสองบัญชีในเบราว์เซอร์เดียวยังใช้ cookie ร่วมกัน</w:t>
       </w:r>
     </w:p>
     <w:p>
